--- a/delivery-docs/02_后端标准API接口参考手册.docx
+++ b/delivery-docs/02_后端标准API接口参考手册.docx
@@ -7456,37 +7456,19 @@
     </w:p>
     <w:bookmarkEnd w:id="39"/>
     <w:bookmarkEnd w:id="40"/>
-    <w:bookmarkStart w:id="42" w:name="storage-文件存储阶段②-接入-r2-后启用"/>
+    <w:bookmarkStart w:id="44" w:name="storage-cloudflare-r2-文件存储已上线"/>
     <w:p>
       <w:pPr>
         <w:pStyle w:val="Heading1"/>
       </w:pPr>
       <w:r>
-        <w:t xml:space="preserve">9. Storage · </w:t>
-      </w:r>
-      <w:r>
-        <w:rPr>
-          <w:rFonts w:hint="eastAsia"/>
-        </w:rPr>
-        <w:t xml:space="preserve">文件存储(阶段②</w:t>
-      </w:r>
-      <w:r>
-        <w:t xml:space="preserve"> </w:t>
-      </w:r>
-      <w:r>
-        <w:rPr>
-          <w:rFonts w:hint="eastAsia"/>
-        </w:rPr>
-        <w:t xml:space="preserve">接入</w:t>
-      </w:r>
-      <w:r>
-        <w:t xml:space="preserve"> R2 </w:t>
-      </w:r>
-      <w:r>
-        <w:rPr>
-          <w:rFonts w:hint="eastAsia"/>
-        </w:rPr>
-        <w:t xml:space="preserve">后启用)</w:t>
+        <w:t xml:space="preserve">9. Storage · Cloudflare R2 </w:t>
+      </w:r>
+      <w:r>
+        <w:rPr>
+          <w:rFonts w:hint="eastAsia"/>
+        </w:rPr>
+        <w:t xml:space="preserve">文件存储(已上线)</w:t>
       </w:r>
     </w:p>
     <w:bookmarkStart w:id="41" w:name="post-apistoragepresigned-url"/>
@@ -7506,16 +7488,24 @@
         <w:rPr>
           <w:rFonts w:hint="eastAsia"/>
         </w:rPr>
-        <w:t xml:space="preserve">状态:阶段②</w:t>
-      </w:r>
-      <w:r>
-        <w:t xml:space="preserve"> </w:t>
-      </w:r>
-      <w:r>
-        <w:rPr>
-          <w:rFonts w:hint="eastAsia"/>
-        </w:rPr>
-        <w:t xml:space="preserve">待启用。代码骨架已在</w:t>
+        <w:t xml:space="preserve">状态:</w:t>
+      </w:r>
+      <w:r>
+        <w:rPr>
+          <w:rFonts w:hint="eastAsia"/>
+          <w:b/>
+          <w:bCs/>
+        </w:rPr>
+        <w:t xml:space="preserve">已上线</w:t>
+      </w:r>
+      <w:r>
+        <w:t xml:space="preserve">。Backend </w:t>
+      </w:r>
+      <w:r>
+        <w:rPr>
+          <w:rFonts w:hint="eastAsia"/>
+        </w:rPr>
+        <w:t xml:space="preserve">启动时若</w:t>
       </w:r>
       <w:r>
         <w:t xml:space="preserve"> </w:t>
@@ -7524,13 +7514,40 @@
         <w:rPr>
           <w:rStyle w:val="VerbatimChar"/>
         </w:rPr>
-        <w:t xml:space="preserve">server/src/routes/storage.js</w:t>
-      </w:r>
-      <w:r>
-        <w:rPr>
-          <w:rFonts w:hint="eastAsia"/>
-        </w:rPr>
-        <w:t xml:space="preserve">(预留)。</w:t>
+        <w:t xml:space="preserve">R2_*</w:t>
+      </w:r>
+      <w:r>
+        <w:t xml:space="preserve"> </w:t>
+      </w:r>
+      <w:r>
+        <w:rPr>
+          <w:rFonts w:hint="eastAsia"/>
+        </w:rPr>
+        <w:t xml:space="preserve">环境变量齐全则自动激活</w:t>
+      </w:r>
+      <w:r>
+        <w:t xml:space="preserve"> r2 </w:t>
+      </w:r>
+      <w:r>
+        <w:rPr>
+          <w:rFonts w:hint="eastAsia"/>
+        </w:rPr>
+        <w:t xml:space="preserve">plugin,否则该路由返回</w:t>
+      </w:r>
+      <w:r>
+        <w:t xml:space="preserve"> 503</w:t>
+      </w:r>
+      <w:r>
+        <w:t xml:space="preserve"> </w:t>
+      </w:r>
+      <w:r>
+        <w:rPr>
+          <w:rStyle w:val="VerbatimChar"/>
+        </w:rPr>
+        <w:t xml:space="preserve">r2_not_configured</w:t>
+      </w:r>
+      <w:r>
+        <w:t xml:space="preserve">。</w:t>
       </w:r>
     </w:p>
     <w:p>
@@ -7859,23 +7876,13 @@
       </w:r>
     </w:p>
     <w:bookmarkEnd w:id="41"/>
-    <w:bookmarkEnd w:id="42"/>
-    <w:bookmarkStart w:id="44" w:name="health-readiness"/>
+    <w:bookmarkStart w:id="42" w:name="post-apistorageconfirm"/>
     <w:p>
       <w:pPr>
-        <w:pStyle w:val="Heading1"/>
-      </w:pPr>
-      <w:r>
-        <w:t xml:space="preserve">10. Health &amp; Readiness</w:t>
-      </w:r>
-    </w:p>
-    <w:bookmarkStart w:id="43" w:name="get-apihealth"/>
-    <w:p>
-      <w:pPr>
         <w:pStyle w:val="Heading2"/>
       </w:pPr>
       <w:r>
-        <w:t xml:space="preserve">10.1 GET /api/health</w:t>
+        <w:t xml:space="preserve">9.2 POST /api/storage/confirm</w:t>
       </w:r>
     </w:p>
     <w:p>
@@ -7886,132 +7893,88 @@
         <w:rPr>
           <w:rFonts w:hint="eastAsia"/>
         </w:rPr>
-        <w:t xml:space="preserve">无鉴权,返回:</w:t>
+        <w:t xml:space="preserve">确认</w:t>
+      </w:r>
+      <w:r>
+        <w:t xml:space="preserve"> R2 </w:t>
+      </w:r>
+      <w:r>
+        <w:rPr>
+          <w:rFonts w:hint="eastAsia"/>
+        </w:rPr>
+        <w:t xml:space="preserve">已收到文件,可选返回公网</w:t>
+      </w:r>
+      <w:r>
+        <w:t xml:space="preserve"> URL。</w:t>
       </w:r>
     </w:p>
     <w:p>
       <w:pPr>
-        <w:pStyle w:val="SourceCode"/>
-      </w:pPr>
-      <w:r>
-        <w:rPr>
-          <w:rStyle w:val="FunctionTok"/>
-        </w:rPr>
-        <w:t xml:space="preserve">{</w:t>
-      </w:r>
-      <w:r>
-        <w:rPr>
-          <w:rStyle w:val="NormalTok"/>
-        </w:rPr>
-        <w:t xml:space="preserve"> </w:t>
-      </w:r>
-      <w:r>
-        <w:rPr>
-          <w:rStyle w:val="DataTypeTok"/>
-        </w:rPr>
-        <w:t xml:space="preserve">"status"</w:t>
-      </w:r>
-      <w:r>
-        <w:rPr>
-          <w:rStyle w:val="FunctionTok"/>
-        </w:rPr>
-        <w:t xml:space="preserve">:</w:t>
-      </w:r>
-      <w:r>
-        <w:rPr>
-          <w:rStyle w:val="NormalTok"/>
-        </w:rPr>
-        <w:t xml:space="preserve"> </w:t>
-      </w:r>
-      <w:r>
-        <w:rPr>
-          <w:rStyle w:val="StringTok"/>
-        </w:rPr>
-        <w:t xml:space="preserve">"ok"</w:t>
-      </w:r>
-      <w:r>
-        <w:rPr>
-          <w:rStyle w:val="FunctionTok"/>
-        </w:rPr>
-        <w:t xml:space="preserve">,</w:t>
-      </w:r>
-      <w:r>
-        <w:rPr>
-          <w:rStyle w:val="NormalTok"/>
-        </w:rPr>
-        <w:t xml:space="preserve"> </w:t>
-      </w:r>
-      <w:r>
-        <w:rPr>
-          <w:rStyle w:val="DataTypeTok"/>
-        </w:rPr>
-        <w:t xml:space="preserve">"service"</w:t>
-      </w:r>
-      <w:r>
-        <w:rPr>
-          <w:rStyle w:val="FunctionTok"/>
-        </w:rPr>
-        <w:t xml:space="preserve">:</w:t>
-      </w:r>
-      <w:r>
-        <w:rPr>
-          <w:rStyle w:val="NormalTok"/>
-        </w:rPr>
-        <w:t xml:space="preserve"> </w:t>
-      </w:r>
-      <w:r>
-        <w:rPr>
-          <w:rStyle w:val="StringTok"/>
-        </w:rPr>
-        <w:t xml:space="preserve">"mesa-server"</w:t>
-      </w:r>
-      <w:r>
-        <w:rPr>
-          <w:rStyle w:val="FunctionTok"/>
-        </w:rPr>
-        <w:t xml:space="preserve">,</w:t>
-      </w:r>
-      <w:r>
-        <w:rPr>
-          <w:rStyle w:val="NormalTok"/>
-        </w:rPr>
-        <w:t xml:space="preserve"> </w:t>
-      </w:r>
-      <w:r>
-        <w:rPr>
-          <w:rStyle w:val="DataTypeTok"/>
-        </w:rPr>
-        <w:t xml:space="preserve">"uptime"</w:t>
-      </w:r>
-      <w:r>
-        <w:rPr>
-          <w:rStyle w:val="FunctionTok"/>
-        </w:rPr>
-        <w:t xml:space="preserve">:</w:t>
-      </w:r>
-      <w:r>
-        <w:rPr>
-          <w:rStyle w:val="NormalTok"/>
-        </w:rPr>
-        <w:t xml:space="preserve"> </w:t>
-      </w:r>
-      <w:r>
-        <w:rPr>
-          <w:rStyle w:val="FloatTok"/>
-        </w:rPr>
-        <w:t xml:space="preserve">123.45</w:t>
-      </w:r>
-      <w:r>
-        <w:rPr>
-          <w:rStyle w:val="NormalTok"/>
-        </w:rPr>
-        <w:t xml:space="preserve"> </w:t>
-      </w:r>
-      <w:r>
-        <w:rPr>
-          <w:rStyle w:val="FunctionTok"/>
-        </w:rPr>
-        <w:t xml:space="preserve">}</w:t>
+        <w:pStyle w:val="BodyText"/>
+      </w:pPr>
+      <w:r>
+        <w:rPr>
+          <w:rFonts w:hint="eastAsia"/>
+        </w:rPr>
+        <w:t xml:space="preserve">请求体:</w:t>
+      </w:r>
+      <w:r>
+        <w:rPr>
+          <w:rStyle w:val="VerbatimChar"/>
+        </w:rPr>
+        <w:t xml:space="preserve">{ "key": "resumes/2026-05/uuid.pdf" }</w:t>
+      </w:r>
+      <w:r>
+        <w:t xml:space="preserve"> </w:t>
+      </w:r>
+      <w:r>
+        <w:rPr>
+          <w:rFonts w:hint="eastAsia"/>
+        </w:rPr>
+        <w:t xml:space="preserve">响应:</w:t>
+      </w:r>
+      <w:r>
+        <w:rPr>
+          <w:rStyle w:val="VerbatimChar"/>
+        </w:rPr>
+        <w:t xml:space="preserve">{ "key": "...", "publicUrl": null }</w:t>
+      </w:r>
+      <w:r>
+        <w:rPr>
+          <w:rFonts w:hint="eastAsia"/>
+        </w:rPr>
+        <w:t xml:space="preserve">(若</w:t>
+      </w:r>
+      <w:r>
+        <w:t xml:space="preserve"> </w:t>
+      </w:r>
+      <w:r>
+        <w:rPr>
+          <w:rStyle w:val="VerbatimChar"/>
+        </w:rPr>
+        <w:t xml:space="preserve">R2_PUBLIC_BASE_URL</w:t>
+      </w:r>
+      <w:r>
+        <w:t xml:space="preserve"> </w:t>
+      </w:r>
+      <w:r>
+        <w:rPr>
+          <w:rFonts w:hint="eastAsia"/>
+        </w:rPr>
+        <w:t xml:space="preserve">未配则</w:t>
+      </w:r>
+      <w:r>
+        <w:t xml:space="preserve"> null)</w:t>
+      </w:r>
+    </w:p>
+    <w:bookmarkEnd w:id="42"/>
+    <w:bookmarkStart w:id="43" w:name="post-apistoragesigned-get-url"/>
+    <w:p>
+      <w:pPr>
+        <w:pStyle w:val="Heading2"/>
+      </w:pPr>
+      <w:r>
+        <w:t xml:space="preserve">9.3 POST /api/storage/signed-get-url</w:t>
       </w:r>
     </w:p>
     <w:p>
@@ -8022,29 +7985,249 @@
         <w:rPr>
           <w:rFonts w:hint="eastAsia"/>
         </w:rPr>
-        <w:t xml:space="preserve">用途:Docker</w:t>
-      </w:r>
-      <w:r>
-        <w:t xml:space="preserve"> healthcheck、Cloudflare </w:t>
-      </w:r>
-      <w:r>
-        <w:rPr>
-          <w:rFonts w:hint="eastAsia"/>
-        </w:rPr>
-        <w:t xml:space="preserve">健康监测、Uptime</w:t>
-      </w:r>
-      <w:r>
-        <w:t xml:space="preserve"> Kuma </w:t>
-      </w:r>
-      <w:r>
-        <w:rPr>
-          <w:rFonts w:hint="eastAsia"/>
-        </w:rPr>
-        <w:t xml:space="preserve">探针。</w:t>
+        <w:t xml:space="preserve">为已上传的</w:t>
+      </w:r>
+      <w:r>
+        <w:t xml:space="preserve"> key </w:t>
+      </w:r>
+      <w:r>
+        <w:rPr>
+          <w:rFonts w:hint="eastAsia"/>
+        </w:rPr>
+        <w:t xml:space="preserve">签发</w:t>
+      </w:r>
+      <w:r>
+        <w:t xml:space="preserve"> 10 </w:t>
+      </w:r>
+      <w:r>
+        <w:rPr>
+          <w:rFonts w:hint="eastAsia"/>
+        </w:rPr>
+        <w:t xml:space="preserve">分钟下载</w:t>
+      </w:r>
+      <w:r>
+        <w:t xml:space="preserve"> URL。</w:t>
+      </w:r>
+    </w:p>
+    <w:p>
+      <w:pPr>
+        <w:pStyle w:val="BodyText"/>
+      </w:pPr>
+      <w:r>
+        <w:rPr>
+          <w:rFonts w:hint="eastAsia"/>
+        </w:rPr>
+        <w:t xml:space="preserve">请求体:</w:t>
+      </w:r>
+      <w:r>
+        <w:rPr>
+          <w:rStyle w:val="VerbatimChar"/>
+        </w:rPr>
+        <w:t xml:space="preserve">{ "key": "resumes/2026-05/uuid.pdf" }</w:t>
+      </w:r>
+      <w:r>
+        <w:t xml:space="preserve"> </w:t>
+      </w:r>
+      <w:r>
+        <w:rPr>
+          <w:rFonts w:hint="eastAsia"/>
+        </w:rPr>
+        <w:t xml:space="preserve">响应:</w:t>
+      </w:r>
+      <w:r>
+        <w:rPr>
+          <w:rStyle w:val="VerbatimChar"/>
+        </w:rPr>
+        <w:t xml:space="preserve">{ "url": "https://...r2.cloudflarestorage.com/...?X-Amz-Signature=...", "expiresIn": 600 }</w:t>
       </w:r>
     </w:p>
     <w:bookmarkEnd w:id="43"/>
     <w:bookmarkEnd w:id="44"/>
+    <w:bookmarkStart w:id="46" w:name="health-readiness"/>
+    <w:p>
+      <w:pPr>
+        <w:pStyle w:val="Heading1"/>
+      </w:pPr>
+      <w:r>
+        <w:t xml:space="preserve">10. Health &amp; Readiness</w:t>
+      </w:r>
+    </w:p>
+    <w:bookmarkStart w:id="45" w:name="get-apihealth"/>
+    <w:p>
+      <w:pPr>
+        <w:pStyle w:val="Heading2"/>
+      </w:pPr>
+      <w:r>
+        <w:t xml:space="preserve">10.1 GET /api/health</w:t>
+      </w:r>
+    </w:p>
+    <w:p>
+      <w:pPr>
+        <w:pStyle w:val="FirstParagraph"/>
+      </w:pPr>
+      <w:r>
+        <w:rPr>
+          <w:rFonts w:hint="eastAsia"/>
+        </w:rPr>
+        <w:t xml:space="preserve">无鉴权,返回:</w:t>
+      </w:r>
+    </w:p>
+    <w:p>
+      <w:pPr>
+        <w:pStyle w:val="SourceCode"/>
+      </w:pPr>
+      <w:r>
+        <w:rPr>
+          <w:rStyle w:val="FunctionTok"/>
+        </w:rPr>
+        <w:t xml:space="preserve">{</w:t>
+      </w:r>
+      <w:r>
+        <w:rPr>
+          <w:rStyle w:val="NormalTok"/>
+        </w:rPr>
+        <w:t xml:space="preserve"> </w:t>
+      </w:r>
+      <w:r>
+        <w:rPr>
+          <w:rStyle w:val="DataTypeTok"/>
+        </w:rPr>
+        <w:t xml:space="preserve">"status"</w:t>
+      </w:r>
+      <w:r>
+        <w:rPr>
+          <w:rStyle w:val="FunctionTok"/>
+        </w:rPr>
+        <w:t xml:space="preserve">:</w:t>
+      </w:r>
+      <w:r>
+        <w:rPr>
+          <w:rStyle w:val="NormalTok"/>
+        </w:rPr>
+        <w:t xml:space="preserve"> </w:t>
+      </w:r>
+      <w:r>
+        <w:rPr>
+          <w:rStyle w:val="StringTok"/>
+        </w:rPr>
+        <w:t xml:space="preserve">"ok"</w:t>
+      </w:r>
+      <w:r>
+        <w:rPr>
+          <w:rStyle w:val="FunctionTok"/>
+        </w:rPr>
+        <w:t xml:space="preserve">,</w:t>
+      </w:r>
+      <w:r>
+        <w:rPr>
+          <w:rStyle w:val="NormalTok"/>
+        </w:rPr>
+        <w:t xml:space="preserve"> </w:t>
+      </w:r>
+      <w:r>
+        <w:rPr>
+          <w:rStyle w:val="DataTypeTok"/>
+        </w:rPr>
+        <w:t xml:space="preserve">"service"</w:t>
+      </w:r>
+      <w:r>
+        <w:rPr>
+          <w:rStyle w:val="FunctionTok"/>
+        </w:rPr>
+        <w:t xml:space="preserve">:</w:t>
+      </w:r>
+      <w:r>
+        <w:rPr>
+          <w:rStyle w:val="NormalTok"/>
+        </w:rPr>
+        <w:t xml:space="preserve"> </w:t>
+      </w:r>
+      <w:r>
+        <w:rPr>
+          <w:rStyle w:val="StringTok"/>
+        </w:rPr>
+        <w:t xml:space="preserve">"mesa-server"</w:t>
+      </w:r>
+      <w:r>
+        <w:rPr>
+          <w:rStyle w:val="FunctionTok"/>
+        </w:rPr>
+        <w:t xml:space="preserve">,</w:t>
+      </w:r>
+      <w:r>
+        <w:rPr>
+          <w:rStyle w:val="NormalTok"/>
+        </w:rPr>
+        <w:t xml:space="preserve"> </w:t>
+      </w:r>
+      <w:r>
+        <w:rPr>
+          <w:rStyle w:val="DataTypeTok"/>
+        </w:rPr>
+        <w:t xml:space="preserve">"uptime"</w:t>
+      </w:r>
+      <w:r>
+        <w:rPr>
+          <w:rStyle w:val="FunctionTok"/>
+        </w:rPr>
+        <w:t xml:space="preserve">:</w:t>
+      </w:r>
+      <w:r>
+        <w:rPr>
+          <w:rStyle w:val="NormalTok"/>
+        </w:rPr>
+        <w:t xml:space="preserve"> </w:t>
+      </w:r>
+      <w:r>
+        <w:rPr>
+          <w:rStyle w:val="FloatTok"/>
+        </w:rPr>
+        <w:t xml:space="preserve">123.45</w:t>
+      </w:r>
+      <w:r>
+        <w:rPr>
+          <w:rStyle w:val="NormalTok"/>
+        </w:rPr>
+        <w:t xml:space="preserve"> </w:t>
+      </w:r>
+      <w:r>
+        <w:rPr>
+          <w:rStyle w:val="FunctionTok"/>
+        </w:rPr>
+        <w:t xml:space="preserve">}</w:t>
+      </w:r>
+    </w:p>
+    <w:p>
+      <w:pPr>
+        <w:pStyle w:val="FirstParagraph"/>
+      </w:pPr>
+      <w:r>
+        <w:rPr>
+          <w:rFonts w:hint="eastAsia"/>
+        </w:rPr>
+        <w:t xml:space="preserve">用途:Docker</w:t>
+      </w:r>
+      <w:r>
+        <w:t xml:space="preserve"> healthcheck、Cloudflare </w:t>
+      </w:r>
+      <w:r>
+        <w:rPr>
+          <w:rFonts w:hint="eastAsia"/>
+        </w:rPr>
+        <w:t xml:space="preserve">健康监测、Uptime</w:t>
+      </w:r>
+      <w:r>
+        <w:t xml:space="preserve"> Kuma </w:t>
+      </w:r>
+      <w:r>
+        <w:rPr>
+          <w:rFonts w:hint="eastAsia"/>
+        </w:rPr>
+        <w:t xml:space="preserve">探针。</w:t>
+      </w:r>
+    </w:p>
+    <w:bookmarkEnd w:id="45"/>
+    <w:bookmarkEnd w:id="46"/>
     <w:sectPr>
       <w:footnotePr>
         <w:numRestart w:val="eachSect"/>

--- a/delivery-docs/02_后端标准API接口参考手册.docx
+++ b/delivery-docs/02_后端标准API接口参考手册.docx
@@ -47,32 +47,6 @@
         <w:t xml:space="preserve">2026-05-22</w:t>
       </w:r>
     </w:p>
-    <w:sdt>
-      <w:sdtPr>
-        <w:docPartObj>
-          <w:docPartGallery w:val="Table of Contents"/>
-          <w:docPartUnique/>
-        </w:docPartObj>
-      </w:sdtPr>
-      <w:sdtContent>
-        <w:p>
-          <w:pPr>
-            <w:pStyle w:val="TOCHeading"/>
-          </w:pPr>
-          <w:r>
-            <w:t xml:space="preserve">Table of Contents</w:t>
-          </w:r>
-        </w:p>
-        <w:p>
-          <w:r>
-            <w:fldChar w:fldCharType="begin" w:dirty="true"/>
-            <w:instrText xml:space="preserve">TOC \o "1-2" \h \z \u</w:instrText>
-            <w:fldChar w:fldCharType="separate"/>
-            <w:fldChar w:fldCharType="end"/>
-          </w:r>
-        </w:p>
-      </w:sdtContent>
-    </w:sdt>
     <w:bookmarkStart w:id="10" w:name="通用约定"/>
     <w:p>
       <w:pPr>
@@ -8226,8 +8200,7215 @@
         <w:t xml:space="preserve">探针。</w:t>
       </w:r>
     </w:p>
+    <w:p>
+      <w:r>
+        <w:pict>
+          <v:rect style="width:0;height:1.5pt" o:hralign="center" o:hrstd="t" o:hr="t"/>
+        </w:pict>
+      </w:r>
+    </w:p>
     <w:bookmarkEnd w:id="45"/>
     <w:bookmarkEnd w:id="46"/>
+    <w:bookmarkStart w:id="50" w:name="candidate-notes-候选人内部备注"/>
+    <w:p>
+      <w:pPr>
+        <w:pStyle w:val="Heading1"/>
+      </w:pPr>
+      <w:r>
+        <w:t xml:space="preserve">11. Candidate Notes · </w:t>
+      </w:r>
+      <w:r>
+        <w:rPr>
+          <w:rFonts w:hint="eastAsia"/>
+        </w:rPr>
+        <w:t xml:space="preserve">候选人内部备注</w:t>
+      </w:r>
+    </w:p>
+    <w:p>
+      <w:pPr>
+        <w:pStyle w:val="FirstParagraph"/>
+      </w:pPr>
+      <w:r>
+        <w:rPr>
+          <w:rFonts w:hint="eastAsia"/>
+        </w:rPr>
+        <w:t xml:space="preserve">候选人详情页右下”备注时间线”,仅登录用户可见。</w:t>
+      </w:r>
+    </w:p>
+    <w:bookmarkStart w:id="47" w:name="get-apicandidatesidnotes"/>
+    <w:p>
+      <w:pPr>
+        <w:pStyle w:val="Heading2"/>
+      </w:pPr>
+      <w:r>
+        <w:t xml:space="preserve">11.1 GET /api/candidates/:id/notes</w:t>
+      </w:r>
+    </w:p>
+    <w:p>
+      <w:pPr>
+        <w:pStyle w:val="FirstParagraph"/>
+      </w:pPr>
+      <w:r>
+        <w:rPr>
+          <w:rFonts w:hint="eastAsia"/>
+        </w:rPr>
+        <w:t xml:space="preserve">响应</w:t>
+      </w:r>
+      <w:r>
+        <w:t xml:space="preserve"> 200:</w:t>
+      </w:r>
+    </w:p>
+    <w:p>
+      <w:pPr>
+        <w:pStyle w:val="SourceCode"/>
+      </w:pPr>
+      <w:r>
+        <w:rPr>
+          <w:rStyle w:val="FunctionTok"/>
+        </w:rPr>
+        <w:t xml:space="preserve">{</w:t>
+      </w:r>
+      <w:r>
+        <w:rPr>
+          <w:rStyle w:val="NormalTok"/>
+        </w:rPr>
+        <w:t xml:space="preserve"> </w:t>
+      </w:r>
+      <w:r>
+        <w:rPr>
+          <w:rStyle w:val="DataTypeTok"/>
+        </w:rPr>
+        <w:t xml:space="preserve">"notes"</w:t>
+      </w:r>
+      <w:r>
+        <w:rPr>
+          <w:rStyle w:val="FunctionTok"/>
+        </w:rPr>
+        <w:t xml:space="preserve">:</w:t>
+      </w:r>
+      <w:r>
+        <w:rPr>
+          <w:rStyle w:val="NormalTok"/>
+        </w:rPr>
+        <w:t xml:space="preserve"> </w:t>
+      </w:r>
+      <w:r>
+        <w:rPr>
+          <w:rStyle w:val="OtherTok"/>
+        </w:rPr>
+        <w:t xml:space="preserve">[</w:t>
+      </w:r>
+      <w:r>
+        <w:rPr>
+          <w:rStyle w:val="FunctionTok"/>
+        </w:rPr>
+        <w:t xml:space="preserve">{</w:t>
+      </w:r>
+      <w:r>
+        <w:rPr>
+          <w:rStyle w:val="NormalTok"/>
+        </w:rPr>
+        <w:t xml:space="preserve"> </w:t>
+      </w:r>
+      <w:r>
+        <w:rPr>
+          <w:rStyle w:val="DataTypeTok"/>
+        </w:rPr>
+        <w:t xml:space="preserve">"id"</w:t>
+      </w:r>
+      <w:r>
+        <w:rPr>
+          <w:rStyle w:val="FunctionTok"/>
+        </w:rPr>
+        <w:t xml:space="preserve">:</w:t>
+      </w:r>
+      <w:r>
+        <w:rPr>
+          <w:rStyle w:val="NormalTok"/>
+        </w:rPr>
+        <w:t xml:space="preserve"> </w:t>
+      </w:r>
+      <w:r>
+        <w:rPr>
+          <w:rStyle w:val="StringTok"/>
+        </w:rPr>
+        <w:t xml:space="preserve">"..."</w:t>
+      </w:r>
+      <w:r>
+        <w:rPr>
+          <w:rStyle w:val="FunctionTok"/>
+        </w:rPr>
+        <w:t xml:space="preserve">,</w:t>
+      </w:r>
+      <w:r>
+        <w:rPr>
+          <w:rStyle w:val="NormalTok"/>
+        </w:rPr>
+        <w:t xml:space="preserve"> </w:t>
+      </w:r>
+      <w:r>
+        <w:rPr>
+          <w:rStyle w:val="DataTypeTok"/>
+        </w:rPr>
+        <w:t xml:space="preserve">"content"</w:t>
+      </w:r>
+      <w:r>
+        <w:rPr>
+          <w:rStyle w:val="FunctionTok"/>
+        </w:rPr>
+        <w:t xml:space="preserve">:</w:t>
+      </w:r>
+      <w:r>
+        <w:rPr>
+          <w:rStyle w:val="NormalTok"/>
+        </w:rPr>
+        <w:t xml:space="preserve"> </w:t>
+      </w:r>
+      <w:r>
+        <w:rPr>
+          <w:rStyle w:val="StringTok"/>
+        </w:rPr>
+        <w:t xml:space="preserve">"..."</w:t>
+      </w:r>
+      <w:r>
+        <w:rPr>
+          <w:rStyle w:val="FunctionTok"/>
+        </w:rPr>
+        <w:t xml:space="preserve">,</w:t>
+      </w:r>
+      <w:r>
+        <w:rPr>
+          <w:rStyle w:val="NormalTok"/>
+        </w:rPr>
+        <w:t xml:space="preserve"> </w:t>
+      </w:r>
+      <w:r>
+        <w:rPr>
+          <w:rStyle w:val="DataTypeTok"/>
+        </w:rPr>
+        <w:t xml:space="preserve">"authorName"</w:t>
+      </w:r>
+      <w:r>
+        <w:rPr>
+          <w:rStyle w:val="FunctionTok"/>
+        </w:rPr>
+        <w:t xml:space="preserve">:</w:t>
+      </w:r>
+      <w:r>
+        <w:rPr>
+          <w:rStyle w:val="NormalTok"/>
+        </w:rPr>
+        <w:t xml:space="preserve"> </w:t>
+      </w:r>
+      <w:r>
+        <w:rPr>
+          <w:rStyle w:val="StringTok"/>
+        </w:rPr>
+        <w:t xml:space="preserve">".."</w:t>
+      </w:r>
+      <w:r>
+        <w:rPr>
+          <w:rStyle w:val="FunctionTok"/>
+        </w:rPr>
+        <w:t xml:space="preserve">,</w:t>
+      </w:r>
+      <w:r>
+        <w:rPr>
+          <w:rStyle w:val="NormalTok"/>
+        </w:rPr>
+        <w:t xml:space="preserve"> </w:t>
+      </w:r>
+      <w:r>
+        <w:rPr>
+          <w:rStyle w:val="DataTypeTok"/>
+        </w:rPr>
+        <w:t xml:space="preserve">"createdAt"</w:t>
+      </w:r>
+      <w:r>
+        <w:rPr>
+          <w:rStyle w:val="FunctionTok"/>
+        </w:rPr>
+        <w:t xml:space="preserve">:</w:t>
+      </w:r>
+      <w:r>
+        <w:rPr>
+          <w:rStyle w:val="NormalTok"/>
+        </w:rPr>
+        <w:t xml:space="preserve"> </w:t>
+      </w:r>
+      <w:r>
+        <w:rPr>
+          <w:rStyle w:val="StringTok"/>
+        </w:rPr>
+        <w:t xml:space="preserve">"..."</w:t>
+      </w:r>
+      <w:r>
+        <w:rPr>
+          <w:rStyle w:val="NormalTok"/>
+        </w:rPr>
+        <w:t xml:space="preserve"> </w:t>
+      </w:r>
+      <w:r>
+        <w:rPr>
+          <w:rStyle w:val="FunctionTok"/>
+        </w:rPr>
+        <w:t xml:space="preserve">}</w:t>
+      </w:r>
+      <w:r>
+        <w:rPr>
+          <w:rStyle w:val="OtherTok"/>
+        </w:rPr>
+        <w:t xml:space="preserve">]</w:t>
+      </w:r>
+      <w:r>
+        <w:rPr>
+          <w:rStyle w:val="NormalTok"/>
+        </w:rPr>
+        <w:t xml:space="preserve"> </w:t>
+      </w:r>
+      <w:r>
+        <w:rPr>
+          <w:rStyle w:val="FunctionTok"/>
+        </w:rPr>
+        <w:t xml:space="preserve">}</w:t>
+      </w:r>
+    </w:p>
+    <w:bookmarkEnd w:id="47"/>
+    <w:bookmarkStart w:id="48" w:name="post-apicandidatesidnotes"/>
+    <w:p>
+      <w:pPr>
+        <w:pStyle w:val="Heading2"/>
+      </w:pPr>
+      <w:r>
+        <w:t xml:space="preserve">11.2 POST /api/candidates/:id/notes</w:t>
+      </w:r>
+    </w:p>
+    <w:p>
+      <w:pPr>
+        <w:pStyle w:val="FirstParagraph"/>
+      </w:pPr>
+      <w:r>
+        <w:rPr>
+          <w:rFonts w:hint="eastAsia"/>
+        </w:rPr>
+        <w:t xml:space="preserve">请求体</w:t>
+      </w:r>
+      <w:r>
+        <w:t xml:space="preserve"> </w:t>
+      </w:r>
+      <w:r>
+        <w:rPr>
+          <w:rStyle w:val="VerbatimChar"/>
+        </w:rPr>
+        <w:t xml:space="preserve">{ "content": "..." }</w:t>
+      </w:r>
+      <w:r>
+        <w:t xml:space="preserve">,≤5000 </w:t>
+      </w:r>
+      <w:r>
+        <w:rPr>
+          <w:rFonts w:hint="eastAsia"/>
+        </w:rPr>
+        <w:t xml:space="preserve">字符,响应</w:t>
+      </w:r>
+      <w:r>
+        <w:t xml:space="preserve"> 201 </w:t>
+      </w:r>
+      <w:r>
+        <w:rPr>
+          <w:rFonts w:hint="eastAsia"/>
+        </w:rPr>
+        <w:t xml:space="preserve">含</w:t>
+      </w:r>
+      <w:r>
+        <w:t xml:space="preserve"> </w:t>
+      </w:r>
+      <w:r>
+        <w:rPr>
+          <w:rStyle w:val="VerbatimChar"/>
+        </w:rPr>
+        <w:t xml:space="preserve">note</w:t>
+      </w:r>
+      <w:r>
+        <w:t xml:space="preserve">。</w:t>
+      </w:r>
+    </w:p>
+    <w:bookmarkEnd w:id="48"/>
+    <w:bookmarkStart w:id="49" w:name="delete-apicandidatesidnotesnoteid"/>
+    <w:p>
+      <w:pPr>
+        <w:pStyle w:val="Heading2"/>
+      </w:pPr>
+      <w:r>
+        <w:t xml:space="preserve">11.3 DELETE /api/candidates/:id/notes/:noteId</w:t>
+      </w:r>
+    </w:p>
+    <w:p>
+      <w:pPr>
+        <w:pStyle w:val="FirstParagraph"/>
+      </w:pPr>
+      <w:r>
+        <w:t xml:space="preserve">204 </w:t>
+      </w:r>
+      <w:r>
+        <w:rPr>
+          <w:rFonts w:hint="eastAsia"/>
+        </w:rPr>
+        <w:t xml:space="preserve">无响应体。</w:t>
+      </w:r>
+    </w:p>
+    <w:p>
+      <w:r>
+        <w:pict>
+          <v:rect style="width:0;height:1.5pt" o:hralign="center" o:hrstd="t" o:hr="t"/>
+        </w:pict>
+      </w:r>
+    </w:p>
+    <w:bookmarkEnd w:id="49"/>
+    <w:bookmarkEnd w:id="50"/>
+    <w:bookmarkStart w:id="54" w:name="resumes-llm-简历解析-jd-二次评估kimi"/>
+    <w:p>
+      <w:pPr>
+        <w:pStyle w:val="Heading1"/>
+      </w:pPr>
+      <w:r>
+        <w:t xml:space="preserve">12. Resumes · LLM </w:t>
+      </w:r>
+      <w:r>
+        <w:rPr>
+          <w:rFonts w:hint="eastAsia"/>
+        </w:rPr>
+        <w:t xml:space="preserve">简历解析</w:t>
+      </w:r>
+      <w:r>
+        <w:t xml:space="preserve"> + JD </w:t>
+      </w:r>
+      <w:r>
+        <w:rPr>
+          <w:rFonts w:hint="eastAsia"/>
+        </w:rPr>
+        <w:t xml:space="preserve">二次评估(Kimi)</w:t>
+      </w:r>
+    </w:p>
+    <w:bookmarkStart w:id="51" w:name="get-apiresumesllm-status"/>
+    <w:p>
+      <w:pPr>
+        <w:pStyle w:val="Heading2"/>
+      </w:pPr>
+      <w:r>
+        <w:t xml:space="preserve">12.1 GET /api/resumes/llm-status</w:t>
+      </w:r>
+    </w:p>
+    <w:p>
+      <w:pPr>
+        <w:pStyle w:val="FirstParagraph"/>
+      </w:pPr>
+      <w:r>
+        <w:rPr>
+          <w:rFonts w:hint="eastAsia"/>
+        </w:rPr>
+        <w:t xml:space="preserve">返回</w:t>
+      </w:r>
+      <w:r>
+        <w:t xml:space="preserve"> LLM </w:t>
+      </w:r>
+      <w:r>
+        <w:rPr>
+          <w:rFonts w:hint="eastAsia"/>
+        </w:rPr>
+        <w:t xml:space="preserve">配置状态与可用模型列表(从</w:t>
+      </w:r>
+      <w:r>
+        <w:t xml:space="preserve"> Kimi</w:t>
+      </w:r>
+      <w:r>
+        <w:t xml:space="preserve"> </w:t>
+      </w:r>
+      <w:r>
+        <w:rPr>
+          <w:rStyle w:val="VerbatimChar"/>
+        </w:rPr>
+        <w:t xml:space="preserve">/v1/models</w:t>
+      </w:r>
+      <w:r>
+        <w:t xml:space="preserve"> </w:t>
+      </w:r>
+      <w:r>
+        <w:rPr>
+          <w:rFonts w:hint="eastAsia"/>
+        </w:rPr>
+        <w:t xml:space="preserve">动态拉,10</w:t>
+      </w:r>
+      <w:r>
+        <w:t xml:space="preserve"> </w:t>
+      </w:r>
+      <w:r>
+        <w:rPr>
+          <w:rFonts w:hint="eastAsia"/>
+        </w:rPr>
+        <w:t xml:space="preserve">分钟缓存)。</w:t>
+      </w:r>
+    </w:p>
+    <w:p>
+      <w:pPr>
+        <w:pStyle w:val="SourceCode"/>
+      </w:pPr>
+      <w:r>
+        <w:rPr>
+          <w:rStyle w:val="FunctionTok"/>
+        </w:rPr>
+        <w:t xml:space="preserve">{</w:t>
+      </w:r>
+      <w:r>
+        <w:rPr>
+          <w:rStyle w:val="NormalTok"/>
+        </w:rPr>
+        <w:t xml:space="preserve"> </w:t>
+      </w:r>
+      <w:r>
+        <w:rPr>
+          <w:rStyle w:val="DataTypeTok"/>
+        </w:rPr>
+        <w:t xml:space="preserve">"provider"</w:t>
+      </w:r>
+      <w:r>
+        <w:rPr>
+          <w:rStyle w:val="FunctionTok"/>
+        </w:rPr>
+        <w:t xml:space="preserve">:</w:t>
+      </w:r>
+      <w:r>
+        <w:rPr>
+          <w:rStyle w:val="NormalTok"/>
+        </w:rPr>
+        <w:t xml:space="preserve"> </w:t>
+      </w:r>
+      <w:r>
+        <w:rPr>
+          <w:rStyle w:val="StringTok"/>
+        </w:rPr>
+        <w:t xml:space="preserve">"kimi"</w:t>
+      </w:r>
+      <w:r>
+        <w:rPr>
+          <w:rStyle w:val="FunctionTok"/>
+        </w:rPr>
+        <w:t xml:space="preserve">,</w:t>
+      </w:r>
+      <w:r>
+        <w:rPr>
+          <w:rStyle w:val="NormalTok"/>
+        </w:rPr>
+        <w:t xml:space="preserve"> </w:t>
+      </w:r>
+      <w:r>
+        <w:rPr>
+          <w:rStyle w:val="DataTypeTok"/>
+        </w:rPr>
+        <w:t xml:space="preserve">"model"</w:t>
+      </w:r>
+      <w:r>
+        <w:rPr>
+          <w:rStyle w:val="FunctionTok"/>
+        </w:rPr>
+        <w:t xml:space="preserve">:</w:t>
+      </w:r>
+      <w:r>
+        <w:rPr>
+          <w:rStyle w:val="NormalTok"/>
+        </w:rPr>
+        <w:t xml:space="preserve"> </w:t>
+      </w:r>
+      <w:r>
+        <w:rPr>
+          <w:rStyle w:val="StringTok"/>
+        </w:rPr>
+        <w:t xml:space="preserve">"moonshot-v1-32k"</w:t>
+      </w:r>
+      <w:r>
+        <w:rPr>
+          <w:rStyle w:val="FunctionTok"/>
+        </w:rPr>
+        <w:t xml:space="preserve">,</w:t>
+      </w:r>
+      <w:r>
+        <w:rPr>
+          <w:rStyle w:val="NormalTok"/>
+        </w:rPr>
+        <w:t xml:space="preserve"> </w:t>
+      </w:r>
+      <w:r>
+        <w:rPr>
+          <w:rStyle w:val="DataTypeTok"/>
+        </w:rPr>
+        <w:t xml:space="preserve">"configured"</w:t>
+      </w:r>
+      <w:r>
+        <w:rPr>
+          <w:rStyle w:val="FunctionTok"/>
+        </w:rPr>
+        <w:t xml:space="preserve">:</w:t>
+      </w:r>
+      <w:r>
+        <w:rPr>
+          <w:rStyle w:val="NormalTok"/>
+        </w:rPr>
+        <w:t xml:space="preserve"> </w:t>
+      </w:r>
+      <w:r>
+        <w:rPr>
+          <w:rStyle w:val="KeywordTok"/>
+        </w:rPr>
+        <w:t xml:space="preserve">true</w:t>
+      </w:r>
+      <w:r>
+        <w:rPr>
+          <w:rStyle w:val="FunctionTok"/>
+        </w:rPr>
+        <w:t xml:space="preserve">,</w:t>
+      </w:r>
+      <w:r>
+        <w:br/>
+      </w:r>
+      <w:r>
+        <w:rPr>
+          <w:rStyle w:val="NormalTok"/>
+        </w:rPr>
+        <w:t xml:space="preserve">  </w:t>
+      </w:r>
+      <w:r>
+        <w:rPr>
+          <w:rStyle w:val="DataTypeTok"/>
+        </w:rPr>
+        <w:t xml:space="preserve">"availableModels"</w:t>
+      </w:r>
+      <w:r>
+        <w:rPr>
+          <w:rStyle w:val="FunctionTok"/>
+        </w:rPr>
+        <w:t xml:space="preserve">:</w:t>
+      </w:r>
+      <w:r>
+        <w:rPr>
+          <w:rStyle w:val="NormalTok"/>
+        </w:rPr>
+        <w:t xml:space="preserve"> </w:t>
+      </w:r>
+      <w:r>
+        <w:rPr>
+          <w:rStyle w:val="OtherTok"/>
+        </w:rPr>
+        <w:t xml:space="preserve">[</w:t>
+      </w:r>
+      <w:r>
+        <w:rPr>
+          <w:rStyle w:val="FunctionTok"/>
+        </w:rPr>
+        <w:t xml:space="preserve">{</w:t>
+      </w:r>
+      <w:r>
+        <w:rPr>
+          <w:rStyle w:val="DataTypeTok"/>
+        </w:rPr>
+        <w:t xml:space="preserve">"id"</w:t>
+      </w:r>
+      <w:r>
+        <w:rPr>
+          <w:rStyle w:val="FunctionTok"/>
+        </w:rPr>
+        <w:t xml:space="preserve">:</w:t>
+      </w:r>
+      <w:r>
+        <w:rPr>
+          <w:rStyle w:val="StringTok"/>
+        </w:rPr>
+        <w:t xml:space="preserve">"moonshot-v1-32k"</w:t>
+      </w:r>
+      <w:r>
+        <w:rPr>
+          <w:rStyle w:val="FunctionTok"/>
+        </w:rPr>
+        <w:t xml:space="preserve">,</w:t>
+      </w:r>
+      <w:r>
+        <w:rPr>
+          <w:rStyle w:val="DataTypeTok"/>
+        </w:rPr>
+        <w:t xml:space="preserve">"label"</w:t>
+      </w:r>
+      <w:r>
+        <w:rPr>
+          <w:rStyle w:val="FunctionTok"/>
+        </w:rPr>
+        <w:t xml:space="preserve">:</w:t>
+      </w:r>
+      <w:r>
+        <w:rPr>
+          <w:rStyle w:val="StringTok"/>
+        </w:rPr>
+        <w:t xml:space="preserve">"..."</w:t>
+      </w:r>
+      <w:r>
+        <w:rPr>
+          <w:rStyle w:val="FunctionTok"/>
+        </w:rPr>
+        <w:t xml:space="preserve">,</w:t>
+      </w:r>
+      <w:r>
+        <w:rPr>
+          <w:rStyle w:val="DataTypeTok"/>
+        </w:rPr>
+        <w:t xml:space="preserve">"desc"</w:t>
+      </w:r>
+      <w:r>
+        <w:rPr>
+          <w:rStyle w:val="FunctionTok"/>
+        </w:rPr>
+        <w:t xml:space="preserve">:</w:t>
+      </w:r>
+      <w:r>
+        <w:rPr>
+          <w:rStyle w:val="StringTok"/>
+        </w:rPr>
+        <w:t xml:space="preserve">""</w:t>
+      </w:r>
+      <w:r>
+        <w:rPr>
+          <w:rStyle w:val="FunctionTok"/>
+        </w:rPr>
+        <w:t xml:space="preserve">}</w:t>
+      </w:r>
+      <w:r>
+        <w:rPr>
+          <w:rStyle w:val="OtherTok"/>
+        </w:rPr>
+        <w:t xml:space="preserve">,</w:t>
+      </w:r>
+      <w:r>
+        <w:rPr>
+          <w:rStyle w:val="NormalTok"/>
+        </w:rPr>
+        <w:t xml:space="preserve"> </w:t>
+      </w:r>
+      <w:r>
+        <w:rPr>
+          <w:rStyle w:val="ErrorTok"/>
+        </w:rPr>
+        <w:t xml:space="preserve">...</w:t>
+      </w:r>
+      <w:r>
+        <w:rPr>
+          <w:rStyle w:val="OtherTok"/>
+        </w:rPr>
+        <w:t xml:space="preserve">]</w:t>
+      </w:r>
+      <w:r>
+        <w:rPr>
+          <w:rStyle w:val="NormalTok"/>
+        </w:rPr>
+        <w:t xml:space="preserve"> </w:t>
+      </w:r>
+      <w:r>
+        <w:rPr>
+          <w:rStyle w:val="FunctionTok"/>
+        </w:rPr>
+        <w:t xml:space="preserve">}</w:t>
+      </w:r>
+    </w:p>
+    <w:bookmarkEnd w:id="51"/>
+    <w:bookmarkStart w:id="52" w:name="post-apiresumesparse"/>
+    <w:p>
+      <w:pPr>
+        <w:pStyle w:val="Heading2"/>
+      </w:pPr>
+      <w:r>
+        <w:t xml:space="preserve">12.2 POST /api/resumes/parse</w:t>
+      </w:r>
+    </w:p>
+    <w:p>
+      <w:pPr>
+        <w:pStyle w:val="FirstParagraph"/>
+      </w:pPr>
+      <w:r>
+        <w:rPr>
+          <w:rFonts w:hint="eastAsia"/>
+        </w:rPr>
+        <w:t xml:space="preserve">请求体:</w:t>
+      </w:r>
+    </w:p>
+    <w:p>
+      <w:pPr>
+        <w:pStyle w:val="SourceCode"/>
+      </w:pPr>
+      <w:r>
+        <w:rPr>
+          <w:rStyle w:val="FunctionTok"/>
+        </w:rPr>
+        <w:t xml:space="preserve">{</w:t>
+      </w:r>
+      <w:r>
+        <w:br/>
+      </w:r>
+      <w:r>
+        <w:rPr>
+          <w:rStyle w:val="NormalTok"/>
+        </w:rPr>
+        <w:t xml:space="preserve">  </w:t>
+      </w:r>
+      <w:r>
+        <w:rPr>
+          <w:rStyle w:val="DataTypeTok"/>
+        </w:rPr>
+        <w:t xml:space="preserve">"key"</w:t>
+      </w:r>
+      <w:r>
+        <w:rPr>
+          <w:rStyle w:val="FunctionTok"/>
+        </w:rPr>
+        <w:t xml:space="preserve">:</w:t>
+      </w:r>
+      <w:r>
+        <w:rPr>
+          <w:rStyle w:val="NormalTok"/>
+        </w:rPr>
+        <w:t xml:space="preserve"> </w:t>
+      </w:r>
+      <w:r>
+        <w:rPr>
+          <w:rStyle w:val="StringTok"/>
+        </w:rPr>
+        <w:t xml:space="preserve">"uploads/abc.pdf"</w:t>
+      </w:r>
+      <w:r>
+        <w:rPr>
+          <w:rStyle w:val="FunctionTok"/>
+        </w:rPr>
+        <w:t xml:space="preserve">,</w:t>
+      </w:r>
+      <w:r>
+        <w:rPr>
+          <w:rStyle w:val="NormalTok"/>
+        </w:rPr>
+        <w:t xml:space="preserve">      </w:t>
+      </w:r>
+      <w:r>
+        <w:rPr>
+          <w:rStyle w:val="ErrorTok"/>
+        </w:rPr>
+        <w:t xml:space="preserve">//</w:t>
+      </w:r>
+      <w:r>
+        <w:rPr>
+          <w:rStyle w:val="NormalTok"/>
+        </w:rPr>
+        <w:t xml:space="preserve"> </w:t>
+      </w:r>
+      <w:r>
+        <w:rPr>
+          <w:rStyle w:val="ErrorTok"/>
+        </w:rPr>
+        <w:t xml:space="preserve">R2</w:t>
+      </w:r>
+      <w:r>
+        <w:rPr>
+          <w:rStyle w:val="NormalTok"/>
+        </w:rPr>
+        <w:t xml:space="preserve"> </w:t>
+      </w:r>
+      <w:r>
+        <w:rPr>
+          <w:rStyle w:val="ErrorTok"/>
+        </w:rPr>
+        <w:t xml:space="preserve">object</w:t>
+      </w:r>
+      <w:r>
+        <w:rPr>
+          <w:rStyle w:val="NormalTok"/>
+        </w:rPr>
+        <w:t xml:space="preserve"> </w:t>
+      </w:r>
+      <w:r>
+        <w:rPr>
+          <w:rStyle w:val="ErrorTok"/>
+        </w:rPr>
+        <w:t xml:space="preserve">key</w:t>
+      </w:r>
+      <w:r>
+        <w:br/>
+      </w:r>
+      <w:r>
+        <w:rPr>
+          <w:rStyle w:val="NormalTok"/>
+        </w:rPr>
+        <w:t xml:space="preserve">  </w:t>
+      </w:r>
+      <w:r>
+        <w:rPr>
+          <w:rStyle w:val="DataTypeTok"/>
+        </w:rPr>
+        <w:t xml:space="preserve">"contentType"</w:t>
+      </w:r>
+      <w:r>
+        <w:rPr>
+          <w:rStyle w:val="FunctionTok"/>
+        </w:rPr>
+        <w:t xml:space="preserve">:</w:t>
+      </w:r>
+      <w:r>
+        <w:rPr>
+          <w:rStyle w:val="NormalTok"/>
+        </w:rPr>
+        <w:t xml:space="preserve"> </w:t>
+      </w:r>
+      <w:r>
+        <w:rPr>
+          <w:rStyle w:val="StringTok"/>
+        </w:rPr>
+        <w:t xml:space="preserve">"application/pdf"</w:t>
+      </w:r>
+      <w:r>
+        <w:rPr>
+          <w:rStyle w:val="FunctionTok"/>
+        </w:rPr>
+        <w:t xml:space="preserve">,</w:t>
+      </w:r>
+      <w:r>
+        <w:br/>
+      </w:r>
+      <w:r>
+        <w:rPr>
+          <w:rStyle w:val="NormalTok"/>
+        </w:rPr>
+        <w:t xml:space="preserve">  </w:t>
+      </w:r>
+      <w:r>
+        <w:rPr>
+          <w:rStyle w:val="DataTypeTok"/>
+        </w:rPr>
+        <w:t xml:space="preserve">"model"</w:t>
+      </w:r>
+      <w:r>
+        <w:rPr>
+          <w:rStyle w:val="FunctionTok"/>
+        </w:rPr>
+        <w:t xml:space="preserve">:</w:t>
+      </w:r>
+      <w:r>
+        <w:rPr>
+          <w:rStyle w:val="NormalTok"/>
+        </w:rPr>
+        <w:t xml:space="preserve"> </w:t>
+      </w:r>
+      <w:r>
+        <w:rPr>
+          <w:rStyle w:val="StringTok"/>
+        </w:rPr>
+        <w:t xml:space="preserve">"moonshot-v1-32k"</w:t>
+      </w:r>
+      <w:r>
+        <w:rPr>
+          <w:rStyle w:val="FunctionTok"/>
+        </w:rPr>
+        <w:t xml:space="preserve">,</w:t>
+      </w:r>
+      <w:r>
+        <w:rPr>
+          <w:rStyle w:val="NormalTok"/>
+        </w:rPr>
+        <w:t xml:space="preserve">     </w:t>
+      </w:r>
+      <w:r>
+        <w:rPr>
+          <w:rStyle w:val="ErrorTok"/>
+        </w:rPr>
+        <w:t xml:space="preserve">//</w:t>
+      </w:r>
+      <w:r>
+        <w:rPr>
+          <w:rStyle w:val="NormalTok"/>
+        </w:rPr>
+        <w:t xml:space="preserve"> </w:t>
+      </w:r>
+      <w:r>
+        <w:rPr>
+          <w:rStyle w:val="ErrorTok"/>
+        </w:rPr>
+        <w:t xml:space="preserve">可选,</w:t>
+      </w:r>
+      <w:r>
+        <w:rPr>
+          <w:rStyle w:val="NormalTok"/>
+        </w:rPr>
+        <w:t xml:space="preserve"> </w:t>
+      </w:r>
+      <w:r>
+        <w:rPr>
+          <w:rStyle w:val="ErrorTok"/>
+        </w:rPr>
+        <w:t xml:space="preserve">不传用</w:t>
+      </w:r>
+      <w:r>
+        <w:rPr>
+          <w:rStyle w:val="NormalTok"/>
+        </w:rPr>
+        <w:t xml:space="preserve"> </w:t>
+      </w:r>
+      <w:r>
+        <w:rPr>
+          <w:rStyle w:val="ErrorTok"/>
+        </w:rPr>
+        <w:t xml:space="preserve">SystemSetting</w:t>
+      </w:r>
+      <w:r>
+        <w:rPr>
+          <w:rStyle w:val="NormalTok"/>
+        </w:rPr>
+        <w:t xml:space="preserve"> </w:t>
+      </w:r>
+      <w:r>
+        <w:rPr>
+          <w:rStyle w:val="ErrorTok"/>
+        </w:rPr>
+        <w:t xml:space="preserve">配置</w:t>
+      </w:r>
+      <w:r>
+        <w:br/>
+      </w:r>
+      <w:r>
+        <w:rPr>
+          <w:rStyle w:val="NormalTok"/>
+        </w:rPr>
+        <w:t xml:space="preserve">  </w:t>
+      </w:r>
+      <w:r>
+        <w:rPr>
+          <w:rStyle w:val="DataTypeTok"/>
+        </w:rPr>
+        <w:t xml:space="preserve">"jobId"</w:t>
+      </w:r>
+      <w:r>
+        <w:rPr>
+          <w:rStyle w:val="FunctionTok"/>
+        </w:rPr>
+        <w:t xml:space="preserve">:</w:t>
+      </w:r>
+      <w:r>
+        <w:rPr>
+          <w:rStyle w:val="NormalTok"/>
+        </w:rPr>
+        <w:t xml:space="preserve"> </w:t>
+      </w:r>
+      <w:r>
+        <w:rPr>
+          <w:rStyle w:val="StringTok"/>
+        </w:rPr>
+        <w:t xml:space="preserve">"uuid"</w:t>
+      </w:r>
+      <w:r>
+        <w:rPr>
+          <w:rStyle w:val="NormalTok"/>
+        </w:rPr>
+        <w:t xml:space="preserve">                  </w:t>
+      </w:r>
+      <w:r>
+        <w:rPr>
+          <w:rStyle w:val="ErrorTok"/>
+        </w:rPr>
+        <w:t xml:space="preserve">//</w:t>
+      </w:r>
+      <w:r>
+        <w:rPr>
+          <w:rStyle w:val="NormalTok"/>
+        </w:rPr>
+        <w:t xml:space="preserve"> </w:t>
+      </w:r>
+      <w:r>
+        <w:rPr>
+          <w:rStyle w:val="ErrorTok"/>
+        </w:rPr>
+        <w:t xml:space="preserve">可选</w:t>
+      </w:r>
+      <w:r>
+        <w:rPr>
+          <w:rStyle w:val="FunctionTok"/>
+        </w:rPr>
+        <w:t xml:space="preserve">,</w:t>
+      </w:r>
+      <w:r>
+        <w:rPr>
+          <w:rStyle w:val="NormalTok"/>
+        </w:rPr>
+        <w:t xml:space="preserve"> </w:t>
+      </w:r>
+      <w:r>
+        <w:rPr>
+          <w:rStyle w:val="ErrorTok"/>
+        </w:rPr>
+        <w:t xml:space="preserve">传了会自动跑</w:t>
+      </w:r>
+      <w:r>
+        <w:rPr>
+          <w:rStyle w:val="NormalTok"/>
+        </w:rPr>
+        <w:t xml:space="preserve"> </w:t>
+      </w:r>
+      <w:r>
+        <w:rPr>
+          <w:rStyle w:val="ErrorTok"/>
+        </w:rPr>
+        <w:t xml:space="preserve">JD</w:t>
+      </w:r>
+      <w:r>
+        <w:rPr>
+          <w:rStyle w:val="NormalTok"/>
+        </w:rPr>
+        <w:t xml:space="preserve"> </w:t>
+      </w:r>
+      <w:r>
+        <w:rPr>
+          <w:rStyle w:val="ErrorTok"/>
+        </w:rPr>
+        <w:t xml:space="preserve">二次评估</w:t>
+      </w:r>
+      <w:r>
+        <w:br/>
+      </w:r>
+      <w:r>
+        <w:rPr>
+          <w:rStyle w:val="FunctionTok"/>
+        </w:rPr>
+        <w:t xml:space="preserve">}</w:t>
+      </w:r>
+    </w:p>
+    <w:p>
+      <w:pPr>
+        <w:pStyle w:val="FirstParagraph"/>
+      </w:pPr>
+      <w:r>
+        <w:rPr>
+          <w:rFonts w:hint="eastAsia"/>
+        </w:rPr>
+        <w:t xml:space="preserve">流程:</w:t>
+      </w:r>
+      <w:r>
+        <w:t xml:space="preserve"> </w:t>
+      </w:r>
+      <w:r>
+        <w:t xml:space="preserve">1. </w:t>
+      </w:r>
+      <w:r>
+        <w:rPr>
+          <w:rFonts w:hint="eastAsia"/>
+        </w:rPr>
+        <w:t xml:space="preserve">从</w:t>
+      </w:r>
+      <w:r>
+        <w:t xml:space="preserve"> R2 </w:t>
+      </w:r>
+      <w:r>
+        <w:rPr>
+          <w:rFonts w:hint="eastAsia"/>
+        </w:rPr>
+        <w:t xml:space="preserve">拉文件</w:t>
+      </w:r>
+      <w:r>
+        <w:t xml:space="preserve"> </w:t>
+      </w:r>
+      <w:r>
+        <w:t xml:space="preserve">2. Kimi Files API </w:t>
+      </w:r>
+      <w:r>
+        <w:rPr>
+          <w:rFonts w:hint="eastAsia"/>
+        </w:rPr>
+        <w:t xml:space="preserve">上传</w:t>
+      </w:r>
+      <w:r>
+        <w:t xml:space="preserve"> + </w:t>
+      </w:r>
+      <w:r>
+        <w:rPr>
+          <w:rFonts w:hint="eastAsia"/>
+        </w:rPr>
+        <w:t xml:space="preserve">文件解析(</w:t>
+      </w:r>
+      <w:r>
+        <w:rPr>
+          <w:rStyle w:val="VerbatimChar"/>
+        </w:rPr>
+        <w:t xml:space="preserve">/v1/files</w:t>
+      </w:r>
+      <w:r>
+        <w:t xml:space="preserve">)</w:t>
+      </w:r>
+      <w:r>
+        <w:t xml:space="preserve"> </w:t>
+      </w:r>
+      <w:r>
+        <w:t xml:space="preserve">3.</w:t>
+      </w:r>
+      <w:r>
+        <w:t xml:space="preserve"> </w:t>
+      </w:r>
+      <w:r>
+        <w:rPr>
+          <w:rStyle w:val="VerbatimChar"/>
+        </w:rPr>
+        <w:t xml:space="preserve">/v1/chat/completions</w:t>
+      </w:r>
+      <w:r>
+        <w:t xml:space="preserve"> </w:t>
+      </w:r>
+      <w:r>
+        <w:t xml:space="preserve">JSON </w:t>
+      </w:r>
+      <w:r>
+        <w:rPr>
+          <w:rFonts w:hint="eastAsia"/>
+        </w:rPr>
+        <w:t xml:space="preserve">模式输出</w:t>
+      </w:r>
+      <w:r>
+        <w:t xml:space="preserve"> </w:t>
+      </w:r>
+      <w:r>
+        <w:t xml:space="preserve">4. </w:t>
+      </w:r>
+      <w:r>
+        <w:rPr>
+          <w:rFonts w:hint="eastAsia"/>
+        </w:rPr>
+        <w:t xml:space="preserve">若有</w:t>
+      </w:r>
+      <w:r>
+        <w:t xml:space="preserve"> </w:t>
+      </w:r>
+      <w:r>
+        <w:rPr>
+          <w:rStyle w:val="VerbatimChar"/>
+        </w:rPr>
+        <w:t xml:space="preserve">jobId</w:t>
+      </w:r>
+      <w:r>
+        <w:rPr>
+          <w:rFonts w:hint="eastAsia"/>
+        </w:rPr>
+        <w:t xml:space="preserve">,自动调</w:t>
+      </w:r>
+      <w:r>
+        <w:t xml:space="preserve"> </w:t>
+      </w:r>
+      <w:r>
+        <w:rPr>
+          <w:rStyle w:val="VerbatimChar"/>
+        </w:rPr>
+        <w:t xml:space="preserve">matchAgainstJob</w:t>
+      </w:r>
+      <w:r>
+        <w:t xml:space="preserve"> </w:t>
+      </w:r>
+      <w:r>
+        <w:rPr>
+          <w:rFonts w:hint="eastAsia"/>
+        </w:rPr>
+        <w:t xml:space="preserve">二次评估</w:t>
+      </w:r>
+    </w:p>
+    <w:p>
+      <w:pPr>
+        <w:pStyle w:val="BodyText"/>
+      </w:pPr>
+      <w:r>
+        <w:rPr>
+          <w:rFonts w:hint="eastAsia"/>
+        </w:rPr>
+        <w:t xml:space="preserve">响应</w:t>
+      </w:r>
+      <w:r>
+        <w:t xml:space="preserve"> 200:</w:t>
+      </w:r>
+    </w:p>
+    <w:p>
+      <w:pPr>
+        <w:pStyle w:val="SourceCode"/>
+      </w:pPr>
+      <w:r>
+        <w:rPr>
+          <w:rStyle w:val="FunctionTok"/>
+        </w:rPr>
+        <w:t xml:space="preserve">{</w:t>
+      </w:r>
+      <w:r>
+        <w:br/>
+      </w:r>
+      <w:r>
+        <w:rPr>
+          <w:rStyle w:val="NormalTok"/>
+        </w:rPr>
+        <w:t xml:space="preserve">  </w:t>
+      </w:r>
+      <w:r>
+        <w:rPr>
+          <w:rStyle w:val="DataTypeTok"/>
+        </w:rPr>
+        <w:t xml:space="preserve">"candidate"</w:t>
+      </w:r>
+      <w:r>
+        <w:rPr>
+          <w:rStyle w:val="FunctionTok"/>
+        </w:rPr>
+        <w:t xml:space="preserve">:</w:t>
+      </w:r>
+      <w:r>
+        <w:rPr>
+          <w:rStyle w:val="NormalTok"/>
+        </w:rPr>
+        <w:t xml:space="preserve"> </w:t>
+      </w:r>
+      <w:r>
+        <w:rPr>
+          <w:rStyle w:val="FunctionTok"/>
+        </w:rPr>
+        <w:t xml:space="preserve">{</w:t>
+      </w:r>
+      <w:r>
+        <w:rPr>
+          <w:rStyle w:val="NormalTok"/>
+        </w:rPr>
+        <w:t xml:space="preserve"> </w:t>
+      </w:r>
+      <w:r>
+        <w:rPr>
+          <w:rStyle w:val="ErrorTok"/>
+        </w:rPr>
+        <w:t xml:space="preserve">/*</w:t>
+      </w:r>
+      <w:r>
+        <w:rPr>
+          <w:rStyle w:val="NormalTok"/>
+        </w:rPr>
+        <w:t xml:space="preserve"> </w:t>
+      </w:r>
+      <w:r>
+        <w:rPr>
+          <w:rStyle w:val="ErrorTok"/>
+        </w:rPr>
+        <w:t xml:space="preserve">完整候选人字段,</w:t>
+      </w:r>
+      <w:r>
+        <w:rPr>
+          <w:rStyle w:val="NormalTok"/>
+        </w:rPr>
+        <w:t xml:space="preserve"> </w:t>
+      </w:r>
+      <w:r>
+        <w:rPr>
+          <w:rStyle w:val="ErrorTok"/>
+        </w:rPr>
+        <w:t xml:space="preserve">含</w:t>
+      </w:r>
+      <w:r>
+        <w:rPr>
+          <w:rStyle w:val="NormalTok"/>
+        </w:rPr>
+        <w:t xml:space="preserve"> </w:t>
+      </w:r>
+      <w:r>
+        <w:rPr>
+          <w:rStyle w:val="ErrorTok"/>
+        </w:rPr>
+        <w:t xml:space="preserve">aiSummary</w:t>
+      </w:r>
+      <w:r>
+        <w:rPr>
+          <w:rStyle w:val="NormalTok"/>
+        </w:rPr>
+        <w:t xml:space="preserve"> </w:t>
+      </w:r>
+      <w:r>
+        <w:rPr>
+          <w:rStyle w:val="ErrorTok"/>
+        </w:rPr>
+        <w:t xml:space="preserve">纯文本简报</w:t>
+      </w:r>
+      <w:r>
+        <w:rPr>
+          <w:rStyle w:val="NormalTok"/>
+        </w:rPr>
+        <w:t xml:space="preserve"> </w:t>
+      </w:r>
+      <w:r>
+        <w:rPr>
+          <w:rStyle w:val="ErrorTok"/>
+        </w:rPr>
+        <w:t xml:space="preserve">*/</w:t>
+      </w:r>
+      <w:r>
+        <w:rPr>
+          <w:rStyle w:val="NormalTok"/>
+        </w:rPr>
+        <w:t xml:space="preserve"> </w:t>
+      </w:r>
+      <w:r>
+        <w:rPr>
+          <w:rStyle w:val="FunctionTok"/>
+        </w:rPr>
+        <w:t xml:space="preserve">},</w:t>
+      </w:r>
+      <w:r>
+        <w:br/>
+      </w:r>
+      <w:r>
+        <w:rPr>
+          <w:rStyle w:val="NormalTok"/>
+        </w:rPr>
+        <w:t xml:space="preserve">  </w:t>
+      </w:r>
+      <w:r>
+        <w:rPr>
+          <w:rStyle w:val="DataTypeTok"/>
+        </w:rPr>
+        <w:t xml:space="preserve">"meta"</w:t>
+      </w:r>
+      <w:r>
+        <w:rPr>
+          <w:rStyle w:val="FunctionTok"/>
+        </w:rPr>
+        <w:t xml:space="preserve">:</w:t>
+      </w:r>
+      <w:r>
+        <w:rPr>
+          <w:rStyle w:val="NormalTok"/>
+        </w:rPr>
+        <w:t xml:space="preserve"> </w:t>
+      </w:r>
+      <w:r>
+        <w:rPr>
+          <w:rStyle w:val="FunctionTok"/>
+        </w:rPr>
+        <w:t xml:space="preserve">{</w:t>
+      </w:r>
+      <w:r>
+        <w:rPr>
+          <w:rStyle w:val="NormalTok"/>
+        </w:rPr>
+        <w:t xml:space="preserve"> </w:t>
+      </w:r>
+      <w:r>
+        <w:rPr>
+          <w:rStyle w:val="DataTypeTok"/>
+        </w:rPr>
+        <w:t xml:space="preserve">"model"</w:t>
+      </w:r>
+      <w:r>
+        <w:rPr>
+          <w:rStyle w:val="FunctionTok"/>
+        </w:rPr>
+        <w:t xml:space="preserve">:</w:t>
+      </w:r>
+      <w:r>
+        <w:rPr>
+          <w:rStyle w:val="NormalTok"/>
+        </w:rPr>
+        <w:t xml:space="preserve"> </w:t>
+      </w:r>
+      <w:r>
+        <w:rPr>
+          <w:rStyle w:val="StringTok"/>
+        </w:rPr>
+        <w:t xml:space="preserve">"..."</w:t>
+      </w:r>
+      <w:r>
+        <w:rPr>
+          <w:rStyle w:val="FunctionTok"/>
+        </w:rPr>
+        <w:t xml:space="preserve">,</w:t>
+      </w:r>
+      <w:r>
+        <w:rPr>
+          <w:rStyle w:val="NormalTok"/>
+        </w:rPr>
+        <w:t xml:space="preserve"> </w:t>
+      </w:r>
+      <w:r>
+        <w:rPr>
+          <w:rStyle w:val="DataTypeTok"/>
+        </w:rPr>
+        <w:t xml:space="preserve">"usage"</w:t>
+      </w:r>
+      <w:r>
+        <w:rPr>
+          <w:rStyle w:val="FunctionTok"/>
+        </w:rPr>
+        <w:t xml:space="preserve">:</w:t>
+      </w:r>
+      <w:r>
+        <w:rPr>
+          <w:rStyle w:val="NormalTok"/>
+        </w:rPr>
+        <w:t xml:space="preserve"> </w:t>
+      </w:r>
+      <w:r>
+        <w:rPr>
+          <w:rStyle w:val="FunctionTok"/>
+        </w:rPr>
+        <w:t xml:space="preserve">{</w:t>
+      </w:r>
+      <w:r>
+        <w:rPr>
+          <w:rStyle w:val="ErrorTok"/>
+        </w:rPr>
+        <w:t xml:space="preserve">...</w:t>
+      </w:r>
+      <w:r>
+        <w:rPr>
+          <w:rStyle w:val="FunctionTok"/>
+        </w:rPr>
+        <w:t xml:space="preserve">}</w:t>
+      </w:r>
+      <w:r>
+        <w:rPr>
+          <w:rStyle w:val="NormalTok"/>
+        </w:rPr>
+        <w:t xml:space="preserve"> </w:t>
+      </w:r>
+      <w:r>
+        <w:rPr>
+          <w:rStyle w:val="FunctionTok"/>
+        </w:rPr>
+        <w:t xml:space="preserve">},</w:t>
+      </w:r>
+      <w:r>
+        <w:br/>
+      </w:r>
+      <w:r>
+        <w:rPr>
+          <w:rStyle w:val="NormalTok"/>
+        </w:rPr>
+        <w:t xml:space="preserve">  </w:t>
+      </w:r>
+      <w:r>
+        <w:rPr>
+          <w:rStyle w:val="DataTypeTok"/>
+        </w:rPr>
+        <w:t xml:space="preserve">"match"</w:t>
+      </w:r>
+      <w:r>
+        <w:rPr>
+          <w:rStyle w:val="FunctionTok"/>
+        </w:rPr>
+        <w:t xml:space="preserve">:</w:t>
+      </w:r>
+      <w:r>
+        <w:rPr>
+          <w:rStyle w:val="NormalTok"/>
+        </w:rPr>
+        <w:t xml:space="preserve"> </w:t>
+      </w:r>
+      <w:r>
+        <w:rPr>
+          <w:rStyle w:val="KeywordTok"/>
+        </w:rPr>
+        <w:t xml:space="preserve">null</w:t>
+      </w:r>
+      <w:r>
+        <w:rPr>
+          <w:rStyle w:val="NormalTok"/>
+        </w:rPr>
+        <w:t xml:space="preserve">  </w:t>
+      </w:r>
+      <w:r>
+        <w:rPr>
+          <w:rStyle w:val="ErrorTok"/>
+        </w:rPr>
+        <w:t xml:space="preserve">//</w:t>
+      </w:r>
+      <w:r>
+        <w:rPr>
+          <w:rStyle w:val="NormalTok"/>
+        </w:rPr>
+        <w:t xml:space="preserve"> </w:t>
+      </w:r>
+      <w:r>
+        <w:rPr>
+          <w:rStyle w:val="ErrorTok"/>
+        </w:rPr>
+        <w:t xml:space="preserve">或</w:t>
+      </w:r>
+      <w:r>
+        <w:rPr>
+          <w:rStyle w:val="NormalTok"/>
+        </w:rPr>
+        <w:t xml:space="preserve"> </w:t>
+      </w:r>
+      <w:r>
+        <w:rPr>
+          <w:rStyle w:val="FunctionTok"/>
+        </w:rPr>
+        <w:t xml:space="preserve">{</w:t>
+      </w:r>
+      <w:r>
+        <w:rPr>
+          <w:rStyle w:val="NormalTok"/>
+        </w:rPr>
+        <w:t xml:space="preserve"> </w:t>
+      </w:r>
+      <w:r>
+        <w:rPr>
+          <w:rStyle w:val="ErrorTok"/>
+        </w:rPr>
+        <w:t xml:space="preserve">jdMatch,</w:t>
+      </w:r>
+      <w:r>
+        <w:rPr>
+          <w:rStyle w:val="NormalTok"/>
+        </w:rPr>
+        <w:t xml:space="preserve"> </w:t>
+      </w:r>
+      <w:r>
+        <w:rPr>
+          <w:rStyle w:val="ErrorTok"/>
+        </w:rPr>
+        <w:t xml:space="preserve">risks,</w:t>
+      </w:r>
+      <w:r>
+        <w:rPr>
+          <w:rStyle w:val="NormalTok"/>
+        </w:rPr>
+        <w:t xml:space="preserve"> </w:t>
+      </w:r>
+      <w:r>
+        <w:rPr>
+          <w:rStyle w:val="ErrorTok"/>
+        </w:rPr>
+        <w:t xml:space="preserve">highlights,</w:t>
+      </w:r>
+      <w:r>
+        <w:rPr>
+          <w:rStyle w:val="NormalTok"/>
+        </w:rPr>
+        <w:t xml:space="preserve"> </w:t>
+      </w:r>
+      <w:r>
+        <w:rPr>
+          <w:rStyle w:val="ErrorTok"/>
+        </w:rPr>
+        <w:t xml:space="preserve">matchReason</w:t>
+      </w:r>
+      <w:r>
+        <w:rPr>
+          <w:rStyle w:val="NormalTok"/>
+        </w:rPr>
+        <w:t xml:space="preserve"> </w:t>
+      </w:r>
+      <w:r>
+        <w:rPr>
+          <w:rStyle w:val="FunctionTok"/>
+        </w:rPr>
+        <w:t xml:space="preserve">}</w:t>
+      </w:r>
+      <w:r>
+        <w:br/>
+      </w:r>
+      <w:r>
+        <w:rPr>
+          <w:rStyle w:val="FunctionTok"/>
+        </w:rPr>
+        <w:t xml:space="preserve">}</w:t>
+      </w:r>
+    </w:p>
+    <w:p>
+      <w:pPr>
+        <w:pStyle w:val="FirstParagraph"/>
+      </w:pPr>
+      <w:r>
+        <w:rPr>
+          <w:rFonts w:hint="eastAsia"/>
+          <w:b/>
+          <w:bCs/>
+        </w:rPr>
+        <w:t xml:space="preserve">注意</w:t>
+      </w:r>
+      <w:r>
+        <w:rPr>
+          <w:rFonts w:hint="eastAsia"/>
+        </w:rPr>
+        <w:t xml:space="preserve">:这是长任务,通常</w:t>
+      </w:r>
+      <w:r>
+        <w:t xml:space="preserve"> </w:t>
+      </w:r>
+      <w:r>
+        <w:rPr>
+          <w:rFonts w:hint="eastAsia"/>
+        </w:rPr>
+        <w:t xml:space="preserve">10-30s,前端使用</w:t>
+      </w:r>
+      <w:r>
+        <w:t xml:space="preserve"> </w:t>
+      </w:r>
+      <w:r>
+        <w:rPr>
+          <w:rStyle w:val="VerbatimChar"/>
+        </w:rPr>
+        <w:t xml:space="preserve">LONG_TIMEOUT=120s</w:t>
+      </w:r>
+      <w:r>
+        <w:t xml:space="preserve">。</w:t>
+      </w:r>
+    </w:p>
+    <w:bookmarkEnd w:id="52"/>
+    <w:bookmarkStart w:id="53" w:name="post-apiresumesmatch"/>
+    <w:p>
+      <w:pPr>
+        <w:pStyle w:val="Heading2"/>
+      </w:pPr>
+      <w:r>
+        <w:t xml:space="preserve">12.3 POST /api/resumes/match</w:t>
+      </w:r>
+    </w:p>
+    <w:p>
+      <w:pPr>
+        <w:pStyle w:val="FirstParagraph"/>
+      </w:pPr>
+      <w:r>
+        <w:rPr>
+          <w:rFonts w:hint="eastAsia"/>
+        </w:rPr>
+        <w:t xml:space="preserve">事后给已有候选人关联</w:t>
+      </w:r>
+      <w:r>
+        <w:t xml:space="preserve"> JD </w:t>
+      </w:r>
+      <w:r>
+        <w:rPr>
+          <w:rFonts w:hint="eastAsia"/>
+        </w:rPr>
+        <w:t xml:space="preserve">二次评估:</w:t>
+      </w:r>
+    </w:p>
+    <w:p>
+      <w:pPr>
+        <w:pStyle w:val="SourceCode"/>
+      </w:pPr>
+      <w:r>
+        <w:rPr>
+          <w:rStyle w:val="FunctionTok"/>
+        </w:rPr>
+        <w:t xml:space="preserve">{</w:t>
+      </w:r>
+      <w:r>
+        <w:rPr>
+          <w:rStyle w:val="NormalTok"/>
+        </w:rPr>
+        <w:t xml:space="preserve"> </w:t>
+      </w:r>
+      <w:r>
+        <w:rPr>
+          <w:rStyle w:val="DataTypeTok"/>
+        </w:rPr>
+        <w:t xml:space="preserve">"candidateId"</w:t>
+      </w:r>
+      <w:r>
+        <w:rPr>
+          <w:rStyle w:val="FunctionTok"/>
+        </w:rPr>
+        <w:t xml:space="preserve">:</w:t>
+      </w:r>
+      <w:r>
+        <w:rPr>
+          <w:rStyle w:val="NormalTok"/>
+        </w:rPr>
+        <w:t xml:space="preserve"> </w:t>
+      </w:r>
+      <w:r>
+        <w:rPr>
+          <w:rStyle w:val="StringTok"/>
+        </w:rPr>
+        <w:t xml:space="preserve">"uuid"</w:t>
+      </w:r>
+      <w:r>
+        <w:rPr>
+          <w:rStyle w:val="FunctionTok"/>
+        </w:rPr>
+        <w:t xml:space="preserve">,</w:t>
+      </w:r>
+      <w:r>
+        <w:rPr>
+          <w:rStyle w:val="NormalTok"/>
+        </w:rPr>
+        <w:t xml:space="preserve"> </w:t>
+      </w:r>
+      <w:r>
+        <w:rPr>
+          <w:rStyle w:val="DataTypeTok"/>
+        </w:rPr>
+        <w:t xml:space="preserve">"jobId"</w:t>
+      </w:r>
+      <w:r>
+        <w:rPr>
+          <w:rStyle w:val="FunctionTok"/>
+        </w:rPr>
+        <w:t xml:space="preserve">:</w:t>
+      </w:r>
+      <w:r>
+        <w:rPr>
+          <w:rStyle w:val="NormalTok"/>
+        </w:rPr>
+        <w:t xml:space="preserve"> </w:t>
+      </w:r>
+      <w:r>
+        <w:rPr>
+          <w:rStyle w:val="StringTok"/>
+        </w:rPr>
+        <w:t xml:space="preserve">"uuid"</w:t>
+      </w:r>
+      <w:r>
+        <w:rPr>
+          <w:rStyle w:val="FunctionTok"/>
+        </w:rPr>
+        <w:t xml:space="preserve">,</w:t>
+      </w:r>
+      <w:r>
+        <w:rPr>
+          <w:rStyle w:val="NormalTok"/>
+        </w:rPr>
+        <w:t xml:space="preserve"> </w:t>
+      </w:r>
+      <w:r>
+        <w:rPr>
+          <w:rStyle w:val="DataTypeTok"/>
+        </w:rPr>
+        <w:t xml:space="preserve">"model"</w:t>
+      </w:r>
+      <w:r>
+        <w:rPr>
+          <w:rStyle w:val="FunctionTok"/>
+        </w:rPr>
+        <w:t xml:space="preserve">:</w:t>
+      </w:r>
+      <w:r>
+        <w:rPr>
+          <w:rStyle w:val="NormalTok"/>
+        </w:rPr>
+        <w:t xml:space="preserve"> </w:t>
+      </w:r>
+      <w:r>
+        <w:rPr>
+          <w:rStyle w:val="StringTok"/>
+        </w:rPr>
+        <w:t xml:space="preserve">"moonshot-v1-128k"</w:t>
+      </w:r>
+      <w:r>
+        <w:rPr>
+          <w:rStyle w:val="NormalTok"/>
+        </w:rPr>
+        <w:t xml:space="preserve"> </w:t>
+      </w:r>
+      <w:r>
+        <w:rPr>
+          <w:rStyle w:val="FunctionTok"/>
+        </w:rPr>
+        <w:t xml:space="preserve">}</w:t>
+      </w:r>
+    </w:p>
+    <w:p>
+      <w:pPr>
+        <w:pStyle w:val="FirstParagraph"/>
+      </w:pPr>
+      <w:r>
+        <w:rPr>
+          <w:rFonts w:hint="eastAsia"/>
+        </w:rPr>
+        <w:t xml:space="preserve">响应:</w:t>
+      </w:r>
+    </w:p>
+    <w:p>
+      <w:pPr>
+        <w:pStyle w:val="SourceCode"/>
+      </w:pPr>
+      <w:r>
+        <w:rPr>
+          <w:rStyle w:val="FunctionTok"/>
+        </w:rPr>
+        <w:t xml:space="preserve">{</w:t>
+      </w:r>
+      <w:r>
+        <w:br/>
+      </w:r>
+      <w:r>
+        <w:rPr>
+          <w:rStyle w:val="NormalTok"/>
+        </w:rPr>
+        <w:t xml:space="preserve">  </w:t>
+      </w:r>
+      <w:r>
+        <w:rPr>
+          <w:rStyle w:val="DataTypeTok"/>
+        </w:rPr>
+        <w:t xml:space="preserve">"candidate"</w:t>
+      </w:r>
+      <w:r>
+        <w:rPr>
+          <w:rStyle w:val="FunctionTok"/>
+        </w:rPr>
+        <w:t xml:space="preserve">:</w:t>
+      </w:r>
+      <w:r>
+        <w:rPr>
+          <w:rStyle w:val="NormalTok"/>
+        </w:rPr>
+        <w:t xml:space="preserve"> </w:t>
+      </w:r>
+      <w:r>
+        <w:rPr>
+          <w:rStyle w:val="FunctionTok"/>
+        </w:rPr>
+        <w:t xml:space="preserve">{</w:t>
+      </w:r>
+      <w:r>
+        <w:rPr>
+          <w:rStyle w:val="NormalTok"/>
+        </w:rPr>
+        <w:t xml:space="preserve"> </w:t>
+      </w:r>
+      <w:r>
+        <w:rPr>
+          <w:rStyle w:val="ErrorTok"/>
+        </w:rPr>
+        <w:t xml:space="preserve">/*</w:t>
+      </w:r>
+      <w:r>
+        <w:rPr>
+          <w:rStyle w:val="NormalTok"/>
+        </w:rPr>
+        <w:t xml:space="preserve"> </w:t>
+      </w:r>
+      <w:r>
+        <w:rPr>
+          <w:rStyle w:val="ErrorTok"/>
+        </w:rPr>
+        <w:t xml:space="preserve">更新后的</w:t>
+      </w:r>
+      <w:r>
+        <w:rPr>
+          <w:rStyle w:val="NormalTok"/>
+        </w:rPr>
+        <w:t xml:space="preserve"> </w:t>
+      </w:r>
+      <w:r>
+        <w:rPr>
+          <w:rStyle w:val="ErrorTok"/>
+        </w:rPr>
+        <w:t xml:space="preserve">candidate,</w:t>
+      </w:r>
+      <w:r>
+        <w:rPr>
+          <w:rStyle w:val="NormalTok"/>
+        </w:rPr>
+        <w:t xml:space="preserve"> </w:t>
+      </w:r>
+      <w:r>
+        <w:rPr>
+          <w:rStyle w:val="ErrorTok"/>
+        </w:rPr>
+        <w:t xml:space="preserve">jobId/jdMatch/risks/highlights/appliedFor</w:t>
+      </w:r>
+      <w:r>
+        <w:rPr>
+          <w:rStyle w:val="NormalTok"/>
+        </w:rPr>
+        <w:t xml:space="preserve"> </w:t>
+      </w:r>
+      <w:r>
+        <w:rPr>
+          <w:rStyle w:val="ErrorTok"/>
+        </w:rPr>
+        <w:t xml:space="preserve">已写入</w:t>
+      </w:r>
+      <w:r>
+        <w:rPr>
+          <w:rStyle w:val="NormalTok"/>
+        </w:rPr>
+        <w:t xml:space="preserve"> </w:t>
+      </w:r>
+      <w:r>
+        <w:rPr>
+          <w:rStyle w:val="ErrorTok"/>
+        </w:rPr>
+        <w:t xml:space="preserve">*/</w:t>
+      </w:r>
+      <w:r>
+        <w:rPr>
+          <w:rStyle w:val="NormalTok"/>
+        </w:rPr>
+        <w:t xml:space="preserve"> </w:t>
+      </w:r>
+      <w:r>
+        <w:rPr>
+          <w:rStyle w:val="FunctionTok"/>
+        </w:rPr>
+        <w:t xml:space="preserve">},</w:t>
+      </w:r>
+      <w:r>
+        <w:br/>
+      </w:r>
+      <w:r>
+        <w:rPr>
+          <w:rStyle w:val="NormalTok"/>
+        </w:rPr>
+        <w:t xml:space="preserve">  </w:t>
+      </w:r>
+      <w:r>
+        <w:rPr>
+          <w:rStyle w:val="DataTypeTok"/>
+        </w:rPr>
+        <w:t xml:space="preserve">"match"</w:t>
+      </w:r>
+      <w:r>
+        <w:rPr>
+          <w:rStyle w:val="FunctionTok"/>
+        </w:rPr>
+        <w:t xml:space="preserve">:</w:t>
+      </w:r>
+      <w:r>
+        <w:rPr>
+          <w:rStyle w:val="NormalTok"/>
+        </w:rPr>
+        <w:t xml:space="preserve"> </w:t>
+      </w:r>
+      <w:r>
+        <w:rPr>
+          <w:rStyle w:val="FunctionTok"/>
+        </w:rPr>
+        <w:t xml:space="preserve">{</w:t>
+      </w:r>
+      <w:r>
+        <w:rPr>
+          <w:rStyle w:val="NormalTok"/>
+        </w:rPr>
+        <w:t xml:space="preserve"> </w:t>
+      </w:r>
+      <w:r>
+        <w:rPr>
+          <w:rStyle w:val="DataTypeTok"/>
+        </w:rPr>
+        <w:t xml:space="preserve">"jdMatch"</w:t>
+      </w:r>
+      <w:r>
+        <w:rPr>
+          <w:rStyle w:val="FunctionTok"/>
+        </w:rPr>
+        <w:t xml:space="preserve">:</w:t>
+      </w:r>
+      <w:r>
+        <w:rPr>
+          <w:rStyle w:val="NormalTok"/>
+        </w:rPr>
+        <w:t xml:space="preserve"> </w:t>
+      </w:r>
+      <w:r>
+        <w:rPr>
+          <w:rStyle w:val="DecValTok"/>
+        </w:rPr>
+        <w:t xml:space="preserve">75</w:t>
+      </w:r>
+      <w:r>
+        <w:rPr>
+          <w:rStyle w:val="FunctionTok"/>
+        </w:rPr>
+        <w:t xml:space="preserve">,</w:t>
+      </w:r>
+      <w:r>
+        <w:rPr>
+          <w:rStyle w:val="NormalTok"/>
+        </w:rPr>
+        <w:t xml:space="preserve"> </w:t>
+      </w:r>
+      <w:r>
+        <w:rPr>
+          <w:rStyle w:val="DataTypeTok"/>
+        </w:rPr>
+        <w:t xml:space="preserve">"risks"</w:t>
+      </w:r>
+      <w:r>
+        <w:rPr>
+          <w:rStyle w:val="FunctionTok"/>
+        </w:rPr>
+        <w:t xml:space="preserve">:</w:t>
+      </w:r>
+      <w:r>
+        <w:rPr>
+          <w:rStyle w:val="NormalTok"/>
+        </w:rPr>
+        <w:t xml:space="preserve"> </w:t>
+      </w:r>
+      <w:r>
+        <w:rPr>
+          <w:rStyle w:val="OtherTok"/>
+        </w:rPr>
+        <w:t xml:space="preserve">[</w:t>
+      </w:r>
+      <w:r>
+        <w:rPr>
+          <w:rStyle w:val="ErrorTok"/>
+        </w:rPr>
+        <w:t xml:space="preserve">...</w:t>
+      </w:r>
+      <w:r>
+        <w:rPr>
+          <w:rStyle w:val="OtherTok"/>
+        </w:rPr>
+        <w:t xml:space="preserve">]</w:t>
+      </w:r>
+      <w:r>
+        <w:rPr>
+          <w:rStyle w:val="FunctionTok"/>
+        </w:rPr>
+        <w:t xml:space="preserve">,</w:t>
+      </w:r>
+      <w:r>
+        <w:rPr>
+          <w:rStyle w:val="NormalTok"/>
+        </w:rPr>
+        <w:t xml:space="preserve"> </w:t>
+      </w:r>
+      <w:r>
+        <w:rPr>
+          <w:rStyle w:val="DataTypeTok"/>
+        </w:rPr>
+        <w:t xml:space="preserve">"highlights"</w:t>
+      </w:r>
+      <w:r>
+        <w:rPr>
+          <w:rStyle w:val="FunctionTok"/>
+        </w:rPr>
+        <w:t xml:space="preserve">:</w:t>
+      </w:r>
+      <w:r>
+        <w:rPr>
+          <w:rStyle w:val="NormalTok"/>
+        </w:rPr>
+        <w:t xml:space="preserve"> </w:t>
+      </w:r>
+      <w:r>
+        <w:rPr>
+          <w:rStyle w:val="OtherTok"/>
+        </w:rPr>
+        <w:t xml:space="preserve">[</w:t>
+      </w:r>
+      <w:r>
+        <w:rPr>
+          <w:rStyle w:val="ErrorTok"/>
+        </w:rPr>
+        <w:t xml:space="preserve">...</w:t>
+      </w:r>
+      <w:r>
+        <w:rPr>
+          <w:rStyle w:val="OtherTok"/>
+        </w:rPr>
+        <w:t xml:space="preserve">]</w:t>
+      </w:r>
+      <w:r>
+        <w:rPr>
+          <w:rStyle w:val="FunctionTok"/>
+        </w:rPr>
+        <w:t xml:space="preserve">,</w:t>
+      </w:r>
+      <w:r>
+        <w:rPr>
+          <w:rStyle w:val="NormalTok"/>
+        </w:rPr>
+        <w:t xml:space="preserve"> </w:t>
+      </w:r>
+      <w:r>
+        <w:rPr>
+          <w:rStyle w:val="DataTypeTok"/>
+        </w:rPr>
+        <w:t xml:space="preserve">"matchReason"</w:t>
+      </w:r>
+      <w:r>
+        <w:rPr>
+          <w:rStyle w:val="FunctionTok"/>
+        </w:rPr>
+        <w:t xml:space="preserve">:</w:t>
+      </w:r>
+      <w:r>
+        <w:rPr>
+          <w:rStyle w:val="NormalTok"/>
+        </w:rPr>
+        <w:t xml:space="preserve"> </w:t>
+      </w:r>
+      <w:r>
+        <w:rPr>
+          <w:rStyle w:val="StringTok"/>
+        </w:rPr>
+        <w:t xml:space="preserve">"..."</w:t>
+      </w:r>
+      <w:r>
+        <w:rPr>
+          <w:rStyle w:val="NormalTok"/>
+        </w:rPr>
+        <w:t xml:space="preserve"> </w:t>
+      </w:r>
+      <w:r>
+        <w:rPr>
+          <w:rStyle w:val="FunctionTok"/>
+        </w:rPr>
+        <w:t xml:space="preserve">}</w:t>
+      </w:r>
+      <w:r>
+        <w:br/>
+      </w:r>
+      <w:r>
+        <w:rPr>
+          <w:rStyle w:val="FunctionTok"/>
+        </w:rPr>
+        <w:t xml:space="preserve">}</w:t>
+      </w:r>
+    </w:p>
+    <w:p>
+      <w:r>
+        <w:pict>
+          <v:rect style="width:0;height:1.5pt" o:hralign="center" o:hrstd="t" o:hr="t"/>
+        </w:pict>
+      </w:r>
+    </w:p>
+    <w:bookmarkEnd w:id="53"/>
+    <w:bookmarkEnd w:id="54"/>
+    <w:bookmarkStart w:id="61" w:name="system-管理员系统设置admin-only"/>
+    <w:p>
+      <w:pPr>
+        <w:pStyle w:val="Heading1"/>
+      </w:pPr>
+      <w:r>
+        <w:t xml:space="preserve">13. System · </w:t>
+      </w:r>
+      <w:r>
+        <w:rPr>
+          <w:rFonts w:hint="eastAsia"/>
+        </w:rPr>
+        <w:t xml:space="preserve">管理员系统设置(ADMIN</w:t>
+      </w:r>
+      <w:r>
+        <w:t xml:space="preserve"> only)</w:t>
+      </w:r>
+    </w:p>
+    <w:p>
+      <w:pPr>
+        <w:pStyle w:val="FirstParagraph"/>
+      </w:pPr>
+      <w:r>
+        <w:rPr>
+          <w:rFonts w:hint="eastAsia"/>
+        </w:rPr>
+        <w:t xml:space="preserve">所有端点需</w:t>
+      </w:r>
+      <w:r>
+        <w:t xml:space="preserve"> </w:t>
+      </w:r>
+      <w:r>
+        <w:rPr>
+          <w:rStyle w:val="VerbatimChar"/>
+        </w:rPr>
+        <w:t xml:space="preserve">role=ADMIN</w:t>
+      </w:r>
+      <w:r>
+        <w:rPr>
+          <w:rFonts w:hint="eastAsia"/>
+        </w:rPr>
+        <w:t xml:space="preserve">,否则</w:t>
+      </w:r>
+      <w:r>
+        <w:t xml:space="preserve"> 403。</w:t>
+      </w:r>
+    </w:p>
+    <w:bookmarkStart w:id="55" w:name="get-apisystemsettings"/>
+    <w:p>
+      <w:pPr>
+        <w:pStyle w:val="Heading2"/>
+      </w:pPr>
+      <w:r>
+        <w:t xml:space="preserve">13.1 GET /api/system/settings</w:t>
+      </w:r>
+    </w:p>
+    <w:p>
+      <w:pPr>
+        <w:pStyle w:val="FirstParagraph"/>
+      </w:pPr>
+      <w:r>
+        <w:rPr>
+          <w:rFonts w:hint="eastAsia"/>
+        </w:rPr>
+        <w:t xml:space="preserve">列出所有系统设置(</w:t>
+      </w:r>
+      <w:r>
+        <w:rPr>
+          <w:rStyle w:val="VerbatimChar"/>
+        </w:rPr>
+        <w:t xml:space="preserve">api_key</w:t>
+      </w:r>
+      <w:r>
+        <w:t xml:space="preserve"> </w:t>
+      </w:r>
+      <w:r>
+        <w:rPr>
+          <w:rFonts w:hint="eastAsia"/>
+        </w:rPr>
+        <w:t xml:space="preserve">字段已</w:t>
+      </w:r>
+      <w:r>
+        <w:t xml:space="preserve"> mask </w:t>
+      </w:r>
+      <w:r>
+        <w:rPr>
+          <w:rFonts w:hint="eastAsia"/>
+        </w:rPr>
+        <w:t xml:space="preserve">成</w:t>
+      </w:r>
+      <w:r>
+        <w:t xml:space="preserve"> </w:t>
+      </w:r>
+      <w:r>
+        <w:rPr>
+          <w:rStyle w:val="VerbatimChar"/>
+        </w:rPr>
+        <w:t xml:space="preserve">sk-...xxxx</w:t>
+      </w:r>
+      <w:r>
+        <w:t xml:space="preserve">)。</w:t>
+      </w:r>
+    </w:p>
+    <w:bookmarkEnd w:id="55"/>
+    <w:bookmarkStart w:id="56" w:name="get-apisystemsettingskeyfull"/>
+    <w:p>
+      <w:pPr>
+        <w:pStyle w:val="Heading2"/>
+      </w:pPr>
+      <w:r>
+        <w:t xml:space="preserve">13.2 GET /api/system/settings/:key/full</w:t>
+      </w:r>
+    </w:p>
+    <w:p>
+      <w:pPr>
+        <w:pStyle w:val="FirstParagraph"/>
+      </w:pPr>
+      <w:r>
+        <w:rPr>
+          <w:rFonts w:hint="eastAsia"/>
+        </w:rPr>
+        <w:t xml:space="preserve">返回明文</w:t>
+      </w:r>
+      <w:r>
+        <w:t xml:space="preserve"> </w:t>
+      </w:r>
+      <w:r>
+        <w:rPr>
+          <w:rFonts w:hint="eastAsia"/>
+        </w:rPr>
+        <w:t xml:space="preserve">value(用于</w:t>
+      </w:r>
+      <w:r>
+        <w:t xml:space="preserve"> admin </w:t>
+      </w:r>
+      <w:r>
+        <w:rPr>
+          <w:rFonts w:hint="eastAsia"/>
+        </w:rPr>
+        <w:t xml:space="preserve">编辑时回填)。但</w:t>
+      </w:r>
+      <w:r>
+        <w:t xml:space="preserve"> </w:t>
+      </w:r>
+      <w:r>
+        <w:rPr>
+          <w:rStyle w:val="VerbatimChar"/>
+        </w:rPr>
+        <w:t xml:space="preserve">api_key</w:t>
+      </w:r>
+      <w:r>
+        <w:t xml:space="preserve"> </w:t>
+      </w:r>
+      <w:r>
+        <w:rPr>
+          <w:rFonts w:hint="eastAsia"/>
+        </w:rPr>
+        <w:t xml:space="preserve">类</w:t>
+      </w:r>
+      <w:r>
+        <w:rPr>
+          <w:rFonts w:hint="eastAsia"/>
+          <w:b/>
+          <w:bCs/>
+        </w:rPr>
+        <w:t xml:space="preserve">不返回完整明文</w:t>
+      </w:r>
+      <w:r>
+        <w:rPr>
+          <w:rFonts w:hint="eastAsia"/>
+        </w:rPr>
+        <w:t xml:space="preserve">,只返回</w:t>
+      </w:r>
+      <w:r>
+        <w:t xml:space="preserve"> mask。</w:t>
+      </w:r>
+    </w:p>
+    <w:bookmarkEnd w:id="56"/>
+    <w:bookmarkStart w:id="57" w:name="put-apisystemsettingskey"/>
+    <w:p>
+      <w:pPr>
+        <w:pStyle w:val="Heading2"/>
+      </w:pPr>
+      <w:r>
+        <w:t xml:space="preserve">13.3 PUT /api/system/settings/:key</w:t>
+      </w:r>
+    </w:p>
+    <w:p>
+      <w:pPr>
+        <w:pStyle w:val="SourceCode"/>
+      </w:pPr>
+      <w:r>
+        <w:rPr>
+          <w:rStyle w:val="FunctionTok"/>
+        </w:rPr>
+        <w:t xml:space="preserve">{</w:t>
+      </w:r>
+      <w:r>
+        <w:rPr>
+          <w:rStyle w:val="NormalTok"/>
+        </w:rPr>
+        <w:t xml:space="preserve"> </w:t>
+      </w:r>
+      <w:r>
+        <w:rPr>
+          <w:rStyle w:val="DataTypeTok"/>
+        </w:rPr>
+        <w:t xml:space="preserve">"value"</w:t>
+      </w:r>
+      <w:r>
+        <w:rPr>
+          <w:rStyle w:val="FunctionTok"/>
+        </w:rPr>
+        <w:t xml:space="preserve">:</w:t>
+      </w:r>
+      <w:r>
+        <w:rPr>
+          <w:rStyle w:val="NormalTok"/>
+        </w:rPr>
+        <w:t xml:space="preserve"> </w:t>
+      </w:r>
+      <w:r>
+        <w:rPr>
+          <w:rStyle w:val="StringTok"/>
+        </w:rPr>
+        <w:t xml:space="preserve">"..."</w:t>
+      </w:r>
+      <w:r>
+        <w:rPr>
+          <w:rStyle w:val="FunctionTok"/>
+        </w:rPr>
+        <w:t xml:space="preserve">,</w:t>
+      </w:r>
+      <w:r>
+        <w:rPr>
+          <w:rStyle w:val="NormalTok"/>
+        </w:rPr>
+        <w:t xml:space="preserve"> </w:t>
+      </w:r>
+      <w:r>
+        <w:rPr>
+          <w:rStyle w:val="DataTypeTok"/>
+        </w:rPr>
+        <w:t xml:space="preserve">"encrypted"</w:t>
+      </w:r>
+      <w:r>
+        <w:rPr>
+          <w:rStyle w:val="FunctionTok"/>
+        </w:rPr>
+        <w:t xml:space="preserve">:</w:t>
+      </w:r>
+      <w:r>
+        <w:rPr>
+          <w:rStyle w:val="NormalTok"/>
+        </w:rPr>
+        <w:t xml:space="preserve"> </w:t>
+      </w:r>
+      <w:r>
+        <w:rPr>
+          <w:rStyle w:val="KeywordTok"/>
+        </w:rPr>
+        <w:t xml:space="preserve">true</w:t>
+      </w:r>
+      <w:r>
+        <w:rPr>
+          <w:rStyle w:val="NormalTok"/>
+        </w:rPr>
+        <w:t xml:space="preserve"> </w:t>
+      </w:r>
+      <w:r>
+        <w:rPr>
+          <w:rStyle w:val="FunctionTok"/>
+        </w:rPr>
+        <w:t xml:space="preserve">}</w:t>
+      </w:r>
+    </w:p>
+    <w:p>
+      <w:pPr>
+        <w:pStyle w:val="FirstParagraph"/>
+      </w:pPr>
+      <w:r>
+        <w:rPr>
+          <w:rStyle w:val="VerbatimChar"/>
+        </w:rPr>
+        <w:t xml:space="preserve">encrypted=true</w:t>
+      </w:r>
+      <w:r>
+        <w:t xml:space="preserve"> </w:t>
+      </w:r>
+      <w:r>
+        <w:rPr>
+          <w:rFonts w:hint="eastAsia"/>
+        </w:rPr>
+        <w:t xml:space="preserve">时用</w:t>
+      </w:r>
+      <w:r>
+        <w:t xml:space="preserve"> </w:t>
+      </w:r>
+      <w:r>
+        <w:rPr>
+          <w:rStyle w:val="VerbatimChar"/>
+        </w:rPr>
+        <w:t xml:space="preserve">AES-256-GCM(HKDF(JWT_SECRET))</w:t>
+      </w:r>
+      <w:r>
+        <w:t xml:space="preserve"> </w:t>
+      </w:r>
+      <w:r>
+        <w:rPr>
+          <w:rFonts w:hint="eastAsia"/>
+        </w:rPr>
+        <w:t xml:space="preserve">加密写</w:t>
+      </w:r>
+      <w:r>
+        <w:t xml:space="preserve"> </w:t>
+      </w:r>
+      <w:r>
+        <w:rPr>
+          <w:rFonts w:hint="eastAsia"/>
+        </w:rPr>
+        <w:t xml:space="preserve">DB。当前已存配置</w:t>
+      </w:r>
+      <w:r>
+        <w:t xml:space="preserve"> key:</w:t>
+      </w:r>
+      <w:r>
+        <w:t xml:space="preserve"> </w:t>
+      </w:r>
+      <w:r>
+        <w:t xml:space="preserve">-</w:t>
+      </w:r>
+      <w:r>
+        <w:t xml:space="preserve"> </w:t>
+      </w:r>
+      <w:r>
+        <w:rPr>
+          <w:rStyle w:val="VerbatimChar"/>
+        </w:rPr>
+        <w:t xml:space="preserve">kimi.api_key</w:t>
+      </w:r>
+      <w:r>
+        <w:t xml:space="preserve"> </w:t>
+      </w:r>
+      <w:r>
+        <w:t xml:space="preserve">(encrypted)</w:t>
+      </w:r>
+      <w:r>
+        <w:t xml:space="preserve"> </w:t>
+      </w:r>
+      <w:r>
+        <w:t xml:space="preserve">-</w:t>
+      </w:r>
+      <w:r>
+        <w:t xml:space="preserve"> </w:t>
+      </w:r>
+      <w:r>
+        <w:rPr>
+          <w:rStyle w:val="VerbatimChar"/>
+        </w:rPr>
+        <w:t xml:space="preserve">kimi.model</w:t>
+      </w:r>
+      <w:r>
+        <w:t xml:space="preserve"> </w:t>
+      </w:r>
+      <w:r>
+        <w:t xml:space="preserve">-</w:t>
+      </w:r>
+      <w:r>
+        <w:t xml:space="preserve"> </w:t>
+      </w:r>
+      <w:r>
+        <w:rPr>
+          <w:rStyle w:val="VerbatimChar"/>
+        </w:rPr>
+        <w:t xml:space="preserve">kimi.prompt</w:t>
+      </w:r>
+    </w:p>
+    <w:bookmarkEnd w:id="57"/>
+    <w:bookmarkStart w:id="58" w:name="delete-apisystemsettingskey"/>
+    <w:p>
+      <w:pPr>
+        <w:pStyle w:val="Heading2"/>
+      </w:pPr>
+      <w:r>
+        <w:t xml:space="preserve">13.4 DELETE /api/system/settings/:key</w:t>
+      </w:r>
+    </w:p>
+    <w:p>
+      <w:pPr>
+        <w:pStyle w:val="FirstParagraph"/>
+      </w:pPr>
+      <w:r>
+        <w:rPr>
+          <w:rFonts w:hint="eastAsia"/>
+        </w:rPr>
+        <w:t xml:space="preserve">回退到</w:t>
+      </w:r>
+      <w:r>
+        <w:t xml:space="preserve"> .env </w:t>
+      </w:r>
+      <w:r>
+        <w:rPr>
+          <w:rFonts w:hint="eastAsia"/>
+        </w:rPr>
+        <w:t xml:space="preserve">fallback(若有)。</w:t>
+      </w:r>
+    </w:p>
+    <w:bookmarkEnd w:id="58"/>
+    <w:bookmarkStart w:id="59" w:name="get-apisystemmodels"/>
+    <w:p>
+      <w:pPr>
+        <w:pStyle w:val="Heading2"/>
+      </w:pPr>
+      <w:r>
+        <w:t xml:space="preserve">13.5 GET /api/system/models</w:t>
+      </w:r>
+    </w:p>
+    <w:p>
+      <w:pPr>
+        <w:pStyle w:val="FirstParagraph"/>
+      </w:pPr>
+      <w:r>
+        <w:rPr>
+          <w:rFonts w:hint="eastAsia"/>
+        </w:rPr>
+        <w:t xml:space="preserve">代理</w:t>
+      </w:r>
+      <w:r>
+        <w:t xml:space="preserve"> Kimi</w:t>
+      </w:r>
+      <w:r>
+        <w:t xml:space="preserve"> </w:t>
+      </w:r>
+      <w:r>
+        <w:rPr>
+          <w:rStyle w:val="VerbatimChar"/>
+        </w:rPr>
+        <w:t xml:space="preserve">/v1/models</w:t>
+      </w:r>
+      <w:r>
+        <w:rPr>
+          <w:rFonts w:hint="eastAsia"/>
+        </w:rPr>
+        <w:t xml:space="preserve">,返回</w:t>
+      </w:r>
+      <w:r>
+        <w:t xml:space="preserve"> </w:t>
+      </w:r>
+      <w:r>
+        <w:rPr>
+          <w:rStyle w:val="VerbatimChar"/>
+        </w:rPr>
+        <w:t xml:space="preserve">{ items: ["moonshot-v1-32k", ...] }</w:t>
+      </w:r>
+      <w:r>
+        <w:t xml:space="preserve">,10 </w:t>
+      </w:r>
+      <w:r>
+        <w:rPr>
+          <w:rFonts w:hint="eastAsia"/>
+        </w:rPr>
+        <w:t xml:space="preserve">分钟缓存。</w:t>
+      </w:r>
+    </w:p>
+    <w:bookmarkEnd w:id="59"/>
+    <w:bookmarkStart w:id="60" w:name="post-apisystemsettingskimi.api_keytest"/>
+    <w:p>
+      <w:pPr>
+        <w:pStyle w:val="Heading2"/>
+      </w:pPr>
+      <w:r>
+        <w:t xml:space="preserve">13.6 POST /api/system/settings/kimi.api_key/test</w:t>
+      </w:r>
+    </w:p>
+    <w:p>
+      <w:pPr>
+        <w:pStyle w:val="FirstParagraph"/>
+      </w:pPr>
+      <w:r>
+        <w:rPr>
+          <w:rFonts w:hint="eastAsia"/>
+        </w:rPr>
+        <w:t xml:space="preserve">请求体</w:t>
+      </w:r>
+      <w:r>
+        <w:t xml:space="preserve"> </w:t>
+      </w:r>
+      <w:r>
+        <w:rPr>
+          <w:rStyle w:val="VerbatimChar"/>
+        </w:rPr>
+        <w:t xml:space="preserve">{ value: "sk-..." }</w:t>
+      </w:r>
+      <w:r>
+        <w:t xml:space="preserve"> </w:t>
+      </w:r>
+      <w:r>
+        <w:rPr>
+          <w:rFonts w:hint="eastAsia"/>
+        </w:rPr>
+        <w:t xml:space="preserve">测试</w:t>
+      </w:r>
+      <w:r>
+        <w:t xml:space="preserve"> key </w:t>
+      </w:r>
+      <w:r>
+        <w:rPr>
+          <w:rFonts w:hint="eastAsia"/>
+        </w:rPr>
+        <w:t xml:space="preserve">是否可用(调用</w:t>
+      </w:r>
+      <w:r>
+        <w:t xml:space="preserve"> Kimi</w:t>
+      </w:r>
+      <w:r>
+        <w:t xml:space="preserve"> </w:t>
+      </w:r>
+      <w:r>
+        <w:rPr>
+          <w:rStyle w:val="VerbatimChar"/>
+        </w:rPr>
+        <w:t xml:space="preserve">/v1/models</w:t>
+      </w:r>
+      <w:r>
+        <w:rPr>
+          <w:rFonts w:hint="eastAsia"/>
+        </w:rPr>
+        <w:t xml:space="preserve">)。响应</w:t>
+      </w:r>
+      <w:r>
+        <w:t xml:space="preserve"> </w:t>
+      </w:r>
+      <w:r>
+        <w:rPr>
+          <w:rStyle w:val="VerbatimChar"/>
+        </w:rPr>
+        <w:t xml:space="preserve">{ ok: true }</w:t>
+      </w:r>
+      <w:r>
+        <w:t xml:space="preserve"> </w:t>
+      </w:r>
+      <w:r>
+        <w:rPr>
+          <w:rFonts w:hint="eastAsia"/>
+        </w:rPr>
+        <w:t xml:space="preserve">或</w:t>
+      </w:r>
+      <w:r>
+        <w:t xml:space="preserve"> 4xx </w:t>
+      </w:r>
+      <w:r>
+        <w:rPr>
+          <w:rFonts w:hint="eastAsia"/>
+        </w:rPr>
+        <w:t xml:space="preserve">错误信息。</w:t>
+      </w:r>
+    </w:p>
+    <w:p>
+      <w:r>
+        <w:pict>
+          <v:rect style="width:0;height:1.5pt" o:hralign="center" o:hrstd="t" o:hr="t"/>
+        </w:pict>
+      </w:r>
+    </w:p>
+    <w:bookmarkEnd w:id="60"/>
+    <w:bookmarkEnd w:id="61"/>
+    <w:bookmarkStart w:id="67" w:name="sharelink-分享给招聘官"/>
+    <w:p>
+      <w:pPr>
+        <w:pStyle w:val="Heading1"/>
+      </w:pPr>
+      <w:r>
+        <w:t xml:space="preserve">14. ShareLink · </w:t>
+      </w:r>
+      <w:r>
+        <w:rPr>
+          <w:rFonts w:hint="eastAsia"/>
+        </w:rPr>
+        <w:t xml:space="preserve">分享给招聘官</w:t>
+      </w:r>
+    </w:p>
+    <w:p>
+      <w:pPr>
+        <w:pStyle w:val="FirstParagraph"/>
+      </w:pPr>
+      <w:r>
+        <w:rPr>
+          <w:rFonts w:hint="eastAsia"/>
+        </w:rPr>
+        <w:t xml:space="preserve">候选人可生成无登录公开链接(</w:t>
+      </w:r>
+      <w:r>
+        <w:rPr>
+          <w:rStyle w:val="VerbatimChar"/>
+        </w:rPr>
+        <w:t xml:space="preserve">/share/&lt;token&gt;</w:t>
+      </w:r>
+      <w:r>
+        <w:rPr>
+          <w:rFonts w:hint="eastAsia"/>
+        </w:rPr>
+        <w:t xml:space="preserve">),由</w:t>
+      </w:r>
+      <w:r>
+        <w:t xml:space="preserve"> admin </w:t>
+      </w:r>
+      <w:r>
+        <w:rPr>
+          <w:rFonts w:hint="eastAsia"/>
+        </w:rPr>
+        <w:t xml:space="preserve">在</w:t>
+      </w:r>
+      <w:r>
+        <w:t xml:space="preserve"> UI </w:t>
+      </w:r>
+      <w:r>
+        <w:rPr>
+          <w:rFonts w:hint="eastAsia"/>
+        </w:rPr>
+        <w:t xml:space="preserve">创建/编辑/删除。</w:t>
+      </w:r>
+    </w:p>
+    <w:bookmarkStart w:id="62" w:name="get-apicandidatesidshare"/>
+    <w:p>
+      <w:pPr>
+        <w:pStyle w:val="Heading2"/>
+      </w:pPr>
+      <w:r>
+        <w:t xml:space="preserve">14.1 GET /api/candidates/:id/share</w:t>
+      </w:r>
+    </w:p>
+    <w:p>
+      <w:pPr>
+        <w:pStyle w:val="SourceCode"/>
+      </w:pPr>
+      <w:r>
+        <w:rPr>
+          <w:rStyle w:val="FunctionTok"/>
+        </w:rPr>
+        <w:t xml:space="preserve">{</w:t>
+      </w:r>
+      <w:r>
+        <w:rPr>
+          <w:rStyle w:val="NormalTok"/>
+        </w:rPr>
+        <w:t xml:space="preserve"> </w:t>
+      </w:r>
+      <w:r>
+        <w:rPr>
+          <w:rStyle w:val="DataTypeTok"/>
+        </w:rPr>
+        <w:t xml:space="preserve">"link"</w:t>
+      </w:r>
+      <w:r>
+        <w:rPr>
+          <w:rStyle w:val="FunctionTok"/>
+        </w:rPr>
+        <w:t xml:space="preserve">:</w:t>
+      </w:r>
+      <w:r>
+        <w:rPr>
+          <w:rStyle w:val="NormalTok"/>
+        </w:rPr>
+        <w:t xml:space="preserve"> </w:t>
+      </w:r>
+      <w:r>
+        <w:rPr>
+          <w:rStyle w:val="KeywordTok"/>
+        </w:rPr>
+        <w:t xml:space="preserve">null</w:t>
+      </w:r>
+      <w:r>
+        <w:rPr>
+          <w:rStyle w:val="NormalTok"/>
+        </w:rPr>
+        <w:t xml:space="preserve"> </w:t>
+      </w:r>
+      <w:r>
+        <w:rPr>
+          <w:rStyle w:val="FunctionTok"/>
+        </w:rPr>
+        <w:t xml:space="preserve">}</w:t>
+      </w:r>
+      <w:r>
+        <w:rPr>
+          <w:rStyle w:val="NormalTok"/>
+        </w:rPr>
+        <w:t xml:space="preserve">   </w:t>
+      </w:r>
+      <w:r>
+        <w:rPr>
+          <w:rStyle w:val="ErrorTok"/>
+        </w:rPr>
+        <w:t xml:space="preserve">//</w:t>
+      </w:r>
+      <w:r>
+        <w:rPr>
+          <w:rStyle w:val="NormalTok"/>
+        </w:rPr>
+        <w:t xml:space="preserve"> </w:t>
+      </w:r>
+      <w:r>
+        <w:rPr>
+          <w:rStyle w:val="ErrorTok"/>
+        </w:rPr>
+        <w:t xml:space="preserve">没有</w:t>
+      </w:r>
+      <w:r>
+        <w:rPr>
+          <w:rStyle w:val="NormalTok"/>
+        </w:rPr>
+        <w:t xml:space="preserve"> </w:t>
+      </w:r>
+      <w:r>
+        <w:rPr>
+          <w:rStyle w:val="ErrorTok"/>
+        </w:rPr>
+        <w:t xml:space="preserve">link</w:t>
+      </w:r>
+      <w:r>
+        <w:rPr>
+          <w:rStyle w:val="NormalTok"/>
+        </w:rPr>
+        <w:t xml:space="preserve"> </w:t>
+      </w:r>
+      <w:r>
+        <w:rPr>
+          <w:rStyle w:val="ErrorTok"/>
+        </w:rPr>
+        <w:t xml:space="preserve">时</w:t>
+      </w:r>
+      <w:r>
+        <w:br/>
+      </w:r>
+      <w:r>
+        <w:rPr>
+          <w:rStyle w:val="FunctionTok"/>
+        </w:rPr>
+        <w:t xml:space="preserve">{</w:t>
+      </w:r>
+      <w:r>
+        <w:rPr>
+          <w:rStyle w:val="NormalTok"/>
+        </w:rPr>
+        <w:t xml:space="preserve"> </w:t>
+      </w:r>
+      <w:r>
+        <w:rPr>
+          <w:rStyle w:val="DataTypeTok"/>
+        </w:rPr>
+        <w:t xml:space="preserve">"link"</w:t>
+      </w:r>
+      <w:r>
+        <w:rPr>
+          <w:rStyle w:val="FunctionTok"/>
+        </w:rPr>
+        <w:t xml:space="preserve">:</w:t>
+      </w:r>
+      <w:r>
+        <w:rPr>
+          <w:rStyle w:val="NormalTok"/>
+        </w:rPr>
+        <w:t xml:space="preserve"> </w:t>
+      </w:r>
+      <w:r>
+        <w:rPr>
+          <w:rStyle w:val="FunctionTok"/>
+        </w:rPr>
+        <w:t xml:space="preserve">{</w:t>
+      </w:r>
+      <w:r>
+        <w:rPr>
+          <w:rStyle w:val="NormalTok"/>
+        </w:rPr>
+        <w:t xml:space="preserve"> </w:t>
+      </w:r>
+      <w:r>
+        <w:rPr>
+          <w:rStyle w:val="DataTypeTok"/>
+        </w:rPr>
+        <w:t xml:space="preserve">"token"</w:t>
+      </w:r>
+      <w:r>
+        <w:rPr>
+          <w:rStyle w:val="FunctionTok"/>
+        </w:rPr>
+        <w:t xml:space="preserve">:</w:t>
+      </w:r>
+      <w:r>
+        <w:rPr>
+          <w:rStyle w:val="NormalTok"/>
+        </w:rPr>
+        <w:t xml:space="preserve"> </w:t>
+      </w:r>
+      <w:r>
+        <w:rPr>
+          <w:rStyle w:val="StringTok"/>
+        </w:rPr>
+        <w:t xml:space="preserve">"..."</w:t>
+      </w:r>
+      <w:r>
+        <w:rPr>
+          <w:rStyle w:val="FunctionTok"/>
+        </w:rPr>
+        <w:t xml:space="preserve">,</w:t>
+      </w:r>
+      <w:r>
+        <w:rPr>
+          <w:rStyle w:val="NormalTok"/>
+        </w:rPr>
+        <w:t xml:space="preserve"> </w:t>
+      </w:r>
+      <w:r>
+        <w:rPr>
+          <w:rStyle w:val="DataTypeTok"/>
+        </w:rPr>
+        <w:t xml:space="preserve">"expiresAt"</w:t>
+      </w:r>
+      <w:r>
+        <w:rPr>
+          <w:rStyle w:val="FunctionTok"/>
+        </w:rPr>
+        <w:t xml:space="preserve">:</w:t>
+      </w:r>
+      <w:r>
+        <w:rPr>
+          <w:rStyle w:val="NormalTok"/>
+        </w:rPr>
+        <w:t xml:space="preserve"> </w:t>
+      </w:r>
+      <w:r>
+        <w:rPr>
+          <w:rStyle w:val="StringTok"/>
+        </w:rPr>
+        <w:t xml:space="preserve">"..."</w:t>
+      </w:r>
+      <w:r>
+        <w:rPr>
+          <w:rStyle w:val="FunctionTok"/>
+        </w:rPr>
+        <w:t xml:space="preserve">,</w:t>
+      </w:r>
+      <w:r>
+        <w:rPr>
+          <w:rStyle w:val="NormalTok"/>
+        </w:rPr>
+        <w:t xml:space="preserve"> </w:t>
+      </w:r>
+      <w:r>
+        <w:rPr>
+          <w:rStyle w:val="DataTypeTok"/>
+        </w:rPr>
+        <w:t xml:space="preserve">"maxViews"</w:t>
+      </w:r>
+      <w:r>
+        <w:rPr>
+          <w:rStyle w:val="FunctionTok"/>
+        </w:rPr>
+        <w:t xml:space="preserve">:</w:t>
+      </w:r>
+      <w:r>
+        <w:rPr>
+          <w:rStyle w:val="NormalTok"/>
+        </w:rPr>
+        <w:t xml:space="preserve"> </w:t>
+      </w:r>
+      <w:r>
+        <w:rPr>
+          <w:rStyle w:val="DecValTok"/>
+        </w:rPr>
+        <w:t xml:space="preserve">10</w:t>
+      </w:r>
+      <w:r>
+        <w:rPr>
+          <w:rStyle w:val="FunctionTok"/>
+        </w:rPr>
+        <w:t xml:space="preserve">,</w:t>
+      </w:r>
+      <w:r>
+        <w:rPr>
+          <w:rStyle w:val="NormalTok"/>
+        </w:rPr>
+        <w:t xml:space="preserve"> </w:t>
+      </w:r>
+      <w:r>
+        <w:rPr>
+          <w:rStyle w:val="DataTypeTok"/>
+        </w:rPr>
+        <w:t xml:space="preserve">"viewCount"</w:t>
+      </w:r>
+      <w:r>
+        <w:rPr>
+          <w:rStyle w:val="FunctionTok"/>
+        </w:rPr>
+        <w:t xml:space="preserve">:</w:t>
+      </w:r>
+      <w:r>
+        <w:rPr>
+          <w:rStyle w:val="NormalTok"/>
+        </w:rPr>
+        <w:t xml:space="preserve"> </w:t>
+      </w:r>
+      <w:r>
+        <w:rPr>
+          <w:rStyle w:val="DecValTok"/>
+        </w:rPr>
+        <w:t xml:space="preserve">3</w:t>
+      </w:r>
+      <w:r>
+        <w:rPr>
+          <w:rStyle w:val="FunctionTok"/>
+        </w:rPr>
+        <w:t xml:space="preserve">,</w:t>
+      </w:r>
+      <w:r>
+        <w:rPr>
+          <w:rStyle w:val="NormalTok"/>
+        </w:rPr>
+        <w:t xml:space="preserve"> </w:t>
+      </w:r>
+      <w:r>
+        <w:rPr>
+          <w:rStyle w:val="ErrorTok"/>
+        </w:rPr>
+        <w:t xml:space="preserve">...</w:t>
+      </w:r>
+      <w:r>
+        <w:rPr>
+          <w:rStyle w:val="NormalTok"/>
+        </w:rPr>
+        <w:t xml:space="preserve"> </w:t>
+      </w:r>
+      <w:r>
+        <w:rPr>
+          <w:rStyle w:val="FunctionTok"/>
+        </w:rPr>
+        <w:t xml:space="preserve">}</w:t>
+      </w:r>
+      <w:r>
+        <w:rPr>
+          <w:rStyle w:val="NormalTok"/>
+        </w:rPr>
+        <w:t xml:space="preserve"> </w:t>
+      </w:r>
+      <w:r>
+        <w:rPr>
+          <w:rStyle w:val="FunctionTok"/>
+        </w:rPr>
+        <w:t xml:space="preserve">}</w:t>
+      </w:r>
+    </w:p>
+    <w:bookmarkEnd w:id="62"/>
+    <w:bookmarkStart w:id="63" w:name="post-apicandidatesidshare"/>
+    <w:p>
+      <w:pPr>
+        <w:pStyle w:val="Heading2"/>
+      </w:pPr>
+      <w:r>
+        <w:t xml:space="preserve">14.2 POST /api/candidates/:id/share</w:t>
+      </w:r>
+    </w:p>
+    <w:p>
+      <w:pPr>
+        <w:pStyle w:val="FirstParagraph"/>
+      </w:pPr>
+      <w:r>
+        <w:rPr>
+          <w:rFonts w:hint="eastAsia"/>
+        </w:rPr>
+        <w:t xml:space="preserve">创建或</w:t>
+      </w:r>
+      <w:r>
+        <w:rPr>
+          <w:rFonts w:hint="eastAsia"/>
+          <w:b/>
+          <w:bCs/>
+        </w:rPr>
+        <w:t xml:space="preserve">重置</w:t>
+      </w:r>
+      <w:r>
+        <w:rPr>
+          <w:rFonts w:hint="eastAsia"/>
+        </w:rPr>
+        <w:t xml:space="preserve">(会先删旧</w:t>
+      </w:r>
+      <w:r>
+        <w:t xml:space="preserve"> link):</w:t>
+      </w:r>
+    </w:p>
+    <w:p>
+      <w:pPr>
+        <w:pStyle w:val="SourceCode"/>
+      </w:pPr>
+      <w:r>
+        <w:rPr>
+          <w:rStyle w:val="FunctionTok"/>
+        </w:rPr>
+        <w:t xml:space="preserve">{</w:t>
+      </w:r>
+      <w:r>
+        <w:br/>
+      </w:r>
+      <w:r>
+        <w:rPr>
+          <w:rStyle w:val="NormalTok"/>
+        </w:rPr>
+        <w:t xml:space="preserve">  </w:t>
+      </w:r>
+      <w:r>
+        <w:rPr>
+          <w:rStyle w:val="DataTypeTok"/>
+        </w:rPr>
+        <w:t xml:space="preserve">"duration"</w:t>
+      </w:r>
+      <w:r>
+        <w:rPr>
+          <w:rStyle w:val="FunctionTok"/>
+        </w:rPr>
+        <w:t xml:space="preserve">:</w:t>
+      </w:r>
+      <w:r>
+        <w:rPr>
+          <w:rStyle w:val="NormalTok"/>
+        </w:rPr>
+        <w:t xml:space="preserve"> </w:t>
+      </w:r>
+      <w:r>
+        <w:rPr>
+          <w:rStyle w:val="StringTok"/>
+        </w:rPr>
+        <w:t xml:space="preserve">"3d"</w:t>
+      </w:r>
+      <w:r>
+        <w:rPr>
+          <w:rStyle w:val="FunctionTok"/>
+        </w:rPr>
+        <w:t xml:space="preserve">,</w:t>
+      </w:r>
+      <w:r>
+        <w:rPr>
+          <w:rStyle w:val="NormalTok"/>
+        </w:rPr>
+        <w:t xml:space="preserve">         </w:t>
+      </w:r>
+      <w:r>
+        <w:rPr>
+          <w:rStyle w:val="ErrorTok"/>
+        </w:rPr>
+        <w:t xml:space="preserve">//</w:t>
+      </w:r>
+      <w:r>
+        <w:rPr>
+          <w:rStyle w:val="NormalTok"/>
+        </w:rPr>
+        <w:t xml:space="preserve"> </w:t>
+      </w:r>
+      <w:r>
+        <w:rPr>
+          <w:rStyle w:val="ErrorTok"/>
+        </w:rPr>
+        <w:t xml:space="preserve">1d/3d/7d/30d/forever/自定义</w:t>
+      </w:r>
+      <w:r>
+        <w:rPr>
+          <w:rStyle w:val="NormalTok"/>
+        </w:rPr>
+        <w:t xml:space="preserve"> </w:t>
+      </w:r>
+      <w:r>
+        <w:rPr>
+          <w:rStyle w:val="ErrorTok"/>
+        </w:rPr>
+        <w:t xml:space="preserve">(60s-30d,</w:t>
+      </w:r>
+      <w:r>
+        <w:rPr>
+          <w:rStyle w:val="NormalTok"/>
+        </w:rPr>
+        <w:t xml:space="preserve"> </w:t>
+      </w:r>
+      <w:r>
+        <w:rPr>
+          <w:rStyle w:val="ErrorTok"/>
+        </w:rPr>
+        <w:t xml:space="preserve">形如</w:t>
+      </w:r>
+      <w:r>
+        <w:rPr>
+          <w:rStyle w:val="NormalTok"/>
+        </w:rPr>
+        <w:t xml:space="preserve"> </w:t>
+      </w:r>
+      <w:r>
+        <w:rPr>
+          <w:rStyle w:val="DataTypeTok"/>
+        </w:rPr>
+        <w:t xml:space="preserve">"10m"</w:t>
+      </w:r>
+      <w:r>
+        <w:rPr>
+          <w:rStyle w:val="NormalTok"/>
+        </w:rPr>
+        <w:t xml:space="preserve"> </w:t>
+      </w:r>
+      <w:r>
+        <w:rPr>
+          <w:rStyle w:val="DataTypeTok"/>
+        </w:rPr>
+        <w:t xml:space="preserve">"12h"</w:t>
+      </w:r>
+      <w:r>
+        <w:rPr>
+          <w:rStyle w:val="NormalTok"/>
+        </w:rPr>
+        <w:t xml:space="preserve"> </w:t>
+      </w:r>
+      <w:r>
+        <w:rPr>
+          <w:rStyle w:val="DataTypeTok"/>
+        </w:rPr>
+        <w:t xml:space="preserve">"5d"</w:t>
+      </w:r>
+      <w:r>
+        <w:rPr>
+          <w:rStyle w:val="ErrorTok"/>
+        </w:rPr>
+        <w:t xml:space="preserve">)</w:t>
+      </w:r>
+      <w:r>
+        <w:br/>
+      </w:r>
+      <w:r>
+        <w:rPr>
+          <w:rStyle w:val="NormalTok"/>
+        </w:rPr>
+        <w:t xml:space="preserve">  </w:t>
+      </w:r>
+      <w:r>
+        <w:rPr>
+          <w:rStyle w:val="DataTypeTok"/>
+        </w:rPr>
+        <w:t xml:space="preserve">"maxViews"</w:t>
+      </w:r>
+      <w:r>
+        <w:rPr>
+          <w:rStyle w:val="FunctionTok"/>
+        </w:rPr>
+        <w:t xml:space="preserve">:</w:t>
+      </w:r>
+      <w:r>
+        <w:rPr>
+          <w:rStyle w:val="NormalTok"/>
+        </w:rPr>
+        <w:t xml:space="preserve"> </w:t>
+      </w:r>
+      <w:r>
+        <w:rPr>
+          <w:rStyle w:val="DecValTok"/>
+        </w:rPr>
+        <w:t xml:space="preserve">10</w:t>
+      </w:r>
+      <w:r>
+        <w:rPr>
+          <w:rStyle w:val="NormalTok"/>
+        </w:rPr>
+        <w:t xml:space="preserve">            </w:t>
+      </w:r>
+      <w:r>
+        <w:rPr>
+          <w:rStyle w:val="ErrorTok"/>
+        </w:rPr>
+        <w:t xml:space="preserve">//</w:t>
+      </w:r>
+      <w:r>
+        <w:rPr>
+          <w:rStyle w:val="NormalTok"/>
+        </w:rPr>
+        <w:t xml:space="preserve"> </w:t>
+      </w:r>
+      <w:r>
+        <w:rPr>
+          <w:rStyle w:val="DecValTok"/>
+        </w:rPr>
+        <w:t xml:space="preserve">1-9999</w:t>
+      </w:r>
+      <w:r>
+        <w:rPr>
+          <w:rStyle w:val="NormalTok"/>
+        </w:rPr>
+        <w:t xml:space="preserve"> </w:t>
+      </w:r>
+      <w:r>
+        <w:rPr>
+          <w:rStyle w:val="ErrorTok"/>
+        </w:rPr>
+        <w:t xml:space="preserve">或</w:t>
+      </w:r>
+      <w:r>
+        <w:rPr>
+          <w:rStyle w:val="NormalTok"/>
+        </w:rPr>
+        <w:t xml:space="preserve"> </w:t>
+      </w:r>
+      <w:r>
+        <w:rPr>
+          <w:rStyle w:val="KeywordTok"/>
+        </w:rPr>
+        <w:t xml:space="preserve">null</w:t>
+      </w:r>
+      <w:r>
+        <w:rPr>
+          <w:rStyle w:val="NormalTok"/>
+        </w:rPr>
+        <w:t xml:space="preserve"> </w:t>
+      </w:r>
+      <w:r>
+        <w:rPr>
+          <w:rStyle w:val="ErrorTok"/>
+        </w:rPr>
+        <w:t xml:space="preserve">(不限)</w:t>
+      </w:r>
+      <w:r>
+        <w:br/>
+      </w:r>
+      <w:r>
+        <w:rPr>
+          <w:rStyle w:val="FunctionTok"/>
+        </w:rPr>
+        <w:t xml:space="preserve">}</w:t>
+      </w:r>
+    </w:p>
+    <w:p>
+      <w:pPr>
+        <w:pStyle w:val="FirstParagraph"/>
+      </w:pPr>
+      <w:r>
+        <w:rPr>
+          <w:rFonts w:hint="eastAsia"/>
+        </w:rPr>
+        <w:t xml:space="preserve">响应</w:t>
+      </w:r>
+      <w:r>
+        <w:t xml:space="preserve"> 201 </w:t>
+      </w:r>
+      <w:r>
+        <w:rPr>
+          <w:rFonts w:hint="eastAsia"/>
+        </w:rPr>
+        <w:t xml:space="preserve">含</w:t>
+      </w:r>
+      <w:r>
+        <w:t xml:space="preserve"> </w:t>
+      </w:r>
+      <w:r>
+        <w:rPr>
+          <w:rStyle w:val="VerbatimChar"/>
+        </w:rPr>
+        <w:t xml:space="preserve">link</w:t>
+      </w:r>
+      <w:r>
+        <w:t xml:space="preserve">。</w:t>
+      </w:r>
+    </w:p>
+    <w:bookmarkEnd w:id="63"/>
+    <w:bookmarkStart w:id="64" w:name="patch-apicandidatesidshare"/>
+    <w:p>
+      <w:pPr>
+        <w:pStyle w:val="Heading2"/>
+      </w:pPr>
+      <w:r>
+        <w:t xml:space="preserve">14.3 PATCH /api/candidates/:id/share</w:t>
+      </w:r>
+    </w:p>
+    <w:p>
+      <w:pPr>
+        <w:pStyle w:val="FirstParagraph"/>
+      </w:pPr>
+      <w:r>
+        <w:rPr>
+          <w:rFonts w:hint="eastAsia"/>
+        </w:rPr>
+        <w:t xml:space="preserve">仅改有效期</w:t>
+      </w:r>
+      <w:r>
+        <w:t xml:space="preserve"> / </w:t>
+      </w:r>
+      <w:r>
+        <w:rPr>
+          <w:rFonts w:hint="eastAsia"/>
+        </w:rPr>
+        <w:t xml:space="preserve">上限(不重置</w:t>
+      </w:r>
+      <w:r>
+        <w:t xml:space="preserve"> token):</w:t>
+      </w:r>
+    </w:p>
+    <w:p>
+      <w:pPr>
+        <w:pStyle w:val="SourceCode"/>
+      </w:pPr>
+      <w:r>
+        <w:rPr>
+          <w:rStyle w:val="FunctionTok"/>
+        </w:rPr>
+        <w:t xml:space="preserve">{</w:t>
+      </w:r>
+      <w:r>
+        <w:rPr>
+          <w:rStyle w:val="NormalTok"/>
+        </w:rPr>
+        <w:t xml:space="preserve"> </w:t>
+      </w:r>
+      <w:r>
+        <w:rPr>
+          <w:rStyle w:val="DataTypeTok"/>
+        </w:rPr>
+        <w:t xml:space="preserve">"duration"</w:t>
+      </w:r>
+      <w:r>
+        <w:rPr>
+          <w:rStyle w:val="FunctionTok"/>
+        </w:rPr>
+        <w:t xml:space="preserve">:</w:t>
+      </w:r>
+      <w:r>
+        <w:rPr>
+          <w:rStyle w:val="NormalTok"/>
+        </w:rPr>
+        <w:t xml:space="preserve"> </w:t>
+      </w:r>
+      <w:r>
+        <w:rPr>
+          <w:rStyle w:val="StringTok"/>
+        </w:rPr>
+        <w:t xml:space="preserve">"7d"</w:t>
+      </w:r>
+      <w:r>
+        <w:rPr>
+          <w:rStyle w:val="FunctionTok"/>
+        </w:rPr>
+        <w:t xml:space="preserve">,</w:t>
+      </w:r>
+      <w:r>
+        <w:rPr>
+          <w:rStyle w:val="NormalTok"/>
+        </w:rPr>
+        <w:t xml:space="preserve"> </w:t>
+      </w:r>
+      <w:r>
+        <w:rPr>
+          <w:rStyle w:val="DataTypeTok"/>
+        </w:rPr>
+        <w:t xml:space="preserve">"maxViews"</w:t>
+      </w:r>
+      <w:r>
+        <w:rPr>
+          <w:rStyle w:val="FunctionTok"/>
+        </w:rPr>
+        <w:t xml:space="preserve">:</w:t>
+      </w:r>
+      <w:r>
+        <w:rPr>
+          <w:rStyle w:val="NormalTok"/>
+        </w:rPr>
+        <w:t xml:space="preserve"> </w:t>
+      </w:r>
+      <w:r>
+        <w:rPr>
+          <w:rStyle w:val="DecValTok"/>
+        </w:rPr>
+        <w:t xml:space="preserve">100</w:t>
+      </w:r>
+      <w:r>
+        <w:rPr>
+          <w:rStyle w:val="NormalTok"/>
+        </w:rPr>
+        <w:t xml:space="preserve"> </w:t>
+      </w:r>
+      <w:r>
+        <w:rPr>
+          <w:rStyle w:val="FunctionTok"/>
+        </w:rPr>
+        <w:t xml:space="preserve">}</w:t>
+      </w:r>
+    </w:p>
+    <w:p>
+      <w:pPr>
+        <w:pStyle w:val="FirstParagraph"/>
+      </w:pPr>
+      <w:r>
+        <w:t xml:space="preserve">duration </w:t>
+      </w:r>
+      <w:r>
+        <w:rPr>
+          <w:rFonts w:hint="eastAsia"/>
+        </w:rPr>
+        <w:t xml:space="preserve">或</w:t>
+      </w:r>
+      <w:r>
+        <w:t xml:space="preserve"> maxViews </w:t>
+      </w:r>
+      <w:r>
+        <w:rPr>
+          <w:rFonts w:hint="eastAsia"/>
+        </w:rPr>
+        <w:t xml:space="preserve">至少给一个。</w:t>
+      </w:r>
+    </w:p>
+    <w:bookmarkEnd w:id="64"/>
+    <w:bookmarkStart w:id="65" w:name="delete-apicandidatesidshare"/>
+    <w:p>
+      <w:pPr>
+        <w:pStyle w:val="Heading2"/>
+      </w:pPr>
+      <w:r>
+        <w:t xml:space="preserve">14.4 DELETE /api/candidates/:id/share</w:t>
+      </w:r>
+    </w:p>
+    <w:p>
+      <w:pPr>
+        <w:pStyle w:val="FirstParagraph"/>
+      </w:pPr>
+      <w:r>
+        <w:rPr>
+          <w:rFonts w:hint="eastAsia"/>
+        </w:rPr>
+        <w:t xml:space="preserve">204,立刻失效。</w:t>
+      </w:r>
+    </w:p>
+    <w:bookmarkEnd w:id="65"/>
+    <w:bookmarkStart w:id="66" w:name="get-apipublicsharetoken-公开无鉴权"/>
+    <w:p>
+      <w:pPr>
+        <w:pStyle w:val="Heading2"/>
+      </w:pPr>
+      <w:r>
+        <w:t xml:space="preserve">14.5 GET /api/public/share/:token </w:t>
+      </w:r>
+      <w:r>
+        <w:rPr>
+          <w:rFonts w:hint="eastAsia"/>
+        </w:rPr>
+        <w:t xml:space="preserve">(公开,无鉴权)</w:t>
+      </w:r>
+    </w:p>
+    <w:p>
+      <w:pPr>
+        <w:pStyle w:val="FirstParagraph"/>
+      </w:pPr>
+      <w:r>
+        <w:rPr>
+          <w:rFonts w:hint="eastAsia"/>
+        </w:rPr>
+        <w:t xml:space="preserve">返回候选人简报</w:t>
+      </w:r>
+      <w:r>
+        <w:t xml:space="preserve"> + </w:t>
+      </w:r>
+      <w:r>
+        <w:rPr>
+          <w:rFonts w:hint="eastAsia"/>
+        </w:rPr>
+        <w:t xml:space="preserve">分享元数据。</w:t>
+      </w:r>
+      <w:r>
+        <w:rPr>
+          <w:rFonts w:hint="eastAsia"/>
+          <w:b/>
+          <w:bCs/>
+        </w:rPr>
+        <w:t xml:space="preserve">只返回此候选人</w:t>
+      </w:r>
+      <w:r>
+        <w:t xml:space="preserve">,phone/email </w:t>
+      </w:r>
+      <w:r>
+        <w:rPr>
+          <w:rFonts w:hint="eastAsia"/>
+        </w:rPr>
+        <w:t xml:space="preserve">自动</w:t>
+      </w:r>
+      <w:r>
+        <w:t xml:space="preserve"> mask。</w:t>
+      </w:r>
+    </w:p>
+    <w:p>
+      <w:pPr>
+        <w:pStyle w:val="BodyText"/>
+      </w:pPr>
+      <w:r>
+        <w:rPr>
+          <w:rFonts w:hint="eastAsia"/>
+        </w:rPr>
+        <w:t xml:space="preserve">错误:</w:t>
+      </w:r>
+      <w:r>
+        <w:t xml:space="preserve"> </w:t>
+      </w:r>
+      <w:r>
+        <w:t xml:space="preserve">- 404</w:t>
+      </w:r>
+      <w:r>
+        <w:t xml:space="preserve"> </w:t>
+      </w:r>
+      <w:r>
+        <w:rPr>
+          <w:rStyle w:val="VerbatimChar"/>
+        </w:rPr>
+        <w:t xml:space="preserve">share_not_found</w:t>
+      </w:r>
+      <w:r>
+        <w:t xml:space="preserve"> </w:t>
+      </w:r>
+      <w:r>
+        <w:t xml:space="preserve">— token </w:t>
+      </w:r>
+      <w:r>
+        <w:rPr>
+          <w:rFonts w:hint="eastAsia"/>
+        </w:rPr>
+        <w:t xml:space="preserve">无效</w:t>
+      </w:r>
+      <w:r>
+        <w:t xml:space="preserve"> </w:t>
+      </w:r>
+      <w:r>
+        <w:t xml:space="preserve">- 410</w:t>
+      </w:r>
+      <w:r>
+        <w:t xml:space="preserve"> </w:t>
+      </w:r>
+      <w:r>
+        <w:rPr>
+          <w:rStyle w:val="VerbatimChar"/>
+        </w:rPr>
+        <w:t xml:space="preserve">share_expired</w:t>
+      </w:r>
+      <w:r>
+        <w:t xml:space="preserve"> </w:t>
+      </w:r>
+      <w:r>
+        <w:t xml:space="preserve">— </w:t>
+      </w:r>
+      <w:r>
+        <w:rPr>
+          <w:rFonts w:hint="eastAsia"/>
+        </w:rPr>
+        <w:t xml:space="preserve">过期</w:t>
+      </w:r>
+      <w:r>
+        <w:t xml:space="preserve"> </w:t>
+      </w:r>
+      <w:r>
+        <w:t xml:space="preserve">- 410</w:t>
+      </w:r>
+      <w:r>
+        <w:t xml:space="preserve"> </w:t>
+      </w:r>
+      <w:r>
+        <w:rPr>
+          <w:rStyle w:val="VerbatimChar"/>
+        </w:rPr>
+        <w:t xml:space="preserve">share_quota_exceeded</w:t>
+      </w:r>
+      <w:r>
+        <w:t xml:space="preserve"> </w:t>
+      </w:r>
+      <w:r>
+        <w:t xml:space="preserve">— </w:t>
+      </w:r>
+      <w:r>
+        <w:rPr>
+          <w:rFonts w:hint="eastAsia"/>
+        </w:rPr>
+        <w:t xml:space="preserve">访问次数达上限</w:t>
+      </w:r>
+    </w:p>
+    <w:p>
+      <w:r>
+        <w:pict>
+          <v:rect style="width:0;height:1.5pt" o:hralign="center" o:hrstd="t" o:hr="t"/>
+        </w:pict>
+      </w:r>
+    </w:p>
+    <w:bookmarkEnd w:id="66"/>
+    <w:bookmarkEnd w:id="67"/>
+    <w:bookmarkStart w:id="71" w:name="reviews-评价对话系统"/>
+    <w:p>
+      <w:pPr>
+        <w:pStyle w:val="Heading1"/>
+      </w:pPr>
+      <w:r>
+        <w:t xml:space="preserve">15. Reviews · </w:t>
+      </w:r>
+      <w:r>
+        <w:rPr>
+          <w:rFonts w:hint="eastAsia"/>
+        </w:rPr>
+        <w:t xml:space="preserve">评价对话系统</w:t>
+      </w:r>
+    </w:p>
+    <w:bookmarkStart w:id="69" w:name="内部端点登录用户"/>
+    <w:p>
+      <w:pPr>
+        <w:pStyle w:val="Heading2"/>
+      </w:pPr>
+      <w:r>
+        <w:t xml:space="preserve">15.1 </w:t>
+      </w:r>
+      <w:r>
+        <w:rPr>
+          <w:rFonts w:hint="eastAsia"/>
+        </w:rPr>
+        <w:t xml:space="preserve">内部端点(登录用户)</w:t>
+      </w:r>
+    </w:p>
+    <w:tbl>
+      <w:tblPr>
+        <w:tblStyle w:val="Table"/>
+        <w:tblW w:type="pct" w:w="5000"/>
+        <w:tblLayout w:type="fixed"/>
+        <w:tblLook w:firstRow="1" w:lastRow="0" w:firstColumn="0" w:lastColumn="0" w:noHBand="0" w:noVBand="0" w:val="0020"/>
+      </w:tblPr>
+      <w:tblGrid>
+        <w:gridCol w:w="2640"/>
+        <w:gridCol w:w="2640"/>
+        <w:gridCol w:w="2640"/>
+      </w:tblGrid>
+      <w:tr>
+        <w:trPr>
+          <w:tblHeader w:val="on"/>
+        </w:trPr>
+        <w:tc>
+          <w:tcPr/>
+          <w:p>
+            <w:pPr>
+              <w:pStyle w:val="Compact"/>
+            </w:pPr>
+            <w:r>
+              <w:rPr>
+                <w:rFonts w:hint="eastAsia"/>
+              </w:rPr>
+              <w:t xml:space="preserve">方法</w:t>
+            </w:r>
+          </w:p>
+        </w:tc>
+        <w:tc>
+          <w:tcPr/>
+          <w:p>
+            <w:pPr>
+              <w:pStyle w:val="Compact"/>
+            </w:pPr>
+            <w:r>
+              <w:rPr>
+                <w:rFonts w:hint="eastAsia"/>
+              </w:rPr>
+              <w:t xml:space="preserve">路径</w:t>
+            </w:r>
+          </w:p>
+        </w:tc>
+        <w:tc>
+          <w:tcPr/>
+          <w:p>
+            <w:pPr>
+              <w:pStyle w:val="Compact"/>
+            </w:pPr>
+            <w:r>
+              <w:rPr>
+                <w:rFonts w:hint="eastAsia"/>
+              </w:rPr>
+              <w:t xml:space="preserve">说明</w:t>
+            </w:r>
+          </w:p>
+        </w:tc>
+      </w:tr>
+      <w:tr>
+        <w:tc>
+          <w:tcPr/>
+          <w:p>
+            <w:pPr>
+              <w:pStyle w:val="Compact"/>
+            </w:pPr>
+            <w:r>
+              <w:t xml:space="preserve">GET</w:t>
+            </w:r>
+          </w:p>
+        </w:tc>
+        <w:tc>
+          <w:tcPr/>
+          <w:p>
+            <w:pPr>
+              <w:pStyle w:val="Compact"/>
+            </w:pPr>
+            <w:r>
+              <w:rPr>
+                <w:rStyle w:val="VerbatimChar"/>
+              </w:rPr>
+              <w:t xml:space="preserve">/api/candidates/:id/reviews</w:t>
+            </w:r>
+          </w:p>
+        </w:tc>
+        <w:tc>
+          <w:tcPr/>
+          <w:p>
+            <w:pPr>
+              <w:pStyle w:val="Compact"/>
+            </w:pPr>
+            <w:r>
+              <w:rPr>
+                <w:rFonts w:hint="eastAsia"/>
+              </w:rPr>
+              <w:t xml:space="preserve">列出评价(普通用户看</w:t>
+            </w:r>
+            <w:r>
+              <w:t xml:space="preserve"> public+internal · admin </w:t>
+            </w:r>
+            <w:r>
+              <w:rPr>
+                <w:rFonts w:hint="eastAsia"/>
+              </w:rPr>
+              <w:t xml:space="preserve">看全部含</w:t>
+            </w:r>
+            <w:r>
+              <w:t xml:space="preserve"> hidden)</w:t>
+            </w:r>
+          </w:p>
+        </w:tc>
+      </w:tr>
+      <w:tr>
+        <w:tc>
+          <w:tcPr/>
+          <w:p>
+            <w:pPr>
+              <w:pStyle w:val="Compact"/>
+            </w:pPr>
+            <w:r>
+              <w:t xml:space="preserve">POST</w:t>
+            </w:r>
+          </w:p>
+        </w:tc>
+        <w:tc>
+          <w:tcPr/>
+          <w:p>
+            <w:pPr>
+              <w:pStyle w:val="Compact"/>
+            </w:pPr>
+            <w:r>
+              <w:rPr>
+                <w:rStyle w:val="VerbatimChar"/>
+              </w:rPr>
+              <w:t xml:space="preserve">/api/candidates/:id/reviews</w:t>
+            </w:r>
+          </w:p>
+        </w:tc>
+        <w:tc>
+          <w:tcPr/>
+          <w:p>
+            <w:pPr>
+              <w:pStyle w:val="Compact"/>
+            </w:pPr>
+            <w:r>
+              <w:rPr>
+                <w:rFonts w:hint="eastAsia"/>
+              </w:rPr>
+              <w:t xml:space="preserve">写评价</w:t>
+            </w:r>
+            <w:r>
+              <w:t xml:space="preserve"> / </w:t>
+            </w:r>
+            <w:r>
+              <w:rPr>
+                <w:rFonts w:hint="eastAsia"/>
+              </w:rPr>
+              <w:t xml:space="preserve">回复(body</w:t>
+            </w:r>
+            <w:r>
+              <w:t xml:space="preserve"> </w:t>
+            </w:r>
+            <w:r>
+              <w:rPr>
+                <w:rFonts w:hint="eastAsia"/>
+              </w:rPr>
+              <w:t xml:space="preserve">含</w:t>
+            </w:r>
+            <w:r>
+              <w:t xml:space="preserve"> content/attachments/parentId/referencedIds/visibility/stance)</w:t>
+            </w:r>
+          </w:p>
+        </w:tc>
+      </w:tr>
+      <w:tr>
+        <w:tc>
+          <w:tcPr/>
+          <w:p>
+            <w:pPr>
+              <w:pStyle w:val="Compact"/>
+            </w:pPr>
+            <w:r>
+              <w:t xml:space="preserve">POST</w:t>
+            </w:r>
+          </w:p>
+        </w:tc>
+        <w:tc>
+          <w:tcPr/>
+          <w:p>
+            <w:pPr>
+              <w:pStyle w:val="Compact"/>
+            </w:pPr>
+            <w:r>
+              <w:rPr>
+                <w:rStyle w:val="VerbatimChar"/>
+              </w:rPr>
+              <w:t xml:space="preserve">/api/candidates/:id/reviews/:rid/request-delete</w:t>
+            </w:r>
+          </w:p>
+        </w:tc>
+        <w:tc>
+          <w:tcPr/>
+          <w:p>
+            <w:pPr>
+              <w:pStyle w:val="Compact"/>
+            </w:pPr>
+            <w:r>
+              <w:rPr>
+                <w:rFonts w:hint="eastAsia"/>
+              </w:rPr>
+              <w:t xml:space="preserve">作者请求删除</w:t>
+            </w:r>
+          </w:p>
+        </w:tc>
+      </w:tr>
+      <w:tr>
+        <w:tc>
+          <w:tcPr/>
+          <w:p>
+            <w:pPr>
+              <w:pStyle w:val="Compact"/>
+            </w:pPr>
+            <w:r>
+              <w:t xml:space="preserve">POST</w:t>
+            </w:r>
+          </w:p>
+        </w:tc>
+        <w:tc>
+          <w:tcPr/>
+          <w:p>
+            <w:pPr>
+              <w:pStyle w:val="Compact"/>
+            </w:pPr>
+            <w:r>
+              <w:rPr>
+                <w:rStyle w:val="VerbatimChar"/>
+              </w:rPr>
+              <w:t xml:space="preserve">/api/candidates/:id/reviews/:rid/approve-delete</w:t>
+            </w:r>
+          </w:p>
+        </w:tc>
+        <w:tc>
+          <w:tcPr/>
+          <w:p>
+            <w:pPr>
+              <w:pStyle w:val="Compact"/>
+            </w:pPr>
+            <w:r>
+              <w:t xml:space="preserve">admin </w:t>
+            </w:r>
+            <w:r>
+              <w:rPr>
+                <w:rFonts w:hint="eastAsia"/>
+              </w:rPr>
+              <w:t xml:space="preserve">批准</w:t>
+            </w:r>
+            <w:r>
+              <w:t xml:space="preserve"> = soft-delete</w:t>
+            </w:r>
+          </w:p>
+        </w:tc>
+      </w:tr>
+      <w:tr>
+        <w:tc>
+          <w:tcPr/>
+          <w:p>
+            <w:pPr>
+              <w:pStyle w:val="Compact"/>
+            </w:pPr>
+            <w:r>
+              <w:t xml:space="preserve">POST</w:t>
+            </w:r>
+          </w:p>
+        </w:tc>
+        <w:tc>
+          <w:tcPr/>
+          <w:p>
+            <w:pPr>
+              <w:pStyle w:val="Compact"/>
+            </w:pPr>
+            <w:r>
+              <w:rPr>
+                <w:rStyle w:val="VerbatimChar"/>
+              </w:rPr>
+              <w:t xml:space="preserve">/api/candidates/:id/reviews/:rid/reject-delete</w:t>
+            </w:r>
+          </w:p>
+        </w:tc>
+        <w:tc>
+          <w:tcPr/>
+          <w:p>
+            <w:pPr>
+              <w:pStyle w:val="Compact"/>
+            </w:pPr>
+            <w:r>
+              <w:t xml:space="preserve">admin </w:t>
+            </w:r>
+            <w:r>
+              <w:rPr>
+                <w:rFonts w:hint="eastAsia"/>
+              </w:rPr>
+              <w:t xml:space="preserve">拒绝</w:t>
+            </w:r>
+          </w:p>
+        </w:tc>
+      </w:tr>
+      <w:tr>
+        <w:tc>
+          <w:tcPr/>
+          <w:p>
+            <w:pPr>
+              <w:pStyle w:val="Compact"/>
+            </w:pPr>
+            <w:r>
+              <w:t xml:space="preserve">DELETE</w:t>
+            </w:r>
+          </w:p>
+        </w:tc>
+        <w:tc>
+          <w:tcPr/>
+          <w:p>
+            <w:pPr>
+              <w:pStyle w:val="Compact"/>
+            </w:pPr>
+            <w:r>
+              <w:rPr>
+                <w:rStyle w:val="VerbatimChar"/>
+              </w:rPr>
+              <w:t xml:space="preserve">/api/candidates/:id/reviews/:rid</w:t>
+            </w:r>
+          </w:p>
+        </w:tc>
+        <w:tc>
+          <w:tcPr/>
+          <w:p>
+            <w:pPr>
+              <w:pStyle w:val="Compact"/>
+            </w:pPr>
+            <w:r>
+              <w:t xml:space="preserve">admin </w:t>
+            </w:r>
+            <w:r>
+              <w:rPr>
+                <w:rFonts w:hint="eastAsia"/>
+              </w:rPr>
+              <w:t xml:space="preserve">直接</w:t>
+            </w:r>
+            <w:r>
+              <w:t xml:space="preserve"> soft-delete</w:t>
+            </w:r>
+          </w:p>
+        </w:tc>
+      </w:tr>
+      <w:tr>
+        <w:tc>
+          <w:tcPr/>
+          <w:p>
+            <w:pPr>
+              <w:pStyle w:val="Compact"/>
+            </w:pPr>
+            <w:r>
+              <w:t xml:space="preserve">POST</w:t>
+            </w:r>
+          </w:p>
+        </w:tc>
+        <w:tc>
+          <w:tcPr/>
+          <w:p>
+            <w:pPr>
+              <w:pStyle w:val="Compact"/>
+            </w:pPr>
+            <w:r>
+              <w:rPr>
+                <w:rStyle w:val="VerbatimChar"/>
+              </w:rPr>
+              <w:t xml:space="preserve">/api/candidates/:id/reviews/:rid/hide</w:t>
+            </w:r>
+          </w:p>
+        </w:tc>
+        <w:tc>
+          <w:tcPr/>
+          <w:p>
+            <w:pPr>
+              <w:pStyle w:val="Compact"/>
+            </w:pPr>
+            <w:r>
+              <w:t xml:space="preserve">admin </w:t>
+            </w:r>
+            <w:r>
+              <w:rPr>
+                <w:rFonts w:hint="eastAsia"/>
+              </w:rPr>
+              <w:t xml:space="preserve">隐藏</w:t>
+            </w:r>
+          </w:p>
+        </w:tc>
+      </w:tr>
+      <w:tr>
+        <w:tc>
+          <w:tcPr/>
+          <w:p>
+            <w:pPr>
+              <w:pStyle w:val="Compact"/>
+            </w:pPr>
+            <w:r>
+              <w:t xml:space="preserve">POST</w:t>
+            </w:r>
+          </w:p>
+        </w:tc>
+        <w:tc>
+          <w:tcPr/>
+          <w:p>
+            <w:pPr>
+              <w:pStyle w:val="Compact"/>
+            </w:pPr>
+            <w:r>
+              <w:rPr>
+                <w:rStyle w:val="VerbatimChar"/>
+              </w:rPr>
+              <w:t xml:space="preserve">/api/candidates/:id/reviews/:rid/unhide</w:t>
+            </w:r>
+          </w:p>
+        </w:tc>
+        <w:tc>
+          <w:tcPr/>
+          <w:p>
+            <w:pPr>
+              <w:pStyle w:val="Compact"/>
+            </w:pPr>
+            <w:r>
+              <w:t xml:space="preserve">admin </w:t>
+            </w:r>
+            <w:r>
+              <w:rPr>
+                <w:rFonts w:hint="eastAsia"/>
+              </w:rPr>
+              <w:t xml:space="preserve">取消隐藏</w:t>
+            </w:r>
+          </w:p>
+        </w:tc>
+      </w:tr>
+      <w:tr>
+        <w:tc>
+          <w:tcPr/>
+          <w:p>
+            <w:pPr>
+              <w:pStyle w:val="Compact"/>
+            </w:pPr>
+            <w:r>
+              <w:t xml:space="preserve">POST</w:t>
+            </w:r>
+          </w:p>
+        </w:tc>
+        <w:tc>
+          <w:tcPr/>
+          <w:p>
+            <w:pPr>
+              <w:pStyle w:val="Compact"/>
+            </w:pPr>
+            <w:r>
+              <w:rPr>
+                <w:rStyle w:val="VerbatimChar"/>
+              </w:rPr>
+              <w:t xml:space="preserve">/api/candidates/:id/reviews/:rid/vote</w:t>
+            </w:r>
+          </w:p>
+        </w:tc>
+        <w:tc>
+          <w:tcPr/>
+          <w:p>
+            <w:pPr>
+              <w:pStyle w:val="Compact"/>
+            </w:pPr>
+            <w:r>
+              <w:rPr>
+                <w:rFonts w:hint="eastAsia"/>
+              </w:rPr>
+              <w:t xml:space="preserve">投票</w:t>
+            </w:r>
+            <w:r>
+              <w:t xml:space="preserve"> </w:t>
+            </w:r>
+            <w:r>
+              <w:rPr>
+                <w:rStyle w:val="VerbatimChar"/>
+              </w:rPr>
+              <w:t xml:space="preserve">{ value: 1\|-1\|0 }</w:t>
+            </w:r>
+            <w:r>
+              <w:rPr>
+                <w:rFonts w:hint="eastAsia"/>
+              </w:rPr>
+              <w:t xml:space="preserve">(0=取消)</w:t>
+            </w:r>
+          </w:p>
+        </w:tc>
+      </w:tr>
+      <w:tr>
+        <w:tc>
+          <w:tcPr/>
+          <w:p>
+            <w:pPr>
+              <w:pStyle w:val="Compact"/>
+            </w:pPr>
+            <w:r>
+              <w:t xml:space="preserve">GET</w:t>
+            </w:r>
+          </w:p>
+        </w:tc>
+        <w:tc>
+          <w:tcPr/>
+          <w:p>
+            <w:pPr>
+              <w:pStyle w:val="Compact"/>
+            </w:pPr>
+            <w:r>
+              <w:rPr>
+                <w:rStyle w:val="VerbatimChar"/>
+              </w:rPr>
+              <w:t xml:space="preserve">/api/candidates/:id/reviews-votes</w:t>
+            </w:r>
+          </w:p>
+        </w:tc>
+        <w:tc>
+          <w:tcPr/>
+          <w:p>
+            <w:pPr>
+              <w:pStyle w:val="Compact"/>
+            </w:pPr>
+            <w:r>
+              <w:rPr>
+                <w:rFonts w:hint="eastAsia"/>
+              </w:rPr>
+              <w:t xml:space="preserve">当前用户在此候选人下的投票</w:t>
+            </w:r>
+            <w:r>
+              <w:t xml:space="preserve"> map</w:t>
+            </w:r>
+            <w:r>
+              <w:t xml:space="preserve"> </w:t>
+            </w:r>
+            <w:r>
+              <w:rPr>
+                <w:rStyle w:val="VerbatimChar"/>
+              </w:rPr>
+              <w:t xml:space="preserve">{ reviewId: value }</w:t>
+            </w:r>
+          </w:p>
+        </w:tc>
+      </w:tr>
+      <w:tr>
+        <w:tc>
+          <w:tcPr/>
+          <w:p>
+            <w:pPr>
+              <w:pStyle w:val="Compact"/>
+            </w:pPr>
+            <w:r>
+              <w:t xml:space="preserve">GET</w:t>
+            </w:r>
+          </w:p>
+        </w:tc>
+        <w:tc>
+          <w:tcPr/>
+          <w:p>
+            <w:pPr>
+              <w:pStyle w:val="Compact"/>
+            </w:pPr>
+            <w:r>
+              <w:rPr>
+                <w:rStyle w:val="VerbatimChar"/>
+              </w:rPr>
+              <w:t xml:space="preserve">/api/candidates/:id/reviews/:rid/voters</w:t>
+            </w:r>
+          </w:p>
+        </w:tc>
+        <w:tc>
+          <w:tcPr/>
+          <w:p>
+            <w:pPr>
+              <w:pStyle w:val="Compact"/>
+            </w:pPr>
+            <w:r>
+              <w:rPr>
+                <w:rFonts w:hint="eastAsia"/>
+              </w:rPr>
+              <w:t xml:space="preserve">列投票者(登录用户明细</w:t>
+            </w:r>
+            <w:r>
+              <w:t xml:space="preserve"> + </w:t>
+            </w:r>
+            <w:r>
+              <w:rPr>
+                <w:rFonts w:hint="eastAsia"/>
+              </w:rPr>
+              <w:t xml:space="preserve">匿名汇总)</w:t>
+            </w:r>
+          </w:p>
+        </w:tc>
+      </w:tr>
+    </w:tbl>
+    <w:bookmarkStart w:id="68" w:name="post-body-详细"/>
+    <w:p>
+      <w:pPr>
+        <w:pStyle w:val="Heading3"/>
+      </w:pPr>
+      <w:r>
+        <w:t xml:space="preserve">15.1.1 POST body </w:t>
+      </w:r>
+      <w:r>
+        <w:rPr>
+          <w:rFonts w:hint="eastAsia"/>
+        </w:rPr>
+        <w:t xml:space="preserve">详细</w:t>
+      </w:r>
+    </w:p>
+    <w:p>
+      <w:pPr>
+        <w:pStyle w:val="SourceCode"/>
+      </w:pPr>
+      <w:r>
+        <w:rPr>
+          <w:rStyle w:val="FunctionTok"/>
+        </w:rPr>
+        <w:t xml:space="preserve">{</w:t>
+      </w:r>
+      <w:r>
+        <w:br/>
+      </w:r>
+      <w:r>
+        <w:rPr>
+          <w:rStyle w:val="NormalTok"/>
+        </w:rPr>
+        <w:t xml:space="preserve">  </w:t>
+      </w:r>
+      <w:r>
+        <w:rPr>
+          <w:rStyle w:val="DataTypeTok"/>
+        </w:rPr>
+        <w:t xml:space="preserve">"content"</w:t>
+      </w:r>
+      <w:r>
+        <w:rPr>
+          <w:rStyle w:val="FunctionTok"/>
+        </w:rPr>
+        <w:t xml:space="preserve">:</w:t>
+      </w:r>
+      <w:r>
+        <w:rPr>
+          <w:rStyle w:val="NormalTok"/>
+        </w:rPr>
+        <w:t xml:space="preserve"> </w:t>
+      </w:r>
+      <w:r>
+        <w:rPr>
+          <w:rStyle w:val="StringTok"/>
+        </w:rPr>
+        <w:t xml:space="preserve">"评价内容,≤500 字"</w:t>
+      </w:r>
+      <w:r>
+        <w:rPr>
+          <w:rStyle w:val="FunctionTok"/>
+        </w:rPr>
+        <w:t xml:space="preserve">,</w:t>
+      </w:r>
+      <w:r>
+        <w:br/>
+      </w:r>
+      <w:r>
+        <w:rPr>
+          <w:rStyle w:val="NormalTok"/>
+        </w:rPr>
+        <w:t xml:space="preserve">  </w:t>
+      </w:r>
+      <w:r>
+        <w:rPr>
+          <w:rStyle w:val="DataTypeTok"/>
+        </w:rPr>
+        <w:t xml:space="preserve">"attachments"</w:t>
+      </w:r>
+      <w:r>
+        <w:rPr>
+          <w:rStyle w:val="FunctionTok"/>
+        </w:rPr>
+        <w:t xml:space="preserve">:</w:t>
+      </w:r>
+      <w:r>
+        <w:rPr>
+          <w:rStyle w:val="NormalTok"/>
+        </w:rPr>
+        <w:t xml:space="preserve"> </w:t>
+      </w:r>
+      <w:r>
+        <w:rPr>
+          <w:rStyle w:val="OtherTok"/>
+        </w:rPr>
+        <w:t xml:space="preserve">[</w:t>
+      </w:r>
+      <w:r>
+        <w:br/>
+      </w:r>
+      <w:r>
+        <w:rPr>
+          <w:rStyle w:val="NormalTok"/>
+        </w:rPr>
+        <w:t xml:space="preserve">    </w:t>
+      </w:r>
+      <w:r>
+        <w:rPr>
+          <w:rStyle w:val="FunctionTok"/>
+        </w:rPr>
+        <w:t xml:space="preserve">{</w:t>
+      </w:r>
+      <w:r>
+        <w:rPr>
+          <w:rStyle w:val="NormalTok"/>
+        </w:rPr>
+        <w:t xml:space="preserve"> </w:t>
+      </w:r>
+      <w:r>
+        <w:rPr>
+          <w:rStyle w:val="DataTypeTok"/>
+        </w:rPr>
+        <w:t xml:space="preserve">"type"</w:t>
+      </w:r>
+      <w:r>
+        <w:rPr>
+          <w:rStyle w:val="FunctionTok"/>
+        </w:rPr>
+        <w:t xml:space="preserve">:</w:t>
+      </w:r>
+      <w:r>
+        <w:rPr>
+          <w:rStyle w:val="NormalTok"/>
+        </w:rPr>
+        <w:t xml:space="preserve"> </w:t>
+      </w:r>
+      <w:r>
+        <w:rPr>
+          <w:rStyle w:val="StringTok"/>
+        </w:rPr>
+        <w:t xml:space="preserve">"image|file|link"</w:t>
+      </w:r>
+      <w:r>
+        <w:rPr>
+          <w:rStyle w:val="FunctionTok"/>
+        </w:rPr>
+        <w:t xml:space="preserve">,</w:t>
+      </w:r>
+      <w:r>
+        <w:rPr>
+          <w:rStyle w:val="NormalTok"/>
+        </w:rPr>
+        <w:t xml:space="preserve"> </w:t>
+      </w:r>
+      <w:r>
+        <w:rPr>
+          <w:rStyle w:val="DataTypeTok"/>
+        </w:rPr>
+        <w:t xml:space="preserve">"name"</w:t>
+      </w:r>
+      <w:r>
+        <w:rPr>
+          <w:rStyle w:val="FunctionTok"/>
+        </w:rPr>
+        <w:t xml:space="preserve">:</w:t>
+      </w:r>
+      <w:r>
+        <w:rPr>
+          <w:rStyle w:val="NormalTok"/>
+        </w:rPr>
+        <w:t xml:space="preserve"> </w:t>
+      </w:r>
+      <w:r>
+        <w:rPr>
+          <w:rStyle w:val="StringTok"/>
+        </w:rPr>
+        <w:t xml:space="preserve">"..."</w:t>
+      </w:r>
+      <w:r>
+        <w:rPr>
+          <w:rStyle w:val="FunctionTok"/>
+        </w:rPr>
+        <w:t xml:space="preserve">,</w:t>
+      </w:r>
+      <w:r>
+        <w:rPr>
+          <w:rStyle w:val="NormalTok"/>
+        </w:rPr>
+        <w:t xml:space="preserve"> </w:t>
+      </w:r>
+      <w:r>
+        <w:rPr>
+          <w:rStyle w:val="DataTypeTok"/>
+        </w:rPr>
+        <w:t xml:space="preserve">"url"</w:t>
+      </w:r>
+      <w:r>
+        <w:rPr>
+          <w:rStyle w:val="FunctionTok"/>
+        </w:rPr>
+        <w:t xml:space="preserve">:</w:t>
+      </w:r>
+      <w:r>
+        <w:rPr>
+          <w:rStyle w:val="NormalTok"/>
+        </w:rPr>
+        <w:t xml:space="preserve"> </w:t>
+      </w:r>
+      <w:r>
+        <w:rPr>
+          <w:rStyle w:val="StringTok"/>
+        </w:rPr>
+        <w:t xml:space="preserve">"&lt;R2 key 或外部 URL&gt;"</w:t>
+      </w:r>
+      <w:r>
+        <w:rPr>
+          <w:rStyle w:val="FunctionTok"/>
+        </w:rPr>
+        <w:t xml:space="preserve">,</w:t>
+      </w:r>
+      <w:r>
+        <w:rPr>
+          <w:rStyle w:val="NormalTok"/>
+        </w:rPr>
+        <w:t xml:space="preserve"> </w:t>
+      </w:r>
+      <w:r>
+        <w:rPr>
+          <w:rStyle w:val="DataTypeTok"/>
+        </w:rPr>
+        <w:t xml:space="preserve">"size"</w:t>
+      </w:r>
+      <w:r>
+        <w:rPr>
+          <w:rStyle w:val="FunctionTok"/>
+        </w:rPr>
+        <w:t xml:space="preserve">:</w:t>
+      </w:r>
+      <w:r>
+        <w:rPr>
+          <w:rStyle w:val="NormalTok"/>
+        </w:rPr>
+        <w:t xml:space="preserve"> </w:t>
+      </w:r>
+      <w:r>
+        <w:rPr>
+          <w:rStyle w:val="DecValTok"/>
+        </w:rPr>
+        <w:t xml:space="preserve">1024</w:t>
+      </w:r>
+      <w:r>
+        <w:rPr>
+          <w:rStyle w:val="FunctionTok"/>
+        </w:rPr>
+        <w:t xml:space="preserve">,</w:t>
+      </w:r>
+      <w:r>
+        <w:rPr>
+          <w:rStyle w:val="NormalTok"/>
+        </w:rPr>
+        <w:t xml:space="preserve"> </w:t>
+      </w:r>
+      <w:r>
+        <w:rPr>
+          <w:rStyle w:val="DataTypeTok"/>
+        </w:rPr>
+        <w:t xml:space="preserve">"contentType"</w:t>
+      </w:r>
+      <w:r>
+        <w:rPr>
+          <w:rStyle w:val="FunctionTok"/>
+        </w:rPr>
+        <w:t xml:space="preserve">:</w:t>
+      </w:r>
+      <w:r>
+        <w:rPr>
+          <w:rStyle w:val="NormalTok"/>
+        </w:rPr>
+        <w:t xml:space="preserve"> </w:t>
+      </w:r>
+      <w:r>
+        <w:rPr>
+          <w:rStyle w:val="StringTok"/>
+        </w:rPr>
+        <w:t xml:space="preserve">"image/png"</w:t>
+      </w:r>
+      <w:r>
+        <w:rPr>
+          <w:rStyle w:val="NormalTok"/>
+        </w:rPr>
+        <w:t xml:space="preserve"> </w:t>
+      </w:r>
+      <w:r>
+        <w:rPr>
+          <w:rStyle w:val="FunctionTok"/>
+        </w:rPr>
+        <w:t xml:space="preserve">}</w:t>
+      </w:r>
+      <w:r>
+        <w:br/>
+      </w:r>
+      <w:r>
+        <w:rPr>
+          <w:rStyle w:val="NormalTok"/>
+        </w:rPr>
+        <w:t xml:space="preserve">  </w:t>
+      </w:r>
+      <w:r>
+        <w:rPr>
+          <w:rStyle w:val="OtherTok"/>
+        </w:rPr>
+        <w:t xml:space="preserve">]</w:t>
+      </w:r>
+      <w:r>
+        <w:rPr>
+          <w:rStyle w:val="FunctionTok"/>
+        </w:rPr>
+        <w:t xml:space="preserve">,</w:t>
+      </w:r>
+      <w:r>
+        <w:br/>
+      </w:r>
+      <w:r>
+        <w:rPr>
+          <w:rStyle w:val="NormalTok"/>
+        </w:rPr>
+        <w:t xml:space="preserve">  </w:t>
+      </w:r>
+      <w:r>
+        <w:rPr>
+          <w:rStyle w:val="DataTypeTok"/>
+        </w:rPr>
+        <w:t xml:space="preserve">"parentId"</w:t>
+      </w:r>
+      <w:r>
+        <w:rPr>
+          <w:rStyle w:val="FunctionTok"/>
+        </w:rPr>
+        <w:t xml:space="preserve">:</w:t>
+      </w:r>
+      <w:r>
+        <w:rPr>
+          <w:rStyle w:val="NormalTok"/>
+        </w:rPr>
+        <w:t xml:space="preserve"> </w:t>
+      </w:r>
+      <w:r>
+        <w:rPr>
+          <w:rStyle w:val="StringTok"/>
+        </w:rPr>
+        <w:t xml:space="preserve">"uuid"</w:t>
+      </w:r>
+      <w:r>
+        <w:rPr>
+          <w:rStyle w:val="FunctionTok"/>
+        </w:rPr>
+        <w:t xml:space="preserve">,</w:t>
+      </w:r>
+      <w:r>
+        <w:rPr>
+          <w:rStyle w:val="NormalTok"/>
+        </w:rPr>
+        <w:t xml:space="preserve">           </w:t>
+      </w:r>
+      <w:r>
+        <w:rPr>
+          <w:rStyle w:val="ErrorTok"/>
+        </w:rPr>
+        <w:t xml:space="preserve">//</w:t>
+      </w:r>
+      <w:r>
+        <w:rPr>
+          <w:rStyle w:val="NormalTok"/>
+        </w:rPr>
+        <w:t xml:space="preserve"> </w:t>
+      </w:r>
+      <w:r>
+        <w:rPr>
+          <w:rStyle w:val="ErrorTok"/>
+        </w:rPr>
+        <w:t xml:space="preserve">可选,</w:t>
+      </w:r>
+      <w:r>
+        <w:rPr>
+          <w:rStyle w:val="NormalTok"/>
+        </w:rPr>
+        <w:t xml:space="preserve"> </w:t>
+      </w:r>
+      <w:r>
+        <w:rPr>
+          <w:rStyle w:val="ErrorTok"/>
+        </w:rPr>
+        <w:t xml:space="preserve">回复某条</w:t>
+      </w:r>
+      <w:r>
+        <w:br/>
+      </w:r>
+      <w:r>
+        <w:rPr>
+          <w:rStyle w:val="NormalTok"/>
+        </w:rPr>
+        <w:t xml:space="preserve">  </w:t>
+      </w:r>
+      <w:r>
+        <w:rPr>
+          <w:rStyle w:val="DataTypeTok"/>
+        </w:rPr>
+        <w:t xml:space="preserve">"referencedIds"</w:t>
+      </w:r>
+      <w:r>
+        <w:rPr>
+          <w:rStyle w:val="FunctionTok"/>
+        </w:rPr>
+        <w:t xml:space="preserve">:</w:t>
+      </w:r>
+      <w:r>
+        <w:rPr>
+          <w:rStyle w:val="NormalTok"/>
+        </w:rPr>
+        <w:t xml:space="preserve"> </w:t>
+      </w:r>
+      <w:r>
+        <w:rPr>
+          <w:rStyle w:val="OtherTok"/>
+        </w:rPr>
+        <w:t xml:space="preserve">[</w:t>
+      </w:r>
+      <w:r>
+        <w:rPr>
+          <w:rStyle w:val="StringTok"/>
+        </w:rPr>
+        <w:t xml:space="preserve">"uuid"</w:t>
+      </w:r>
+      <w:r>
+        <w:rPr>
+          <w:rStyle w:val="OtherTok"/>
+        </w:rPr>
+        <w:t xml:space="preserve">,</w:t>
+      </w:r>
+      <w:r>
+        <w:rPr>
+          <w:rStyle w:val="NormalTok"/>
+        </w:rPr>
+        <w:t xml:space="preserve"> </w:t>
+      </w:r>
+      <w:r>
+        <w:rPr>
+          <w:rStyle w:val="ErrorTok"/>
+        </w:rPr>
+        <w:t xml:space="preserve">..</w:t>
+      </w:r>
+      <w:r>
+        <w:rPr>
+          <w:rStyle w:val="OtherTok"/>
+        </w:rPr>
+        <w:t xml:space="preserve">]</w:t>
+      </w:r>
+      <w:r>
+        <w:rPr>
+          <w:rStyle w:val="FunctionTok"/>
+        </w:rPr>
+        <w:t xml:space="preserve">,</w:t>
+      </w:r>
+      <w:r>
+        <w:rPr>
+          <w:rStyle w:val="ErrorTok"/>
+        </w:rPr>
+        <w:t xml:space="preserve">//</w:t>
+      </w:r>
+      <w:r>
+        <w:rPr>
+          <w:rStyle w:val="NormalTok"/>
+        </w:rPr>
+        <w:t xml:space="preserve"> </w:t>
+      </w:r>
+      <w:r>
+        <w:rPr>
+          <w:rStyle w:val="ErrorTok"/>
+        </w:rPr>
+        <w:t xml:space="preserve">可选,</w:t>
+      </w:r>
+      <w:r>
+        <w:rPr>
+          <w:rStyle w:val="NormalTok"/>
+        </w:rPr>
+        <w:t xml:space="preserve"> </w:t>
+      </w:r>
+      <w:r>
+        <w:rPr>
+          <w:rStyle w:val="ErrorTok"/>
+        </w:rPr>
+        <w:t xml:space="preserve">批量回复多条(parentId</w:t>
+      </w:r>
+      <w:r>
+        <w:rPr>
+          <w:rStyle w:val="NormalTok"/>
+        </w:rPr>
+        <w:t xml:space="preserve"> </w:t>
+      </w:r>
+      <w:r>
+        <w:rPr>
+          <w:rStyle w:val="ErrorTok"/>
+        </w:rPr>
+        <w:t xml:space="preserve">取第一个)</w:t>
+      </w:r>
+      <w:r>
+        <w:br/>
+      </w:r>
+      <w:r>
+        <w:rPr>
+          <w:rStyle w:val="NormalTok"/>
+        </w:rPr>
+        <w:t xml:space="preserve">  </w:t>
+      </w:r>
+      <w:r>
+        <w:rPr>
+          <w:rStyle w:val="DataTypeTok"/>
+        </w:rPr>
+        <w:t xml:space="preserve">"visibility"</w:t>
+      </w:r>
+      <w:r>
+        <w:rPr>
+          <w:rStyle w:val="FunctionTok"/>
+        </w:rPr>
+        <w:t xml:space="preserve">:</w:t>
+      </w:r>
+      <w:r>
+        <w:rPr>
+          <w:rStyle w:val="NormalTok"/>
+        </w:rPr>
+        <w:t xml:space="preserve"> </w:t>
+      </w:r>
+      <w:r>
+        <w:rPr>
+          <w:rStyle w:val="StringTok"/>
+        </w:rPr>
+        <w:t xml:space="preserve">"public"</w:t>
+      </w:r>
+      <w:r>
+        <w:rPr>
+          <w:rStyle w:val="FunctionTok"/>
+        </w:rPr>
+        <w:t xml:space="preserve">,</w:t>
+      </w:r>
+      <w:r>
+        <w:rPr>
+          <w:rStyle w:val="NormalTok"/>
+        </w:rPr>
+        <w:t xml:space="preserve">       </w:t>
+      </w:r>
+      <w:r>
+        <w:rPr>
+          <w:rStyle w:val="ErrorTok"/>
+        </w:rPr>
+        <w:t xml:space="preserve">//</w:t>
+      </w:r>
+      <w:r>
+        <w:rPr>
+          <w:rStyle w:val="NormalTok"/>
+        </w:rPr>
+        <w:t xml:space="preserve"> </w:t>
+      </w:r>
+      <w:r>
+        <w:rPr>
+          <w:rStyle w:val="ErrorTok"/>
+        </w:rPr>
+        <w:t xml:space="preserve">public</w:t>
+      </w:r>
+      <w:r>
+        <w:rPr>
+          <w:rStyle w:val="NormalTok"/>
+        </w:rPr>
+        <w:t xml:space="preserve"> </w:t>
+      </w:r>
+      <w:r>
+        <w:rPr>
+          <w:rStyle w:val="ErrorTok"/>
+        </w:rPr>
+        <w:t xml:space="preserve">|</w:t>
+      </w:r>
+      <w:r>
+        <w:rPr>
+          <w:rStyle w:val="NormalTok"/>
+        </w:rPr>
+        <w:t xml:space="preserve"> </w:t>
+      </w:r>
+      <w:r>
+        <w:rPr>
+          <w:rStyle w:val="ErrorTok"/>
+        </w:rPr>
+        <w:t xml:space="preserve">internal</w:t>
+      </w:r>
+      <w:r>
+        <w:rPr>
+          <w:rStyle w:val="NormalTok"/>
+        </w:rPr>
+        <w:t xml:space="preserve"> </w:t>
+      </w:r>
+      <w:r>
+        <w:rPr>
+          <w:rStyle w:val="ErrorTok"/>
+        </w:rPr>
+        <w:t xml:space="preserve">|</w:t>
+      </w:r>
+      <w:r>
+        <w:rPr>
+          <w:rStyle w:val="NormalTok"/>
+        </w:rPr>
+        <w:t xml:space="preserve"> </w:t>
+      </w:r>
+      <w:r>
+        <w:rPr>
+          <w:rStyle w:val="ErrorTok"/>
+        </w:rPr>
+        <w:t xml:space="preserve">admin(非</w:t>
+      </w:r>
+      <w:r>
+        <w:rPr>
+          <w:rStyle w:val="NormalTok"/>
+        </w:rPr>
+        <w:t xml:space="preserve"> </w:t>
+      </w:r>
+      <w:r>
+        <w:rPr>
+          <w:rStyle w:val="ErrorTok"/>
+        </w:rPr>
+        <w:t xml:space="preserve">ADMIN</w:t>
+      </w:r>
+      <w:r>
+        <w:rPr>
+          <w:rStyle w:val="NormalTok"/>
+        </w:rPr>
+        <w:t xml:space="preserve"> </w:t>
+      </w:r>
+      <w:r>
+        <w:rPr>
+          <w:rStyle w:val="ErrorTok"/>
+        </w:rPr>
+        <w:t xml:space="preserve">传</w:t>
+      </w:r>
+      <w:r>
+        <w:rPr>
+          <w:rStyle w:val="NormalTok"/>
+        </w:rPr>
+        <w:t xml:space="preserve"> </w:t>
+      </w:r>
+      <w:r>
+        <w:rPr>
+          <w:rStyle w:val="ErrorTok"/>
+        </w:rPr>
+        <w:t xml:space="preserve">admin</w:t>
+      </w:r>
+      <w:r>
+        <w:rPr>
+          <w:rStyle w:val="NormalTok"/>
+        </w:rPr>
+        <w:t xml:space="preserve"> </w:t>
+      </w:r>
+      <w:r>
+        <w:rPr>
+          <w:rStyle w:val="ErrorTok"/>
+        </w:rPr>
+        <w:t xml:space="preserve">自动降级</w:t>
+      </w:r>
+      <w:r>
+        <w:rPr>
+          <w:rStyle w:val="NormalTok"/>
+        </w:rPr>
+        <w:t xml:space="preserve"> </w:t>
+      </w:r>
+      <w:r>
+        <w:rPr>
+          <w:rStyle w:val="ErrorTok"/>
+        </w:rPr>
+        <w:t xml:space="preserve">internal)</w:t>
+      </w:r>
+      <w:r>
+        <w:br/>
+      </w:r>
+      <w:r>
+        <w:rPr>
+          <w:rStyle w:val="NormalTok"/>
+        </w:rPr>
+        <w:t xml:space="preserve">  </w:t>
+      </w:r>
+      <w:r>
+        <w:rPr>
+          <w:rStyle w:val="DataTypeTok"/>
+        </w:rPr>
+        <w:t xml:space="preserve">"stance"</w:t>
+      </w:r>
+      <w:r>
+        <w:rPr>
+          <w:rStyle w:val="FunctionTok"/>
+        </w:rPr>
+        <w:t xml:space="preserve">:</w:t>
+      </w:r>
+      <w:r>
+        <w:rPr>
+          <w:rStyle w:val="NormalTok"/>
+        </w:rPr>
+        <w:t xml:space="preserve"> </w:t>
+      </w:r>
+      <w:r>
+        <w:rPr>
+          <w:rStyle w:val="StringTok"/>
+        </w:rPr>
+        <w:t xml:space="preserve">"approve"</w:t>
+      </w:r>
+      <w:r>
+        <w:rPr>
+          <w:rStyle w:val="NormalTok"/>
+        </w:rPr>
+        <w:t xml:space="preserve">           </w:t>
+      </w:r>
+      <w:r>
+        <w:rPr>
+          <w:rStyle w:val="ErrorTok"/>
+        </w:rPr>
+        <w:t xml:space="preserve">//</w:t>
+      </w:r>
+      <w:r>
+        <w:rPr>
+          <w:rStyle w:val="NormalTok"/>
+        </w:rPr>
+        <w:t xml:space="preserve"> </w:t>
+      </w:r>
+      <w:r>
+        <w:rPr>
+          <w:rStyle w:val="ErrorTok"/>
+        </w:rPr>
+        <w:t xml:space="preserve">approve</w:t>
+      </w:r>
+      <w:r>
+        <w:rPr>
+          <w:rStyle w:val="NormalTok"/>
+        </w:rPr>
+        <w:t xml:space="preserve"> </w:t>
+      </w:r>
+      <w:r>
+        <w:rPr>
+          <w:rStyle w:val="ErrorTok"/>
+        </w:rPr>
+        <w:t xml:space="preserve">|</w:t>
+      </w:r>
+      <w:r>
+        <w:rPr>
+          <w:rStyle w:val="NormalTok"/>
+        </w:rPr>
+        <w:t xml:space="preserve"> </w:t>
+      </w:r>
+      <w:r>
+        <w:rPr>
+          <w:rStyle w:val="ErrorTok"/>
+        </w:rPr>
+        <w:t xml:space="preserve">reject</w:t>
+      </w:r>
+      <w:r>
+        <w:rPr>
+          <w:rStyle w:val="NormalTok"/>
+        </w:rPr>
+        <w:t xml:space="preserve"> </w:t>
+      </w:r>
+      <w:r>
+        <w:rPr>
+          <w:rStyle w:val="ErrorTok"/>
+        </w:rPr>
+        <w:t xml:space="preserve">|</w:t>
+      </w:r>
+      <w:r>
+        <w:rPr>
+          <w:rStyle w:val="NormalTok"/>
+        </w:rPr>
+        <w:t xml:space="preserve"> </w:t>
+      </w:r>
+      <w:r>
+        <w:rPr>
+          <w:rStyle w:val="KeywordTok"/>
+        </w:rPr>
+        <w:t xml:space="preserve">null</w:t>
+      </w:r>
+      <w:r>
+        <w:rPr>
+          <w:rStyle w:val="FunctionTok"/>
+        </w:rPr>
+        <w:t xml:space="preserve">,</w:t>
+      </w:r>
+      <w:r>
+        <w:rPr>
+          <w:rStyle w:val="NormalTok"/>
+        </w:rPr>
+        <w:t xml:space="preserve"> </w:t>
+      </w:r>
+      <w:r>
+        <w:rPr>
+          <w:rStyle w:val="ErrorTok"/>
+        </w:rPr>
+        <w:t xml:space="preserve">仅回复时有意义</w:t>
+      </w:r>
+      <w:r>
+        <w:br/>
+      </w:r>
+      <w:r>
+        <w:rPr>
+          <w:rStyle w:val="FunctionTok"/>
+        </w:rPr>
+        <w:t xml:space="preserve">}</w:t>
+      </w:r>
+    </w:p>
+    <w:p>
+      <w:pPr>
+        <w:pStyle w:val="FirstParagraph"/>
+      </w:pPr>
+      <w:r>
+        <w:rPr>
+          <w:rFonts w:hint="eastAsia"/>
+        </w:rPr>
+        <w:t xml:space="preserve">附件总大小后端校验</w:t>
+      </w:r>
+      <w:r>
+        <w:t xml:space="preserve"> ≤ </w:t>
+      </w:r>
+      <w:r>
+        <w:rPr>
+          <w:rFonts w:hint="eastAsia"/>
+        </w:rPr>
+        <w:t xml:space="preserve">30MB,超出返回</w:t>
+      </w:r>
+      <w:r>
+        <w:t xml:space="preserve"> 400</w:t>
+      </w:r>
+      <w:r>
+        <w:t xml:space="preserve"> </w:t>
+      </w:r>
+      <w:r>
+        <w:rPr>
+          <w:rStyle w:val="VerbatimChar"/>
+        </w:rPr>
+        <w:t xml:space="preserve">attachments_too_large</w:t>
+      </w:r>
+      <w:r>
+        <w:t xml:space="preserve">。</w:t>
+      </w:r>
+    </w:p>
+    <w:bookmarkEnd w:id="68"/>
+    <w:bookmarkEnd w:id="69"/>
+    <w:bookmarkStart w:id="70" w:name="公开端点经-sharelink-token无鉴权"/>
+    <w:p>
+      <w:pPr>
+        <w:pStyle w:val="Heading2"/>
+      </w:pPr>
+      <w:r>
+        <w:t xml:space="preserve">15.2 </w:t>
+      </w:r>
+      <w:r>
+        <w:rPr>
+          <w:rFonts w:hint="eastAsia"/>
+        </w:rPr>
+        <w:t xml:space="preserve">公开端点(经</w:t>
+      </w:r>
+      <w:r>
+        <w:t xml:space="preserve"> ShareLink </w:t>
+      </w:r>
+      <w:r>
+        <w:rPr>
+          <w:rFonts w:hint="eastAsia"/>
+        </w:rPr>
+        <w:t xml:space="preserve">token,无鉴权)</w:t>
+      </w:r>
+    </w:p>
+    <w:tbl>
+      <w:tblPr>
+        <w:tblStyle w:val="Table"/>
+        <w:tblW w:type="pct" w:w="5000"/>
+        <w:tblLayout w:type="fixed"/>
+        <w:tblLook w:firstRow="1" w:lastRow="0" w:firstColumn="0" w:lastColumn="0" w:noHBand="0" w:noVBand="0" w:val="0020"/>
+      </w:tblPr>
+      <w:tblGrid>
+        <w:gridCol w:w="2640"/>
+        <w:gridCol w:w="2640"/>
+        <w:gridCol w:w="2640"/>
+      </w:tblGrid>
+      <w:tr>
+        <w:trPr>
+          <w:tblHeader w:val="on"/>
+        </w:trPr>
+        <w:tc>
+          <w:tcPr/>
+          <w:p>
+            <w:pPr>
+              <w:pStyle w:val="Compact"/>
+            </w:pPr>
+            <w:r>
+              <w:rPr>
+                <w:rFonts w:hint="eastAsia"/>
+              </w:rPr>
+              <w:t xml:space="preserve">方法</w:t>
+            </w:r>
+          </w:p>
+        </w:tc>
+        <w:tc>
+          <w:tcPr/>
+          <w:p>
+            <w:pPr>
+              <w:pStyle w:val="Compact"/>
+            </w:pPr>
+            <w:r>
+              <w:rPr>
+                <w:rFonts w:hint="eastAsia"/>
+              </w:rPr>
+              <w:t xml:space="preserve">路径</w:t>
+            </w:r>
+          </w:p>
+        </w:tc>
+        <w:tc>
+          <w:tcPr/>
+          <w:p>
+            <w:pPr>
+              <w:pStyle w:val="Compact"/>
+            </w:pPr>
+            <w:r>
+              <w:rPr>
+                <w:rFonts w:hint="eastAsia"/>
+              </w:rPr>
+              <w:t xml:space="preserve">说明</w:t>
+            </w:r>
+          </w:p>
+        </w:tc>
+      </w:tr>
+      <w:tr>
+        <w:tc>
+          <w:tcPr/>
+          <w:p>
+            <w:pPr>
+              <w:pStyle w:val="Compact"/>
+            </w:pPr>
+            <w:r>
+              <w:t xml:space="preserve">GET</w:t>
+            </w:r>
+          </w:p>
+        </w:tc>
+        <w:tc>
+          <w:tcPr/>
+          <w:p>
+            <w:pPr>
+              <w:pStyle w:val="Compact"/>
+            </w:pPr>
+            <w:r>
+              <w:rPr>
+                <w:rStyle w:val="VerbatimChar"/>
+              </w:rPr>
+              <w:t xml:space="preserve">/api/public/share/:token/reviews</w:t>
+            </w:r>
+          </w:p>
+        </w:tc>
+        <w:tc>
+          <w:tcPr/>
+          <w:p>
+            <w:pPr>
+              <w:pStyle w:val="Compact"/>
+            </w:pPr>
+            <w:r>
+              <w:rPr>
+                <w:rFonts w:hint="eastAsia"/>
+              </w:rPr>
+              <w:t xml:space="preserve">列出</w:t>
+            </w:r>
+            <w:r>
+              <w:t xml:space="preserve"> public </w:t>
+            </w:r>
+            <w:r>
+              <w:rPr>
+                <w:rFonts w:hint="eastAsia"/>
+              </w:rPr>
+              <w:t xml:space="preserve">评价(internal/admin</w:t>
+            </w:r>
+            <w:r>
+              <w:t xml:space="preserve"> </w:t>
+            </w:r>
+            <w:r>
+              <w:rPr>
+                <w:rFonts w:hint="eastAsia"/>
+              </w:rPr>
+              <w:t xml:space="preserve">不可见)</w:t>
+            </w:r>
+          </w:p>
+        </w:tc>
+      </w:tr>
+      <w:tr>
+        <w:tc>
+          <w:tcPr/>
+          <w:p>
+            <w:pPr>
+              <w:pStyle w:val="Compact"/>
+            </w:pPr>
+            <w:r>
+              <w:t xml:space="preserve">POST</w:t>
+            </w:r>
+          </w:p>
+        </w:tc>
+        <w:tc>
+          <w:tcPr/>
+          <w:p>
+            <w:pPr>
+              <w:pStyle w:val="Compact"/>
+            </w:pPr>
+            <w:r>
+              <w:rPr>
+                <w:rStyle w:val="VerbatimChar"/>
+              </w:rPr>
+              <w:t xml:space="preserve">/api/public/share/:token/reviews</w:t>
+            </w:r>
+          </w:p>
+        </w:tc>
+        <w:tc>
+          <w:tcPr/>
+          <w:p>
+            <w:pPr>
+              <w:pStyle w:val="Compact"/>
+            </w:pPr>
+            <w:r>
+              <w:rPr>
+                <w:rFonts w:hint="eastAsia"/>
+              </w:rPr>
+              <w:t xml:space="preserve">写评价(必填</w:t>
+            </w:r>
+            <w:r>
+              <w:t xml:space="preserve"> authorName,visibility </w:t>
+            </w:r>
+            <w:r>
+              <w:rPr>
+                <w:rFonts w:hint="eastAsia"/>
+              </w:rPr>
+              <w:t xml:space="preserve">强制</w:t>
+            </w:r>
+            <w:r>
+              <w:t xml:space="preserve"> public)</w:t>
+            </w:r>
+          </w:p>
+        </w:tc>
+      </w:tr>
+      <w:tr>
+        <w:tc>
+          <w:tcPr/>
+          <w:p>
+            <w:pPr>
+              <w:pStyle w:val="Compact"/>
+            </w:pPr>
+            <w:r>
+              <w:t xml:space="preserve">POST</w:t>
+            </w:r>
+          </w:p>
+        </w:tc>
+        <w:tc>
+          <w:tcPr/>
+          <w:p>
+            <w:pPr>
+              <w:pStyle w:val="Compact"/>
+            </w:pPr>
+            <w:r>
+              <w:rPr>
+                <w:rStyle w:val="VerbatimChar"/>
+              </w:rPr>
+              <w:t xml:space="preserve">/api/public/share/:token/reviews/:rid/request-delete</w:t>
+            </w:r>
+          </w:p>
+        </w:tc>
+        <w:tc>
+          <w:tcPr/>
+          <w:p>
+            <w:pPr>
+              <w:pStyle w:val="Compact"/>
+            </w:pPr>
+            <w:r>
+              <w:rPr>
+                <w:rFonts w:hint="eastAsia"/>
+              </w:rPr>
+              <w:t xml:space="preserve">必填</w:t>
+            </w:r>
+            <w:r>
+              <w:t xml:space="preserve"> authorName, </w:t>
+            </w:r>
+            <w:r>
+              <w:rPr>
+                <w:rFonts w:hint="eastAsia"/>
+              </w:rPr>
+              <w:t xml:space="preserve">校验匹配后请求删除</w:t>
+            </w:r>
+          </w:p>
+        </w:tc>
+      </w:tr>
+      <w:tr>
+        <w:tc>
+          <w:tcPr/>
+          <w:p>
+            <w:pPr>
+              <w:pStyle w:val="Compact"/>
+            </w:pPr>
+            <w:r>
+              <w:t xml:space="preserve">POST</w:t>
+            </w:r>
+          </w:p>
+        </w:tc>
+        <w:tc>
+          <w:tcPr/>
+          <w:p>
+            <w:pPr>
+              <w:pStyle w:val="Compact"/>
+            </w:pPr>
+            <w:r>
+              <w:rPr>
+                <w:rStyle w:val="VerbatimChar"/>
+              </w:rPr>
+              <w:t xml:space="preserve">/api/public/share/:token/reviews/:rid/vote</w:t>
+            </w:r>
+          </w:p>
+        </w:tc>
+        <w:tc>
+          <w:tcPr/>
+          <w:p>
+            <w:pPr>
+              <w:pStyle w:val="Compact"/>
+            </w:pPr>
+            <w:r>
+              <w:rPr>
+                <w:rFonts w:hint="eastAsia"/>
+              </w:rPr>
+              <w:t xml:space="preserve">公开投票</w:t>
+            </w:r>
+            <w:r>
+              <w:t xml:space="preserve"> </w:t>
+            </w:r>
+            <w:r>
+              <w:rPr>
+                <w:rStyle w:val="VerbatimChar"/>
+              </w:rPr>
+              <w:t xml:space="preserve">{ value, prevValue }</w:t>
+            </w:r>
+            <w:r>
+              <w:rPr>
+                <w:rFonts w:hint="eastAsia"/>
+              </w:rPr>
+              <w:t xml:space="preserve">(用</w:t>
+            </w:r>
+            <w:r>
+              <w:t xml:space="preserve"> prevValue </w:t>
+            </w:r>
+            <w:r>
+              <w:rPr>
+                <w:rFonts w:hint="eastAsia"/>
+              </w:rPr>
+              <w:t xml:space="preserve">算</w:t>
+            </w:r>
+            <w:r>
+              <w:t xml:space="preserve"> delta, </w:t>
+            </w:r>
+            <w:r>
+              <w:rPr>
+                <w:rFonts w:hint="eastAsia"/>
+              </w:rPr>
+              <w:t xml:space="preserve">前端</w:t>
+            </w:r>
+            <w:r>
+              <w:t xml:space="preserve"> localStorage </w:t>
+            </w:r>
+            <w:r>
+              <w:rPr>
+                <w:rFonts w:hint="eastAsia"/>
+              </w:rPr>
+              <w:t xml:space="preserve">限制)</w:t>
+            </w:r>
+          </w:p>
+        </w:tc>
+      </w:tr>
+      <w:tr>
+        <w:tc>
+          <w:tcPr/>
+          <w:p>
+            <w:pPr>
+              <w:pStyle w:val="Compact"/>
+            </w:pPr>
+            <w:r>
+              <w:t xml:space="preserve">GET</w:t>
+            </w:r>
+          </w:p>
+        </w:tc>
+        <w:tc>
+          <w:tcPr/>
+          <w:p>
+            <w:pPr>
+              <w:pStyle w:val="Compact"/>
+            </w:pPr>
+            <w:r>
+              <w:rPr>
+                <w:rStyle w:val="VerbatimChar"/>
+              </w:rPr>
+              <w:t xml:space="preserve">/api/public/share/:token/reviews/:rid/voters</w:t>
+            </w:r>
+          </w:p>
+        </w:tc>
+        <w:tc>
+          <w:tcPr/>
+          <w:p>
+            <w:pPr>
+              <w:pStyle w:val="Compact"/>
+            </w:pPr>
+            <w:r>
+              <w:rPr>
+                <w:rFonts w:hint="eastAsia"/>
+              </w:rPr>
+              <w:t xml:space="preserve">投票者名单(仅返回</w:t>
+            </w:r>
+            <w:r>
+              <w:t xml:space="preserve"> name+role)</w:t>
+            </w:r>
+          </w:p>
+        </w:tc>
+      </w:tr>
+      <w:tr>
+        <w:tc>
+          <w:tcPr/>
+          <w:p>
+            <w:pPr>
+              <w:pStyle w:val="Compact"/>
+            </w:pPr>
+            <w:r>
+              <w:t xml:space="preserve">POST</w:t>
+            </w:r>
+          </w:p>
+        </w:tc>
+        <w:tc>
+          <w:tcPr/>
+          <w:p>
+            <w:pPr>
+              <w:pStyle w:val="Compact"/>
+            </w:pPr>
+            <w:r>
+              <w:rPr>
+                <w:rStyle w:val="VerbatimChar"/>
+              </w:rPr>
+              <w:t xml:space="preserve">/api/public/share/:token/presigned-url</w:t>
+            </w:r>
+          </w:p>
+        </w:tc>
+        <w:tc>
+          <w:tcPr/>
+          <w:p>
+            <w:pPr>
+              <w:pStyle w:val="Compact"/>
+            </w:pPr>
+            <w:r>
+              <w:rPr>
+                <w:rFonts w:hint="eastAsia"/>
+              </w:rPr>
+              <w:t xml:space="preserve">给评价附件上传用(key</w:t>
+            </w:r>
+            <w:r>
+              <w:t xml:space="preserve"> </w:t>
+            </w:r>
+            <w:r>
+              <w:rPr>
+                <w:rFonts w:hint="eastAsia"/>
+              </w:rPr>
+              <w:t xml:space="preserve">限定</w:t>
+            </w:r>
+            <w:r>
+              <w:t xml:space="preserve"> </w:t>
+            </w:r>
+            <w:r>
+              <w:rPr>
+                <w:rStyle w:val="VerbatimChar"/>
+              </w:rPr>
+              <w:t xml:space="preserve">reviews/public/</w:t>
+            </w:r>
+            <w:r>
+              <w:t xml:space="preserve"> </w:t>
+            </w:r>
+            <w:r>
+              <w:rPr>
+                <w:rFonts w:hint="eastAsia"/>
+              </w:rPr>
+              <w:t xml:space="preserve">前缀)</w:t>
+            </w:r>
+          </w:p>
+        </w:tc>
+      </w:tr>
+      <w:tr>
+        <w:tc>
+          <w:tcPr/>
+          <w:p>
+            <w:pPr>
+              <w:pStyle w:val="Compact"/>
+            </w:pPr>
+            <w:r>
+              <w:t xml:space="preserve">POST</w:t>
+            </w:r>
+          </w:p>
+        </w:tc>
+        <w:tc>
+          <w:tcPr/>
+          <w:p>
+            <w:pPr>
+              <w:pStyle w:val="Compact"/>
+            </w:pPr>
+            <w:r>
+              <w:rPr>
+                <w:rStyle w:val="VerbatimChar"/>
+              </w:rPr>
+              <w:t xml:space="preserve">/api/public/share/:token/signed-get-url</w:t>
+            </w:r>
+          </w:p>
+        </w:tc>
+        <w:tc>
+          <w:tcPr/>
+          <w:p>
+            <w:pPr>
+              <w:pStyle w:val="Compact"/>
+            </w:pPr>
+            <w:r>
+              <w:rPr>
+                <w:rFonts w:hint="eastAsia"/>
+              </w:rPr>
+              <w:t xml:space="preserve">下载附件(key</w:t>
+            </w:r>
+            <w:r>
+              <w:t xml:space="preserve"> </w:t>
+            </w:r>
+            <w:r>
+              <w:rPr>
+                <w:rFonts w:hint="eastAsia"/>
+              </w:rPr>
+              <w:t xml:space="preserve">必须以</w:t>
+            </w:r>
+            <w:r>
+              <w:t xml:space="preserve"> </w:t>
+            </w:r>
+            <w:r>
+              <w:rPr>
+                <w:rStyle w:val="VerbatimChar"/>
+              </w:rPr>
+              <w:t xml:space="preserve">reviews/</w:t>
+            </w:r>
+            <w:r>
+              <w:t xml:space="preserve"> </w:t>
+            </w:r>
+            <w:r>
+              <w:rPr>
+                <w:rFonts w:hint="eastAsia"/>
+              </w:rPr>
+              <w:t xml:space="preserve">开头)</w:t>
+            </w:r>
+          </w:p>
+        </w:tc>
+      </w:tr>
+    </w:tbl>
+    <w:p>
+      <w:pPr>
+        <w:pStyle w:val="BodyText"/>
+      </w:pPr>
+      <w:r>
+        <w:rPr>
+          <w:rFonts w:hint="eastAsia"/>
+        </w:rPr>
+        <w:t xml:space="preserve">错误码同</w:t>
+      </w:r>
+      <w:r>
+        <w:t xml:space="preserve"> 14.5。</w:t>
+      </w:r>
+    </w:p>
+    <w:p>
+      <w:r>
+        <w:pict>
+          <v:rect style="width:0;height:1.5pt" o:hralign="center" o:hrstd="t" o:hr="t"/>
+        </w:pict>
+      </w:r>
+    </w:p>
+    <w:bookmarkEnd w:id="70"/>
+    <w:bookmarkEnd w:id="71"/>
+    <w:bookmarkStart w:id="72" w:name="附录-a-状态字段约定"/>
+    <w:p>
+      <w:pPr>
+        <w:pStyle w:val="Heading1"/>
+      </w:pPr>
+      <w:r>
+        <w:rPr>
+          <w:rFonts w:hint="eastAsia"/>
+        </w:rPr>
+        <w:t xml:space="preserve">附录</w:t>
+      </w:r>
+      <w:r>
+        <w:t xml:space="preserve"> A · </w:t>
+      </w:r>
+      <w:r>
+        <w:rPr>
+          <w:rFonts w:hint="eastAsia"/>
+        </w:rPr>
+        <w:t xml:space="preserve">状态字段约定</w:t>
+      </w:r>
+    </w:p>
+    <w:tbl>
+      <w:tblPr>
+        <w:tblStyle w:val="Table"/>
+        <w:tblW w:type="pct" w:w="5000"/>
+        <w:tblLayout w:type="fixed"/>
+        <w:tblLook w:firstRow="1" w:lastRow="0" w:firstColumn="0" w:lastColumn="0" w:noHBand="0" w:noVBand="0" w:val="0020"/>
+      </w:tblPr>
+      <w:tblGrid>
+        <w:gridCol w:w="2640"/>
+        <w:gridCol w:w="2640"/>
+        <w:gridCol w:w="2640"/>
+      </w:tblGrid>
+      <w:tr>
+        <w:trPr>
+          <w:tblHeader w:val="on"/>
+        </w:trPr>
+        <w:tc>
+          <w:tcPr/>
+          <w:p>
+            <w:pPr>
+              <w:pStyle w:val="Compact"/>
+            </w:pPr>
+            <w:r>
+              <w:rPr>
+                <w:rFonts w:hint="eastAsia"/>
+              </w:rPr>
+              <w:t xml:space="preserve">字段</w:t>
+            </w:r>
+          </w:p>
+        </w:tc>
+        <w:tc>
+          <w:tcPr/>
+          <w:p>
+            <w:pPr>
+              <w:pStyle w:val="Compact"/>
+            </w:pPr>
+            <w:r>
+              <w:rPr>
+                <w:rFonts w:hint="eastAsia"/>
+              </w:rPr>
+              <w:t xml:space="preserve">值</w:t>
+            </w:r>
+          </w:p>
+        </w:tc>
+        <w:tc>
+          <w:tcPr/>
+          <w:p>
+            <w:pPr>
+              <w:pStyle w:val="Compact"/>
+            </w:pPr>
+            <w:r>
+              <w:rPr>
+                <w:rFonts w:hint="eastAsia"/>
+              </w:rPr>
+              <w:t xml:space="preserve">用途</w:t>
+            </w:r>
+          </w:p>
+        </w:tc>
+      </w:tr>
+      <w:tr>
+        <w:tc>
+          <w:tcPr/>
+          <w:p>
+            <w:pPr>
+              <w:pStyle w:val="Compact"/>
+            </w:pPr>
+            <w:r>
+              <w:rPr>
+                <w:rStyle w:val="VerbatimChar"/>
+              </w:rPr>
+              <w:t xml:space="preserve">Candidate.status</w:t>
+            </w:r>
+          </w:p>
+        </w:tc>
+        <w:tc>
+          <w:tcPr/>
+          <w:p>
+            <w:pPr>
+              <w:pStyle w:val="Compact"/>
+            </w:pPr>
+            <w:r>
+              <w:rPr>
+                <w:rStyle w:val="VerbatimChar"/>
+                <w:rFonts w:hint="eastAsia"/>
+              </w:rPr>
+              <w:t xml:space="preserve">待筛选</w:t>
+            </w:r>
+            <w:r>
+              <w:t xml:space="preserve"> </w:t>
+            </w:r>
+            <w:r>
+              <w:rPr>
+                <w:rStyle w:val="VerbatimChar"/>
+                <w:rFonts w:hint="eastAsia"/>
+              </w:rPr>
+              <w:t xml:space="preserve">已沟通</w:t>
+            </w:r>
+            <w:r>
+              <w:t xml:space="preserve"> </w:t>
+            </w:r>
+            <w:r>
+              <w:rPr>
+                <w:rStyle w:val="VerbatimChar"/>
+                <w:rFonts w:hint="eastAsia"/>
+              </w:rPr>
+              <w:t xml:space="preserve">初筛中</w:t>
+            </w:r>
+            <w:r>
+              <w:t xml:space="preserve"> </w:t>
+            </w:r>
+            <w:r>
+              <w:rPr>
+                <w:rStyle w:val="VerbatimChar"/>
+                <w:rFonts w:hint="eastAsia"/>
+              </w:rPr>
+              <w:t xml:space="preserve">面试中</w:t>
+            </w:r>
+            <w:r>
+              <w:t xml:space="preserve"> </w:t>
+            </w:r>
+            <w:r>
+              <w:rPr>
+                <w:rStyle w:val="VerbatimChar"/>
+              </w:rPr>
+              <w:t xml:space="preserve">Offer</w:t>
+            </w:r>
+            <w:r>
+              <w:t xml:space="preserve"> </w:t>
+            </w:r>
+            <w:r>
+              <w:rPr>
+                <w:rStyle w:val="VerbatimChar"/>
+                <w:rFonts w:hint="eastAsia"/>
+              </w:rPr>
+              <w:t xml:space="preserve">已入职</w:t>
+            </w:r>
+            <w:r>
+              <w:t xml:space="preserve"> </w:t>
+            </w:r>
+            <w:r>
+              <w:rPr>
+                <w:rStyle w:val="VerbatimChar"/>
+                <w:rFonts w:hint="eastAsia"/>
+              </w:rPr>
+              <w:t xml:space="preserve">已淘汰</w:t>
+            </w:r>
+          </w:p>
+        </w:tc>
+        <w:tc>
+          <w:tcPr/>
+          <w:p>
+            <w:pPr>
+              <w:pStyle w:val="Compact"/>
+            </w:pPr>
+            <w:r>
+              <w:rPr>
+                <w:rFonts w:hint="eastAsia"/>
+              </w:rPr>
+              <w:t xml:space="preserve">进度阶段</w:t>
+            </w:r>
+          </w:p>
+        </w:tc>
+      </w:tr>
+      <w:tr>
+        <w:tc>
+          <w:tcPr/>
+          <w:p>
+            <w:pPr>
+              <w:pStyle w:val="Compact"/>
+            </w:pPr>
+            <w:r>
+              <w:rPr>
+                <w:rStyle w:val="VerbatimChar"/>
+              </w:rPr>
+              <w:t xml:space="preserve">Job.urgency</w:t>
+            </w:r>
+          </w:p>
+        </w:tc>
+        <w:tc>
+          <w:tcPr/>
+          <w:p>
+            <w:pPr>
+              <w:pStyle w:val="Compact"/>
+            </w:pPr>
+            <w:r>
+              <w:rPr>
+                <w:rStyle w:val="VerbatimChar"/>
+              </w:rPr>
+              <w:t xml:space="preserve">high</w:t>
+            </w:r>
+            <w:r>
+              <w:t xml:space="preserve"> </w:t>
+            </w:r>
+            <w:r>
+              <w:rPr>
+                <w:rStyle w:val="VerbatimChar"/>
+              </w:rPr>
+              <w:t xml:space="preserve">mid</w:t>
+            </w:r>
+            <w:r>
+              <w:t xml:space="preserve"> </w:t>
+            </w:r>
+            <w:r>
+              <w:rPr>
+                <w:rStyle w:val="VerbatimChar"/>
+              </w:rPr>
+              <w:t xml:space="preserve">low</w:t>
+            </w:r>
+          </w:p>
+        </w:tc>
+        <w:tc>
+          <w:tcPr/>
+          <w:p>
+            <w:pPr>
+              <w:pStyle w:val="Compact"/>
+            </w:pPr>
+            <w:r>
+              <w:rPr>
+                <w:rFonts w:hint="eastAsia"/>
+              </w:rPr>
+              <w:t xml:space="preserve">紧急度</w:t>
+            </w:r>
+          </w:p>
+        </w:tc>
+      </w:tr>
+      <w:tr>
+        <w:tc>
+          <w:tcPr/>
+          <w:p>
+            <w:pPr>
+              <w:pStyle w:val="Compact"/>
+            </w:pPr>
+            <w:r>
+              <w:rPr>
+                <w:rStyle w:val="VerbatimChar"/>
+              </w:rPr>
+              <w:t xml:space="preserve">Employee.stage</w:t>
+            </w:r>
+          </w:p>
+        </w:tc>
+        <w:tc>
+          <w:tcPr/>
+          <w:p>
+            <w:pPr>
+              <w:pStyle w:val="Compact"/>
+            </w:pPr>
+            <w:r>
+              <w:rPr>
+                <w:rStyle w:val="VerbatimChar"/>
+                <w:rFonts w:hint="eastAsia"/>
+              </w:rPr>
+              <w:t xml:space="preserve">待入职</w:t>
+            </w:r>
+            <w:r>
+              <w:t xml:space="preserve"> </w:t>
+            </w:r>
+            <w:r>
+              <w:rPr>
+                <w:rStyle w:val="VerbatimChar"/>
+                <w:rFonts w:hint="eastAsia"/>
+              </w:rPr>
+              <w:t xml:space="preserve">背调中</w:t>
+            </w:r>
+            <w:r>
+              <w:t xml:space="preserve"> </w:t>
+            </w:r>
+            <w:r>
+              <w:rPr>
+                <w:rStyle w:val="VerbatimChar"/>
+                <w:rFonts w:hint="eastAsia"/>
+              </w:rPr>
+              <w:t xml:space="preserve">已签</w:t>
+            </w:r>
+            <w:r>
+              <w:rPr>
+                <w:rStyle w:val="VerbatimChar"/>
+              </w:rPr>
+              <w:t xml:space="preserve"> Offer</w:t>
+            </w:r>
+            <w:r>
+              <w:t xml:space="preserve"> </w:t>
+            </w:r>
+            <w:r>
+              <w:rPr>
+                <w:rStyle w:val="VerbatimChar"/>
+                <w:rFonts w:hint="eastAsia"/>
+              </w:rPr>
+              <w:t xml:space="preserve">已报到</w:t>
+            </w:r>
+            <w:r>
+              <w:t xml:space="preserve"> </w:t>
+            </w:r>
+            <w:r>
+              <w:rPr>
+                <w:rStyle w:val="VerbatimChar"/>
+                <w:rFonts w:hint="eastAsia"/>
+              </w:rPr>
+              <w:t xml:space="preserve">试用期</w:t>
+            </w:r>
+            <w:r>
+              <w:t xml:space="preserve"> </w:t>
+            </w:r>
+            <w:r>
+              <w:rPr>
+                <w:rStyle w:val="VerbatimChar"/>
+                <w:rFonts w:hint="eastAsia"/>
+              </w:rPr>
+              <w:t xml:space="preserve">已转正</w:t>
+            </w:r>
+            <w:r>
+              <w:t xml:space="preserve"> </w:t>
+            </w:r>
+            <w:r>
+              <w:rPr>
+                <w:rStyle w:val="VerbatimChar"/>
+                <w:rFonts w:hint="eastAsia"/>
+              </w:rPr>
+              <w:t xml:space="preserve">已离职</w:t>
+            </w:r>
+          </w:p>
+        </w:tc>
+        <w:tc>
+          <w:tcPr/>
+          <w:p>
+            <w:pPr>
+              <w:pStyle w:val="Compact"/>
+            </w:pPr>
+            <w:r>
+              <w:rPr>
+                <w:rFonts w:hint="eastAsia"/>
+              </w:rPr>
+              <w:t xml:space="preserve">入职阶段</w:t>
+            </w:r>
+          </w:p>
+        </w:tc>
+      </w:tr>
+      <w:tr>
+        <w:tc>
+          <w:tcPr/>
+          <w:p>
+            <w:pPr>
+              <w:pStyle w:val="Compact"/>
+            </w:pPr>
+            <w:r>
+              <w:rPr>
+                <w:rStyle w:val="VerbatimChar"/>
+              </w:rPr>
+              <w:t xml:space="preserve">Interview.status</w:t>
+            </w:r>
+          </w:p>
+        </w:tc>
+        <w:tc>
+          <w:tcPr/>
+          <w:p>
+            <w:pPr>
+              <w:pStyle w:val="Compact"/>
+            </w:pPr>
+            <w:r>
+              <w:rPr>
+                <w:rStyle w:val="VerbatimChar"/>
+                <w:rFonts w:hint="eastAsia"/>
+              </w:rPr>
+              <w:t xml:space="preserve">已安排</w:t>
+            </w:r>
+            <w:r>
+              <w:t xml:space="preserve"> </w:t>
+            </w:r>
+            <w:r>
+              <w:rPr>
+                <w:rStyle w:val="VerbatimChar"/>
+                <w:rFonts w:hint="eastAsia"/>
+              </w:rPr>
+              <w:t xml:space="preserve">已完成</w:t>
+            </w:r>
+            <w:r>
+              <w:t xml:space="preserve"> </w:t>
+            </w:r>
+            <w:r>
+              <w:rPr>
+                <w:rStyle w:val="VerbatimChar"/>
+                <w:rFonts w:hint="eastAsia"/>
+              </w:rPr>
+              <w:t xml:space="preserve">已取消</w:t>
+            </w:r>
+            <w:r>
+              <w:t xml:space="preserve"> </w:t>
+            </w:r>
+            <w:r>
+              <w:rPr>
+                <w:rStyle w:val="VerbatimChar"/>
+                <w:rFonts w:hint="eastAsia"/>
+              </w:rPr>
+              <w:t xml:space="preserve">已改期</w:t>
+            </w:r>
+          </w:p>
+        </w:tc>
+        <w:tc>
+          <w:tcPr/>
+          <w:p>
+            <w:pPr>
+              <w:pStyle w:val="Compact"/>
+            </w:pPr>
+            <w:r>
+              <w:rPr>
+                <w:rFonts w:hint="eastAsia"/>
+              </w:rPr>
+              <w:t xml:space="preserve">面试状态</w:t>
+            </w:r>
+          </w:p>
+        </w:tc>
+      </w:tr>
+      <w:tr>
+        <w:tc>
+          <w:tcPr/>
+          <w:p>
+            <w:pPr>
+              <w:pStyle w:val="Compact"/>
+            </w:pPr>
+            <w:r>
+              <w:rPr>
+                <w:rStyle w:val="VerbatimChar"/>
+              </w:rPr>
+              <w:t xml:space="preserve">Review.visibility</w:t>
+            </w:r>
+          </w:p>
+        </w:tc>
+        <w:tc>
+          <w:tcPr/>
+          <w:p>
+            <w:pPr>
+              <w:pStyle w:val="Compact"/>
+            </w:pPr>
+            <w:r>
+              <w:rPr>
+                <w:rStyle w:val="VerbatimChar"/>
+              </w:rPr>
+              <w:t xml:space="preserve">public</w:t>
+            </w:r>
+            <w:r>
+              <w:t xml:space="preserve"> </w:t>
+            </w:r>
+            <w:r>
+              <w:rPr>
+                <w:rStyle w:val="VerbatimChar"/>
+              </w:rPr>
+              <w:t xml:space="preserve">internal</w:t>
+            </w:r>
+            <w:r>
+              <w:t xml:space="preserve"> </w:t>
+            </w:r>
+            <w:r>
+              <w:rPr>
+                <w:rStyle w:val="VerbatimChar"/>
+              </w:rPr>
+              <w:t xml:space="preserve">admin</w:t>
+            </w:r>
+          </w:p>
+        </w:tc>
+        <w:tc>
+          <w:tcPr/>
+          <w:p>
+            <w:pPr>
+              <w:pStyle w:val="Compact"/>
+            </w:pPr>
+            <w:r>
+              <w:rPr>
+                <w:rFonts w:hint="eastAsia"/>
+              </w:rPr>
+              <w:t xml:space="preserve">评价可见范围</w:t>
+            </w:r>
+          </w:p>
+        </w:tc>
+      </w:tr>
+      <w:tr>
+        <w:tc>
+          <w:tcPr/>
+          <w:p>
+            <w:pPr>
+              <w:pStyle w:val="Compact"/>
+            </w:pPr>
+            <w:r>
+              <w:rPr>
+                <w:rStyle w:val="VerbatimChar"/>
+              </w:rPr>
+              <w:t xml:space="preserve">Review.stance</w:t>
+            </w:r>
+          </w:p>
+        </w:tc>
+        <w:tc>
+          <w:tcPr/>
+          <w:p>
+            <w:pPr>
+              <w:pStyle w:val="Compact"/>
+            </w:pPr>
+            <w:r>
+              <w:rPr>
+                <w:rStyle w:val="VerbatimChar"/>
+              </w:rPr>
+              <w:t xml:space="preserve">approve</w:t>
+            </w:r>
+            <w:r>
+              <w:t xml:space="preserve"> </w:t>
+            </w:r>
+            <w:r>
+              <w:rPr>
+                <w:rStyle w:val="VerbatimChar"/>
+              </w:rPr>
+              <w:t xml:space="preserve">reject</w:t>
+            </w:r>
+            <w:r>
+              <w:t xml:space="preserve"> </w:t>
+            </w:r>
+            <w:r>
+              <w:rPr>
+                <w:rStyle w:val="VerbatimChar"/>
+              </w:rPr>
+              <w:t xml:space="preserve">null</w:t>
+            </w:r>
+          </w:p>
+        </w:tc>
+        <w:tc>
+          <w:tcPr/>
+          <w:p>
+            <w:pPr>
+              <w:pStyle w:val="Compact"/>
+            </w:pPr>
+            <w:r>
+              <w:rPr>
+                <w:rFonts w:hint="eastAsia"/>
+              </w:rPr>
+              <w:t xml:space="preserve">回复表态</w:t>
+            </w:r>
+          </w:p>
+        </w:tc>
+      </w:tr>
+      <w:tr>
+        <w:tc>
+          <w:tcPr/>
+          <w:p>
+            <w:pPr>
+              <w:pStyle w:val="Compact"/>
+            </w:pPr>
+            <w:r>
+              <w:rPr>
+                <w:rStyle w:val="VerbatimChar"/>
+              </w:rPr>
+              <w:t xml:space="preserve">User.role</w:t>
+            </w:r>
+          </w:p>
+        </w:tc>
+        <w:tc>
+          <w:tcPr/>
+          <w:p>
+            <w:pPr>
+              <w:pStyle w:val="Compact"/>
+            </w:pPr>
+            <w:r>
+              <w:rPr>
+                <w:rStyle w:val="VerbatimChar"/>
+              </w:rPr>
+              <w:t xml:space="preserve">ADMIN</w:t>
+            </w:r>
+            <w:r>
+              <w:t xml:space="preserve"> </w:t>
+            </w:r>
+            <w:r>
+              <w:rPr>
+                <w:rStyle w:val="VerbatimChar"/>
+              </w:rPr>
+              <w:t xml:space="preserve">RECRUITER</w:t>
+            </w:r>
+            <w:r>
+              <w:t xml:space="preserve"> </w:t>
+            </w:r>
+            <w:r>
+              <w:rPr>
+                <w:rStyle w:val="VerbatimChar"/>
+              </w:rPr>
+              <w:t xml:space="preserve">VIEWER</w:t>
+            </w:r>
+          </w:p>
+        </w:tc>
+        <w:tc>
+          <w:tcPr/>
+          <w:p>
+            <w:pPr>
+              <w:pStyle w:val="Compact"/>
+            </w:pPr>
+            <w:r>
+              <w:rPr>
+                <w:rFonts w:hint="eastAsia"/>
+              </w:rPr>
+              <w:t xml:space="preserve">系统角色</w:t>
+            </w:r>
+          </w:p>
+        </w:tc>
+      </w:tr>
+    </w:tbl>
+    <w:bookmarkEnd w:id="72"/>
+    <w:bookmarkStart w:id="73" w:name="附录-b-错误码总览"/>
+    <w:p>
+      <w:pPr>
+        <w:pStyle w:val="Heading1"/>
+      </w:pPr>
+      <w:r>
+        <w:rPr>
+          <w:rFonts w:hint="eastAsia"/>
+        </w:rPr>
+        <w:t xml:space="preserve">附录</w:t>
+      </w:r>
+      <w:r>
+        <w:t xml:space="preserve"> B · </w:t>
+      </w:r>
+      <w:r>
+        <w:rPr>
+          <w:rFonts w:hint="eastAsia"/>
+        </w:rPr>
+        <w:t xml:space="preserve">错误码总览</w:t>
+      </w:r>
+    </w:p>
+    <w:tbl>
+      <w:tblPr>
+        <w:tblStyle w:val="Table"/>
+        <w:tblW w:type="pct" w:w="5000"/>
+        <w:tblLayout w:type="fixed"/>
+        <w:tblLook w:firstRow="1" w:lastRow="0" w:firstColumn="0" w:lastColumn="0" w:noHBand="0" w:noVBand="0" w:val="0020"/>
+      </w:tblPr>
+      <w:tblGrid>
+        <w:gridCol w:w="1760"/>
+        <w:gridCol w:w="3520"/>
+        <w:gridCol w:w="2640"/>
+      </w:tblGrid>
+      <w:tr>
+        <w:trPr>
+          <w:tblHeader w:val="on"/>
+        </w:trPr>
+        <w:tc>
+          <w:tcPr/>
+          <w:p>
+            <w:pPr>
+              <w:pStyle w:val="Compact"/>
+            </w:pPr>
+            <w:r>
+              <w:t xml:space="preserve">HTTP</w:t>
+            </w:r>
+          </w:p>
+        </w:tc>
+        <w:tc>
+          <w:tcPr/>
+          <w:p>
+            <w:pPr>
+              <w:pStyle w:val="Compact"/>
+            </w:pPr>
+            <w:r>
+              <w:t xml:space="preserve">error code</w:t>
+            </w:r>
+          </w:p>
+        </w:tc>
+        <w:tc>
+          <w:tcPr/>
+          <w:p>
+            <w:pPr>
+              <w:pStyle w:val="Compact"/>
+            </w:pPr>
+            <w:r>
+              <w:rPr>
+                <w:rFonts w:hint="eastAsia"/>
+              </w:rPr>
+              <w:t xml:space="preserve">出现场景</w:t>
+            </w:r>
+          </w:p>
+        </w:tc>
+      </w:tr>
+      <w:tr>
+        <w:tc>
+          <w:tcPr/>
+          <w:p>
+            <w:pPr>
+              <w:pStyle w:val="Compact"/>
+            </w:pPr>
+            <w:r>
+              <w:t xml:space="preserve">400</w:t>
+            </w:r>
+          </w:p>
+        </w:tc>
+        <w:tc>
+          <w:tcPr/>
+          <w:p>
+            <w:pPr>
+              <w:pStyle w:val="Compact"/>
+            </w:pPr>
+            <w:r>
+              <w:rPr>
+                <w:rStyle w:val="VerbatimChar"/>
+              </w:rPr>
+              <w:t xml:space="preserve">request_error</w:t>
+            </w:r>
+          </w:p>
+        </w:tc>
+        <w:tc>
+          <w:tcPr/>
+          <w:p>
+            <w:pPr>
+              <w:pStyle w:val="Compact"/>
+            </w:pPr>
+            <w:r>
+              <w:rPr>
+                <w:rFonts w:hint="eastAsia"/>
+              </w:rPr>
+              <w:t xml:space="preserve">入参校验失败</w:t>
+            </w:r>
+          </w:p>
+        </w:tc>
+      </w:tr>
+      <w:tr>
+        <w:tc>
+          <w:tcPr/>
+          <w:p>
+            <w:pPr>
+              <w:pStyle w:val="Compact"/>
+            </w:pPr>
+            <w:r>
+              <w:t xml:space="preserve">400</w:t>
+            </w:r>
+          </w:p>
+        </w:tc>
+        <w:tc>
+          <w:tcPr/>
+          <w:p>
+            <w:pPr>
+              <w:pStyle w:val="Compact"/>
+            </w:pPr>
+            <w:r>
+              <w:rPr>
+                <w:rStyle w:val="VerbatimChar"/>
+              </w:rPr>
+              <w:t xml:space="preserve">bad_parent</w:t>
+            </w:r>
+          </w:p>
+        </w:tc>
+        <w:tc>
+          <w:tcPr/>
+          <w:p>
+            <w:pPr>
+              <w:pStyle w:val="Compact"/>
+            </w:pPr>
+            <w:r>
+              <w:rPr>
+                <w:rFonts w:hint="eastAsia"/>
+              </w:rPr>
+              <w:t xml:space="preserve">回复指向的</w:t>
+            </w:r>
+            <w:r>
+              <w:t xml:space="preserve"> parent </w:t>
+            </w:r>
+            <w:r>
+              <w:rPr>
+                <w:rFonts w:hint="eastAsia"/>
+              </w:rPr>
+              <w:t xml:space="preserve">不存在</w:t>
+            </w:r>
+            <w:r>
+              <w:t xml:space="preserve"> / </w:t>
+            </w:r>
+            <w:r>
+              <w:rPr>
+                <w:rFonts w:hint="eastAsia"/>
+              </w:rPr>
+              <w:t xml:space="preserve">不在同</w:t>
+            </w:r>
+            <w:r>
+              <w:t xml:space="preserve"> candidate</w:t>
+            </w:r>
+          </w:p>
+        </w:tc>
+      </w:tr>
+      <w:tr>
+        <w:tc>
+          <w:tcPr/>
+          <w:p>
+            <w:pPr>
+              <w:pStyle w:val="Compact"/>
+            </w:pPr>
+            <w:r>
+              <w:t xml:space="preserve">400</w:t>
+            </w:r>
+          </w:p>
+        </w:tc>
+        <w:tc>
+          <w:tcPr/>
+          <w:p>
+            <w:pPr>
+              <w:pStyle w:val="Compact"/>
+            </w:pPr>
+            <w:r>
+              <w:rPr>
+                <w:rStyle w:val="VerbatimChar"/>
+              </w:rPr>
+              <w:t xml:space="preserve">nested_reply_not_allowed</w:t>
+            </w:r>
+          </w:p>
+        </w:tc>
+        <w:tc>
+          <w:tcPr/>
+          <w:p>
+            <w:pPr>
+              <w:pStyle w:val="Compact"/>
+            </w:pPr>
+            <w:r>
+              <w:rPr>
+                <w:rFonts w:hint="eastAsia"/>
+              </w:rPr>
+              <w:t xml:space="preserve">试图回复回复(只允许</w:t>
+            </w:r>
+            <w:r>
+              <w:t xml:space="preserve"> 1 </w:t>
+            </w:r>
+            <w:r>
+              <w:rPr>
+                <w:rFonts w:hint="eastAsia"/>
+              </w:rPr>
+              <w:t xml:space="preserve">级)</w:t>
+            </w:r>
+          </w:p>
+        </w:tc>
+      </w:tr>
+      <w:tr>
+        <w:tc>
+          <w:tcPr/>
+          <w:p>
+            <w:pPr>
+              <w:pStyle w:val="Compact"/>
+            </w:pPr>
+            <w:r>
+              <w:t xml:space="preserve">400</w:t>
+            </w:r>
+          </w:p>
+        </w:tc>
+        <w:tc>
+          <w:tcPr/>
+          <w:p>
+            <w:pPr>
+              <w:pStyle w:val="Compact"/>
+            </w:pPr>
+            <w:r>
+              <w:rPr>
+                <w:rStyle w:val="VerbatimChar"/>
+              </w:rPr>
+              <w:t xml:space="preserve">bad_reference_ids</w:t>
+            </w:r>
+          </w:p>
+        </w:tc>
+        <w:tc>
+          <w:tcPr/>
+          <w:p>
+            <w:pPr>
+              <w:pStyle w:val="Compact"/>
+            </w:pPr>
+            <w:r>
+              <w:rPr>
+                <w:rFonts w:hint="eastAsia"/>
+              </w:rPr>
+              <w:t xml:space="preserve">批量引用</w:t>
+            </w:r>
+            <w:r>
+              <w:t xml:space="preserve"> id </w:t>
+            </w:r>
+            <w:r>
+              <w:rPr>
+                <w:rFonts w:hint="eastAsia"/>
+              </w:rPr>
+              <w:t xml:space="preserve">部分无效</w:t>
+            </w:r>
+          </w:p>
+        </w:tc>
+      </w:tr>
+      <w:tr>
+        <w:tc>
+          <w:tcPr/>
+          <w:p>
+            <w:pPr>
+              <w:pStyle w:val="Compact"/>
+            </w:pPr>
+            <w:r>
+              <w:t xml:space="preserve">400</w:t>
+            </w:r>
+          </w:p>
+        </w:tc>
+        <w:tc>
+          <w:tcPr/>
+          <w:p>
+            <w:pPr>
+              <w:pStyle w:val="Compact"/>
+            </w:pPr>
+            <w:r>
+              <w:rPr>
+                <w:rStyle w:val="VerbatimChar"/>
+              </w:rPr>
+              <w:t xml:space="preserve">attachments_too_large</w:t>
+            </w:r>
+          </w:p>
+        </w:tc>
+        <w:tc>
+          <w:tcPr/>
+          <w:p>
+            <w:pPr>
+              <w:pStyle w:val="Compact"/>
+            </w:pPr>
+            <w:r>
+              <w:rPr>
+                <w:rFonts w:hint="eastAsia"/>
+              </w:rPr>
+              <w:t xml:space="preserve">评价附件总和</w:t>
+            </w:r>
+            <w:r>
+              <w:t xml:space="preserve"> &gt; 30MB</w:t>
+            </w:r>
+          </w:p>
+        </w:tc>
+      </w:tr>
+      <w:tr>
+        <w:tc>
+          <w:tcPr/>
+          <w:p>
+            <w:pPr>
+              <w:pStyle w:val="Compact"/>
+            </w:pPr>
+            <w:r>
+              <w:t xml:space="preserve">400</w:t>
+            </w:r>
+          </w:p>
+        </w:tc>
+        <w:tc>
+          <w:tcPr/>
+          <w:p>
+            <w:pPr>
+              <w:pStyle w:val="Compact"/>
+            </w:pPr>
+            <w:r>
+              <w:rPr>
+                <w:rStyle w:val="VerbatimChar"/>
+              </w:rPr>
+              <w:t xml:space="preserve">unsupported_type</w:t>
+            </w:r>
+          </w:p>
+        </w:tc>
+        <w:tc>
+          <w:tcPr/>
+          <w:p>
+            <w:pPr>
+              <w:pStyle w:val="Compact"/>
+            </w:pPr>
+            <w:r>
+              <w:rPr>
+                <w:rFonts w:hint="eastAsia"/>
+              </w:rPr>
+              <w:t xml:space="preserve">上传的</w:t>
+            </w:r>
+            <w:r>
+              <w:t xml:space="preserve"> contentType </w:t>
+            </w:r>
+            <w:r>
+              <w:rPr>
+                <w:rFonts w:hint="eastAsia"/>
+              </w:rPr>
+              <w:t xml:space="preserve">不在白名单</w:t>
+            </w:r>
+          </w:p>
+        </w:tc>
+      </w:tr>
+      <w:tr>
+        <w:tc>
+          <w:tcPr/>
+          <w:p>
+            <w:pPr>
+              <w:pStyle w:val="Compact"/>
+            </w:pPr>
+            <w:r>
+              <w:t xml:space="preserve">400</w:t>
+            </w:r>
+          </w:p>
+        </w:tc>
+        <w:tc>
+          <w:tcPr/>
+          <w:p>
+            <w:pPr>
+              <w:pStyle w:val="Compact"/>
+            </w:pPr>
+            <w:r>
+              <w:rPr>
+                <w:rStyle w:val="VerbatimChar"/>
+              </w:rPr>
+              <w:t xml:space="preserve">duration_out_of_range</w:t>
+            </w:r>
+          </w:p>
+        </w:tc>
+        <w:tc>
+          <w:tcPr/>
+          <w:p>
+            <w:pPr>
+              <w:pStyle w:val="Compact"/>
+            </w:pPr>
+            <w:r>
+              <w:t xml:space="preserve">ShareLink </w:t>
+            </w:r>
+            <w:r>
+              <w:rPr>
+                <w:rFonts w:hint="eastAsia"/>
+              </w:rPr>
+              <w:t xml:space="preserve">自定义有效期不在</w:t>
+            </w:r>
+            <w:r>
+              <w:t xml:space="preserve"> 60s-30d</w:t>
+            </w:r>
+          </w:p>
+        </w:tc>
+      </w:tr>
+      <w:tr>
+        <w:tc>
+          <w:tcPr/>
+          <w:p>
+            <w:pPr>
+              <w:pStyle w:val="Compact"/>
+            </w:pPr>
+            <w:r>
+              <w:t xml:space="preserve">400</w:t>
+            </w:r>
+          </w:p>
+        </w:tc>
+        <w:tc>
+          <w:tcPr/>
+          <w:p>
+            <w:pPr>
+              <w:pStyle w:val="Compact"/>
+            </w:pPr>
+            <w:r>
+              <w:rPr>
+                <w:rStyle w:val="VerbatimChar"/>
+              </w:rPr>
+              <w:t xml:space="preserve">bad_key</w:t>
+            </w:r>
+          </w:p>
+        </w:tc>
+        <w:tc>
+          <w:tcPr/>
+          <w:p>
+            <w:pPr>
+              <w:pStyle w:val="Compact"/>
+            </w:pPr>
+            <w:r>
+              <w:t xml:space="preserve">R2 signed-url </w:t>
+            </w:r>
+            <w:r>
+              <w:rPr>
+                <w:rFonts w:hint="eastAsia"/>
+              </w:rPr>
+              <w:t xml:space="preserve">的</w:t>
+            </w:r>
+            <w:r>
+              <w:t xml:space="preserve"> key </w:t>
+            </w:r>
+            <w:r>
+              <w:rPr>
+                <w:rFonts w:hint="eastAsia"/>
+              </w:rPr>
+              <w:t xml:space="preserve">越权前缀</w:t>
+            </w:r>
+          </w:p>
+        </w:tc>
+      </w:tr>
+      <w:tr>
+        <w:tc>
+          <w:tcPr/>
+          <w:p>
+            <w:pPr>
+              <w:pStyle w:val="Compact"/>
+            </w:pPr>
+            <w:r>
+              <w:t xml:space="preserve">401</w:t>
+            </w:r>
+          </w:p>
+        </w:tc>
+        <w:tc>
+          <w:tcPr/>
+          <w:p>
+            <w:pPr>
+              <w:pStyle w:val="Compact"/>
+            </w:pPr>
+            <w:r>
+              <w:rPr>
+                <w:rStyle w:val="VerbatimChar"/>
+              </w:rPr>
+              <w:t xml:space="preserve">unauthorized</w:t>
+            </w:r>
+          </w:p>
+        </w:tc>
+        <w:tc>
+          <w:tcPr/>
+          <w:p>
+            <w:pPr>
+              <w:pStyle w:val="Compact"/>
+            </w:pPr>
+            <w:r>
+              <w:rPr>
+                <w:rFonts w:hint="eastAsia"/>
+              </w:rPr>
+              <w:t xml:space="preserve">缺少/过期</w:t>
+            </w:r>
+            <w:r>
+              <w:t xml:space="preserve"> JWT</w:t>
+            </w:r>
+          </w:p>
+        </w:tc>
+      </w:tr>
+      <w:tr>
+        <w:tc>
+          <w:tcPr/>
+          <w:p>
+            <w:pPr>
+              <w:pStyle w:val="Compact"/>
+            </w:pPr>
+            <w:r>
+              <w:t xml:space="preserve">403</w:t>
+            </w:r>
+          </w:p>
+        </w:tc>
+        <w:tc>
+          <w:tcPr/>
+          <w:p>
+            <w:pPr>
+              <w:pStyle w:val="Compact"/>
+            </w:pPr>
+            <w:r>
+              <w:rPr>
+                <w:rStyle w:val="VerbatimChar"/>
+              </w:rPr>
+              <w:t xml:space="preserve">forbidden</w:t>
+            </w:r>
+            <w:r>
+              <w:t xml:space="preserve"> </w:t>
+            </w:r>
+            <w:r>
+              <w:t xml:space="preserve">/</w:t>
+            </w:r>
+            <w:r>
+              <w:t xml:space="preserve"> </w:t>
+            </w:r>
+            <w:r>
+              <w:rPr>
+                <w:rStyle w:val="VerbatimChar"/>
+              </w:rPr>
+              <w:t xml:space="preserve">admin_only</w:t>
+            </w:r>
+            <w:r>
+              <w:t xml:space="preserve"> </w:t>
+            </w:r>
+            <w:r>
+              <w:t xml:space="preserve">/</w:t>
+            </w:r>
+            <w:r>
+              <w:t xml:space="preserve"> </w:t>
+            </w:r>
+            <w:r>
+              <w:rPr>
+                <w:rStyle w:val="VerbatimChar"/>
+              </w:rPr>
+              <w:t xml:space="preserve">name_mismatch</w:t>
+            </w:r>
+          </w:p>
+        </w:tc>
+        <w:tc>
+          <w:tcPr/>
+          <w:p>
+            <w:pPr>
+              <w:pStyle w:val="Compact"/>
+            </w:pPr>
+            <w:r>
+              <w:rPr>
+                <w:rFonts w:hint="eastAsia"/>
+              </w:rPr>
+              <w:t xml:space="preserve">越权</w:t>
+            </w:r>
+          </w:p>
+        </w:tc>
+      </w:tr>
+      <w:tr>
+        <w:tc>
+          <w:tcPr/>
+          <w:p>
+            <w:pPr>
+              <w:pStyle w:val="Compact"/>
+            </w:pPr>
+            <w:r>
+              <w:t xml:space="preserve">404</w:t>
+            </w:r>
+          </w:p>
+        </w:tc>
+        <w:tc>
+          <w:tcPr/>
+          <w:p>
+            <w:pPr>
+              <w:pStyle w:val="Compact"/>
+            </w:pPr>
+            <w:r>
+              <w:rPr>
+                <w:rStyle w:val="VerbatimChar"/>
+              </w:rPr>
+              <w:t xml:space="preserve">not_found</w:t>
+            </w:r>
+            <w:r>
+              <w:t xml:space="preserve"> </w:t>
+            </w:r>
+            <w:r>
+              <w:t xml:space="preserve">/</w:t>
+            </w:r>
+            <w:r>
+              <w:t xml:space="preserve"> </w:t>
+            </w:r>
+            <w:r>
+              <w:rPr>
+                <w:rStyle w:val="VerbatimChar"/>
+              </w:rPr>
+              <w:t xml:space="preserve">share_not_found</w:t>
+            </w:r>
+            <w:r>
+              <w:t xml:space="preserve"> </w:t>
+            </w:r>
+            <w:r>
+              <w:t xml:space="preserve">/</w:t>
+            </w:r>
+            <w:r>
+              <w:t xml:space="preserve"> </w:t>
+            </w:r>
+            <w:r>
+              <w:rPr>
+                <w:rStyle w:val="VerbatimChar"/>
+              </w:rPr>
+              <w:t xml:space="preserve">candidate_not_found</w:t>
+            </w:r>
+          </w:p>
+        </w:tc>
+        <w:tc>
+          <w:tcPr/>
+          <w:p>
+            <w:pPr>
+              <w:pStyle w:val="Compact"/>
+            </w:pPr>
+            <w:r>
+              <w:rPr>
+                <w:rFonts w:hint="eastAsia"/>
+              </w:rPr>
+              <w:t xml:space="preserve">资源不存在</w:t>
+            </w:r>
+          </w:p>
+        </w:tc>
+      </w:tr>
+      <w:tr>
+        <w:tc>
+          <w:tcPr/>
+          <w:p>
+            <w:pPr>
+              <w:pStyle w:val="Compact"/>
+            </w:pPr>
+            <w:r>
+              <w:t xml:space="preserve">410</w:t>
+            </w:r>
+          </w:p>
+        </w:tc>
+        <w:tc>
+          <w:tcPr/>
+          <w:p>
+            <w:pPr>
+              <w:pStyle w:val="Compact"/>
+            </w:pPr>
+            <w:r>
+              <w:rPr>
+                <w:rStyle w:val="VerbatimChar"/>
+              </w:rPr>
+              <w:t xml:space="preserve">share_expired</w:t>
+            </w:r>
+            <w:r>
+              <w:t xml:space="preserve"> </w:t>
+            </w:r>
+            <w:r>
+              <w:t xml:space="preserve">/</w:t>
+            </w:r>
+            <w:r>
+              <w:t xml:space="preserve"> </w:t>
+            </w:r>
+            <w:r>
+              <w:rPr>
+                <w:rStyle w:val="VerbatimChar"/>
+              </w:rPr>
+              <w:t xml:space="preserve">share_quota_exceeded</w:t>
+            </w:r>
+          </w:p>
+        </w:tc>
+        <w:tc>
+          <w:tcPr/>
+          <w:p>
+            <w:pPr>
+              <w:pStyle w:val="Compact"/>
+            </w:pPr>
+            <w:r>
+              <w:t xml:space="preserve">ShareLink </w:t>
+            </w:r>
+            <w:r>
+              <w:rPr>
+                <w:rFonts w:hint="eastAsia"/>
+              </w:rPr>
+              <w:t xml:space="preserve">过期或耗尽</w:t>
+            </w:r>
+          </w:p>
+        </w:tc>
+      </w:tr>
+      <w:tr>
+        <w:tc>
+          <w:tcPr/>
+          <w:p>
+            <w:pPr>
+              <w:pStyle w:val="Compact"/>
+            </w:pPr>
+            <w:r>
+              <w:t xml:space="preserve">422</w:t>
+            </w:r>
+          </w:p>
+        </w:tc>
+        <w:tc>
+          <w:tcPr/>
+          <w:p>
+            <w:pPr>
+              <w:pStyle w:val="Compact"/>
+            </w:pPr>
+            <w:r>
+              <w:rPr>
+                <w:rStyle w:val="VerbatimChar"/>
+              </w:rPr>
+              <w:t xml:space="preserve">kimi_error</w:t>
+            </w:r>
+          </w:p>
+        </w:tc>
+        <w:tc>
+          <w:tcPr/>
+          <w:p>
+            <w:pPr>
+              <w:pStyle w:val="Compact"/>
+            </w:pPr>
+            <w:r>
+              <w:t xml:space="preserve">Kimi </w:t>
+            </w:r>
+            <w:r>
+              <w:rPr>
+                <w:rFonts w:hint="eastAsia"/>
+              </w:rPr>
+              <w:t xml:space="preserve">上游返回错误</w:t>
+            </w:r>
+          </w:p>
+        </w:tc>
+      </w:tr>
+      <w:tr>
+        <w:tc>
+          <w:tcPr/>
+          <w:p>
+            <w:pPr>
+              <w:pStyle w:val="Compact"/>
+            </w:pPr>
+            <w:r>
+              <w:t xml:space="preserve">503</w:t>
+            </w:r>
+          </w:p>
+        </w:tc>
+        <w:tc>
+          <w:tcPr/>
+          <w:p>
+            <w:pPr>
+              <w:pStyle w:val="Compact"/>
+            </w:pPr>
+            <w:r>
+              <w:rPr>
+                <w:rStyle w:val="VerbatimChar"/>
+              </w:rPr>
+              <w:t xml:space="preserve">kimi_not_configured</w:t>
+            </w:r>
+            <w:r>
+              <w:t xml:space="preserve"> </w:t>
+            </w:r>
+            <w:r>
+              <w:t xml:space="preserve">/</w:t>
+            </w:r>
+            <w:r>
+              <w:t xml:space="preserve"> </w:t>
+            </w:r>
+            <w:r>
+              <w:rPr>
+                <w:rStyle w:val="VerbatimChar"/>
+              </w:rPr>
+              <w:t xml:space="preserve">r2_not_configured</w:t>
+            </w:r>
+          </w:p>
+        </w:tc>
+        <w:tc>
+          <w:tcPr/>
+          <w:p>
+            <w:pPr>
+              <w:pStyle w:val="Compact"/>
+            </w:pPr>
+            <w:r>
+              <w:rPr>
+                <w:rFonts w:hint="eastAsia"/>
+              </w:rPr>
+              <w:t xml:space="preserve">后端依赖未配置</w:t>
+            </w:r>
+          </w:p>
+        </w:tc>
+      </w:tr>
+    </w:tbl>
+    <w:bookmarkEnd w:id="73"/>
     <w:sectPr>
       <w:footnotePr>
         <w:numRestart w:val="eachSect"/>
